--- a/云开发控制台操作指南.docx
+++ b/云开发控制台操作指南.docx
@@ -258,6 +258,46 @@
                 <w:sz w:val="19"/>
               </w:rPr>
               <w:t>小程序端不直接读写数据库；一切写操作都经云函数 data 完成，控制台只用于初始化、审核、提权、赛季重置与救急</w:t>
+            </w:r>
+          </w:p>
+        </w:tc>
+      </w:tr>
+      <w:tr>
+        <w:tc>
+          <w:tcPr>
+            <w:tcW w:type="dxa" w:w="1701"/>
+          </w:tcPr>
+          <w:p>
+            <w:pPr>
+              <w:spacing w:line="276" w:lineRule="auto"/>
+            </w:pPr>
+            <w:r/>
+            <w:r>
+              <w:rPr>
+                <w:rFonts w:ascii="Times New Roman" w:hAnsi="Times New Roman" w:eastAsia="宋体"/>
+                <w:b w:val="0"/>
+                <w:sz w:val="19"/>
+              </w:rPr>
+              <w:t>集合规模</w:t>
+            </w:r>
+          </w:p>
+        </w:tc>
+        <w:tc>
+          <w:tcPr>
+            <w:tcW w:type="dxa" w:w="7483"/>
+          </w:tcPr>
+          <w:p>
+            <w:pPr>
+              <w:spacing w:line="276" w:lineRule="auto"/>
+            </w:pPr>
+            <w:r/>
+            <w:r>
+              <w:rPr>
+                <w:rFonts w:ascii="Times New Roman" w:hAnsi="Times New Roman" w:eastAsia="宋体"/>
+                <w:b w:val="0"/>
+                <w:sz w:val="19"/>
+              </w:rPr>
+              <w:t>个人赛 7 个 + 学院赛 4 个（college_events / college_entries / ties / lineups）；学院赛与个人赛互不共用集合</w:t>
             </w:r>
           </w:p>
         </w:tc>
@@ -734,7 +774,20 @@
           <w:b w:val="0"/>
           <w:sz w:val="21"/>
         </w:rPr>
-        <w:t>环境里一共有 7 个业务集合。名称必须与下表完全一致（区分大小写与下划线）。</w:t>
+        <w:t>环境里一共有 11 个业务集合：个人赛 7 个、学院赛 4 个。名称必须与下表完全一致（区分大小写与下划线）。</w:t>
+      </w:r>
+    </w:p>
+    <w:p>
+      <w:pPr>
+        <w:spacing w:after="80" w:line="300" w:lineRule="auto"/>
+      </w:pPr>
+      <w:r>
+        <w:rPr>
+          <w:rFonts w:ascii="Times New Roman" w:hAnsi="Times New Roman" w:eastAsia="宋体"/>
+          <w:b/>
+          <w:sz w:val="21"/>
+        </w:rPr>
+        <w:t>个人赛集合：</w:t>
       </w:r>
     </w:p>
     <w:tbl>
@@ -909,7 +962,7 @@
                 <w:b w:val="0"/>
                 <w:sz w:val="19"/>
               </w:rPr>
-              <w:t>openId、nickName、realName、gender('M'/'F')、role(0/1/2)、status(0/1/2/3)、initialElo、joinDate</w:t>
+              <w:t>openId、nickName、realName、gender('M'/'F')、role(0/1/2)、status(0/1/2/3)、initialElo、joinDate、college</w:t>
             </w:r>
           </w:p>
         </w:tc>
@@ -949,7 +1002,7 @@
                 <w:b w:val="0"/>
                 <w:sz w:val="19"/>
               </w:rPr>
-              <w:t>比赛流水，等级分的唯一来源</w:t>
+              <w:t>比赛流水，等级分的唯一来源（含学院赛小场）</w:t>
             </w:r>
           </w:p>
         </w:tc>
@@ -987,7 +1040,7 @@
                 <w:b w:val="0"/>
                 <w:sz w:val="19"/>
               </w:rPr>
-              <w:t>_id、matchType、pool、teamA、teamB、scoreA、scoreB、winner、status(0/1/2)、matchTime、eventId</w:t>
+              <w:t>_id、matchType、pool、teamA、teamB、scoreA、scoreB、winner、status(0/1/2)、matchTime、eventId、competition、collegeEventId、tieId、outcome、forfeitBy</w:t>
             </w:r>
           </w:p>
         </w:tc>
@@ -1027,7 +1080,7 @@
                 <w:b w:val="0"/>
                 <w:sz w:val="19"/>
               </w:rPr>
-              <w:t>赛事</w:t>
+              <w:t>个人赛事</w:t>
             </w:r>
           </w:p>
         </w:tc>
@@ -1378,6 +1431,436 @@
                 <w:sz w:val="19"/>
               </w:rPr>
               <w:t>—</w:t>
+            </w:r>
+          </w:p>
+        </w:tc>
+      </w:tr>
+    </w:tbl>
+    <w:p>
+      <w:pPr>
+        <w:spacing w:after="40"/>
+      </w:pPr>
+    </w:p>
+    <w:p>
+      <w:pPr>
+        <w:spacing w:after="80" w:line="300" w:lineRule="auto"/>
+      </w:pPr>
+      <w:r>
+        <w:rPr>
+          <w:rFonts w:ascii="Times New Roman" w:hAnsi="Times New Roman" w:eastAsia="宋体"/>
+          <w:b/>
+          <w:sz w:val="21"/>
+        </w:rPr>
+        <w:t>学院赛集合（独立成体系，不与个人赛共用）：</w:t>
+      </w:r>
+    </w:p>
+    <w:tbl>
+      <w:tblPr>
+        <w:tblStyle w:val="TableGrid"/>
+        <w:tblW w:type="auto" w:w="0"/>
+        <w:jc w:val="center"/>
+        <w:tblLook w:firstColumn="1" w:firstRow="1" w:lastColumn="0" w:lastRow="0" w:noHBand="0" w:noVBand="1" w:val="04A0"/>
+      </w:tblPr>
+      <w:tblGrid>
+        <w:gridCol w:w="2296"/>
+        <w:gridCol w:w="2296"/>
+        <w:gridCol w:w="2296"/>
+        <w:gridCol w:w="2296"/>
+      </w:tblGrid>
+      <w:tr>
+        <w:tc>
+          <w:tcPr>
+            <w:tcW w:type="dxa" w:w="1474"/>
+            <w:shd w:val="clear" w:fill="1F4E79"/>
+          </w:tcPr>
+          <w:p>
+            <w:pPr>
+              <w:jc w:val="center"/>
+            </w:pPr>
+            <w:r/>
+            <w:r>
+              <w:rPr>
+                <w:rFonts w:ascii="Times New Roman" w:hAnsi="Times New Roman" w:eastAsia="微软雅黑"/>
+                <w:b/>
+                <w:color w:val="FFFFFF"/>
+                <w:sz w:val="20"/>
+              </w:rPr>
+              <w:t>集合名</w:t>
+            </w:r>
+          </w:p>
+        </w:tc>
+        <w:tc>
+          <w:tcPr>
+            <w:tcW w:type="dxa" w:w="2835"/>
+            <w:shd w:val="clear" w:fill="1F4E79"/>
+          </w:tcPr>
+          <w:p>
+            <w:pPr>
+              <w:jc w:val="center"/>
+            </w:pPr>
+            <w:r/>
+            <w:r>
+              <w:rPr>
+                <w:rFonts w:ascii="Times New Roman" w:hAnsi="Times New Roman" w:eastAsia="微软雅黑"/>
+                <w:b/>
+                <w:color w:val="FFFFFF"/>
+                <w:sz w:val="20"/>
+              </w:rPr>
+              <w:t>存什么</w:t>
+            </w:r>
+          </w:p>
+        </w:tc>
+        <w:tc>
+          <w:tcPr>
+            <w:tcW w:type="dxa" w:w="907"/>
+            <w:shd w:val="clear" w:fill="1F4E79"/>
+          </w:tcPr>
+          <w:p>
+            <w:pPr>
+              <w:jc w:val="center"/>
+            </w:pPr>
+            <w:r/>
+            <w:r>
+              <w:rPr>
+                <w:rFonts w:ascii="Times New Roman" w:hAnsi="Times New Roman" w:eastAsia="微软雅黑"/>
+                <w:b/>
+                <w:color w:val="FFFFFF"/>
+                <w:sz w:val="20"/>
+              </w:rPr>
+              <w:t>必建</w:t>
+            </w:r>
+          </w:p>
+        </w:tc>
+        <w:tc>
+          <w:tcPr>
+            <w:tcW w:type="dxa" w:w="3969"/>
+            <w:shd w:val="clear" w:fill="1F4E79"/>
+          </w:tcPr>
+          <w:p>
+            <w:pPr>
+              <w:jc w:val="center"/>
+            </w:pPr>
+            <w:r/>
+            <w:r>
+              <w:rPr>
+                <w:rFonts w:ascii="Times New Roman" w:hAnsi="Times New Roman" w:eastAsia="微软雅黑"/>
+                <w:b/>
+                <w:color w:val="FFFFFF"/>
+                <w:sz w:val="20"/>
+              </w:rPr>
+              <w:t>关键字段</w:t>
+            </w:r>
+          </w:p>
+        </w:tc>
+      </w:tr>
+      <w:tr>
+        <w:tc>
+          <w:tcPr>
+            <w:tcW w:type="dxa" w:w="1474"/>
+          </w:tcPr>
+          <w:p>
+            <w:pPr>
+              <w:spacing w:line="276" w:lineRule="auto"/>
+            </w:pPr>
+            <w:r/>
+            <w:r>
+              <w:rPr>
+                <w:rFonts w:ascii="Times New Roman" w:hAnsi="Times New Roman" w:eastAsia="宋体"/>
+                <w:b w:val="0"/>
+                <w:sz w:val="19"/>
+              </w:rPr>
+              <w:t>college_events</w:t>
+            </w:r>
+          </w:p>
+        </w:tc>
+        <w:tc>
+          <w:tcPr>
+            <w:tcW w:type="dxa" w:w="2835"/>
+          </w:tcPr>
+          <w:p>
+            <w:pPr>
+              <w:spacing w:line="276" w:lineRule="auto"/>
+            </w:pPr>
+            <w:r/>
+            <w:r>
+              <w:rPr>
+                <w:rFonts w:ascii="Times New Roman" w:hAnsi="Times New Roman" w:eastAsia="宋体"/>
+                <w:b w:val="0"/>
+                <w:sz w:val="19"/>
+              </w:rPr>
+              <w:t>学院团体赛，与 events 平行</w:t>
+            </w:r>
+          </w:p>
+        </w:tc>
+        <w:tc>
+          <w:tcPr>
+            <w:tcW w:type="dxa" w:w="907"/>
+          </w:tcPr>
+          <w:p>
+            <w:pPr>
+              <w:spacing w:line="276" w:lineRule="auto"/>
+            </w:pPr>
+            <w:r/>
+            <w:r>
+              <w:rPr>
+                <w:rFonts w:ascii="Times New Roman" w:hAnsi="Times New Roman" w:eastAsia="宋体"/>
+                <w:b w:val="0"/>
+                <w:sz w:val="19"/>
+              </w:rPr>
+              <w:t>是</w:t>
+            </w:r>
+          </w:p>
+        </w:tc>
+        <w:tc>
+          <w:tcPr>
+            <w:tcW w:type="dxa" w:w="3969"/>
+          </w:tcPr>
+          <w:p>
+            <w:pPr>
+              <w:spacing w:line="276" w:lineRule="auto"/>
+            </w:pPr>
+            <w:r/>
+            <w:r>
+              <w:rPr>
+                <w:rFonts w:ascii="Times New Roman" w:hAnsi="Times New Roman" w:eastAsia="宋体"/>
+                <w:b w:val="0"/>
+                <w:sz w:val="19"/>
+              </w:rPr>
+              <w:t>_id、title、legPlan（小项序列）、allowMultiEntry、rosterMin/Max、tieAlgo、tieNetMode、status(0报名中/1待开赛/2进行中/3已结束)、draw、results</w:t>
+            </w:r>
+          </w:p>
+        </w:tc>
+      </w:tr>
+      <w:tr>
+        <w:tc>
+          <w:tcPr>
+            <w:tcW w:type="dxa" w:w="1474"/>
+          </w:tcPr>
+          <w:p>
+            <w:pPr>
+              <w:spacing w:line="276" w:lineRule="auto"/>
+            </w:pPr>
+            <w:r/>
+            <w:r>
+              <w:rPr>
+                <w:rFonts w:ascii="Times New Roman" w:hAnsi="Times New Roman" w:eastAsia="宋体"/>
+                <w:b w:val="0"/>
+                <w:sz w:val="19"/>
+              </w:rPr>
+              <w:t>college_entries</w:t>
+            </w:r>
+          </w:p>
+        </w:tc>
+        <w:tc>
+          <w:tcPr>
+            <w:tcW w:type="dxa" w:w="2835"/>
+          </w:tcPr>
+          <w:p>
+            <w:pPr>
+              <w:spacing w:line="276" w:lineRule="auto"/>
+            </w:pPr>
+            <w:r/>
+            <w:r>
+              <w:rPr>
+                <w:rFonts w:ascii="Times New Roman" w:hAnsi="Times New Roman" w:eastAsia="宋体"/>
+                <w:b w:val="0"/>
+                <w:sz w:val="19"/>
+              </w:rPr>
+              <w:t>各学院参赛名单，键为「赛事 + 学院」</w:t>
+            </w:r>
+          </w:p>
+        </w:tc>
+        <w:tc>
+          <w:tcPr>
+            <w:tcW w:type="dxa" w:w="907"/>
+          </w:tcPr>
+          <w:p>
+            <w:pPr>
+              <w:spacing w:line="276" w:lineRule="auto"/>
+            </w:pPr>
+            <w:r/>
+            <w:r>
+              <w:rPr>
+                <w:rFonts w:ascii="Times New Roman" w:hAnsi="Times New Roman" w:eastAsia="宋体"/>
+                <w:b w:val="0"/>
+                <w:sz w:val="19"/>
+              </w:rPr>
+              <w:t>是</w:t>
+            </w:r>
+          </w:p>
+        </w:tc>
+        <w:tc>
+          <w:tcPr>
+            <w:tcW w:type="dxa" w:w="3969"/>
+          </w:tcPr>
+          <w:p>
+            <w:pPr>
+              <w:spacing w:line="276" w:lineRule="auto"/>
+            </w:pPr>
+            <w:r/>
+            <w:r>
+              <w:rPr>
+                <w:rFonts w:ascii="Times New Roman" w:hAnsi="Times New Roman" w:eastAsia="宋体"/>
+                <w:b w:val="0"/>
+                <w:sz w:val="19"/>
+              </w:rPr>
+              <w:t>_id、eventId、college、members（队员编号数组）、status(0待审核/1已通过/2已退回)、submittedBy、reviewedBy、reason</w:t>
+            </w:r>
+          </w:p>
+        </w:tc>
+      </w:tr>
+      <w:tr>
+        <w:tc>
+          <w:tcPr>
+            <w:tcW w:type="dxa" w:w="1474"/>
+          </w:tcPr>
+          <w:p>
+            <w:pPr>
+              <w:spacing w:line="276" w:lineRule="auto"/>
+            </w:pPr>
+            <w:r/>
+            <w:r>
+              <w:rPr>
+                <w:rFonts w:ascii="Times New Roman" w:hAnsi="Times New Roman" w:eastAsia="宋体"/>
+                <w:b w:val="0"/>
+                <w:sz w:val="19"/>
+              </w:rPr>
+              <w:t>ties</w:t>
+            </w:r>
+          </w:p>
+        </w:tc>
+        <w:tc>
+          <w:tcPr>
+            <w:tcW w:type="dxa" w:w="2835"/>
+          </w:tcPr>
+          <w:p>
+            <w:pPr>
+              <w:spacing w:line="276" w:lineRule="auto"/>
+            </w:pPr>
+            <w:r/>
+            <w:r>
+              <w:rPr>
+                <w:rFonts w:ascii="Times New Roman" w:hAnsi="Times New Roman" w:eastAsia="宋体"/>
+                <w:b w:val="0"/>
+                <w:sz w:val="19"/>
+              </w:rPr>
+              <w:t>大场：两院之间的一轮对抗</w:t>
+            </w:r>
+          </w:p>
+        </w:tc>
+        <w:tc>
+          <w:tcPr>
+            <w:tcW w:type="dxa" w:w="907"/>
+          </w:tcPr>
+          <w:p>
+            <w:pPr>
+              <w:spacing w:line="276" w:lineRule="auto"/>
+            </w:pPr>
+            <w:r/>
+            <w:r>
+              <w:rPr>
+                <w:rFonts w:ascii="Times New Roman" w:hAnsi="Times New Roman" w:eastAsia="宋体"/>
+                <w:b w:val="0"/>
+                <w:sz w:val="19"/>
+              </w:rPr>
+              <w:t>是</w:t>
+            </w:r>
+          </w:p>
+        </w:tc>
+        <w:tc>
+          <w:tcPr>
+            <w:tcW w:type="dxa" w:w="3969"/>
+          </w:tcPr>
+          <w:p>
+            <w:pPr>
+              <w:spacing w:line="276" w:lineRule="auto"/>
+            </w:pPr>
+            <w:r/>
+            <w:r>
+              <w:rPr>
+                <w:rFonts w:ascii="Times New Roman" w:hAnsi="Times New Roman" w:eastAsia="宋体"/>
+                <w:b w:val="0"/>
+                <w:sz w:val="19"/>
+              </w:rPr>
+              <w:t>_id、eventId、round、stage、slot、collegeA、collegeB、legs（小项结果数组）、winner、status(0待排阵/1待开赛/2进行中/3已结束)、lineupA/lineupB</w:t>
+            </w:r>
+          </w:p>
+        </w:tc>
+      </w:tr>
+      <w:tr>
+        <w:tc>
+          <w:tcPr>
+            <w:tcW w:type="dxa" w:w="1474"/>
+          </w:tcPr>
+          <w:p>
+            <w:pPr>
+              <w:spacing w:line="276" w:lineRule="auto"/>
+            </w:pPr>
+            <w:r/>
+            <w:r>
+              <w:rPr>
+                <w:rFonts w:ascii="Times New Roman" w:hAnsi="Times New Roman" w:eastAsia="宋体"/>
+                <w:b w:val="0"/>
+                <w:sz w:val="19"/>
+              </w:rPr>
+              <w:t>lineups</w:t>
+            </w:r>
+          </w:p>
+        </w:tc>
+        <w:tc>
+          <w:tcPr>
+            <w:tcW w:type="dxa" w:w="2835"/>
+          </w:tcPr>
+          <w:p>
+            <w:pPr>
+              <w:spacing w:line="276" w:lineRule="auto"/>
+            </w:pPr>
+            <w:r/>
+            <w:r>
+              <w:rPr>
+                <w:rFonts w:ascii="Times New Roman" w:hAnsi="Times New Roman" w:eastAsia="宋体"/>
+                <w:b w:val="0"/>
+                <w:sz w:val="19"/>
+              </w:rPr>
+              <w:t>大场排阵，键为「大场 + 学院」</w:t>
+            </w:r>
+          </w:p>
+        </w:tc>
+        <w:tc>
+          <w:tcPr>
+            <w:tcW w:type="dxa" w:w="907"/>
+          </w:tcPr>
+          <w:p>
+            <w:pPr>
+              <w:spacing w:line="276" w:lineRule="auto"/>
+            </w:pPr>
+            <w:r/>
+            <w:r>
+              <w:rPr>
+                <w:rFonts w:ascii="Times New Roman" w:hAnsi="Times New Roman" w:eastAsia="宋体"/>
+                <w:b w:val="0"/>
+                <w:sz w:val="19"/>
+              </w:rPr>
+              <w:t>是</w:t>
+            </w:r>
+          </w:p>
+        </w:tc>
+        <w:tc>
+          <w:tcPr>
+            <w:tcW w:type="dxa" w:w="3969"/>
+          </w:tcPr>
+          <w:p>
+            <w:pPr>
+              <w:spacing w:line="276" w:lineRule="auto"/>
+            </w:pPr>
+            <w:r/>
+            <w:r>
+              <w:rPr>
+                <w:rFonts w:ascii="Times New Roman" w:hAnsi="Times New Roman" w:eastAsia="宋体"/>
+                <w:b w:val="0"/>
+                <w:sz w:val="19"/>
+              </w:rPr>
+              <w:t>_id、eventId、tieId、college、entries（[{legNo, discipline, players}]）、submittedBy、submitTime、carriedFrom</w:t>
             </w:r>
           </w:p>
         </w:tc>
@@ -1416,6 +1899,32 @@
     </w:p>
     <w:p>
       <w:pPr>
+        <w:spacing w:before="80" w:after="120"/>
+        <w:ind w:left="227"/>
+        <w:pBdr>
+          <w:left w:val="single" w:space="6" w:sz="18" w:color="1F4E79"/>
+        </w:pBdr>
+      </w:pPr>
+      <w:r>
+        <w:rPr>
+          <w:rFonts w:ascii="Times New Roman" w:hAnsi="Times New Roman" w:eastAsia="宋体"/>
+          <w:b/>
+          <w:color w:val="1F4E79"/>
+          <w:sz w:val="20"/>
+        </w:rPr>
+        <w:t>【关键】</w:t>
+      </w:r>
+      <w:r>
+        <w:rPr>
+          <w:rFonts w:ascii="Times New Roman" w:hAnsi="Times New Roman" w:eastAsia="宋体"/>
+          <w:b w:val="0"/>
+          <w:sz w:val="20"/>
+        </w:rPr>
+        <w:t>学院赛的 4 个集合同样必须建。college_events 与 college_entries 缺一不可，ties 与 lineups 在「开始赛事」后就会写入；少建任何一个，学院赛都会在对应步骤直接报错。</w:t>
+      </w:r>
+    </w:p>
+    <w:p>
+      <w:pPr>
         <w:spacing w:after="80" w:line="300" w:lineRule="auto"/>
       </w:pPr>
       <w:r>
@@ -1437,7 +1946,7 @@
           <w:b w:val="0"/>
           <w:sz w:val="21"/>
         </w:rPr>
-        <w:t>等级分与赛季积分不落库。每次读取时，云函数从 users + matches + events 现场重放算出结果，所以数据库里看不到「分数」字段，也不需要维护它。</w:t>
+        <w:t>等级分与赛季积分不落库。每次读取时，云函数从 users + matches + events 现场重放算出结果，所以数据库里看不到「分数」字段，也不需要维护它。学院赛名次也不参与个人分重放——它只写在 college_events.results 里。</w:t>
       </w:r>
     </w:p>
     <w:p>
@@ -1495,7 +2004,22 @@
           <w:b w:val="0"/>
           <w:sz w:val="21"/>
         </w:rPr>
-        <w:t>按第 2 节的表格逐个建：users、matches、events、event_signups、announcements、seasons。可选建 audit_logs。</w:t>
+        <w:t>按第 2 节的表格逐个建个人赛集合：users、matches、events、event_signups、announcements、seasons。可选建 audit_logs。</w:t>
+      </w:r>
+    </w:p>
+    <w:p>
+      <w:pPr>
+        <w:pStyle w:val="ListNumber"/>
+        <w:spacing w:after="40" w:line="300" w:lineRule="auto"/>
+        <w:ind w:left="425"/>
+      </w:pPr>
+      <w:r>
+        <w:rPr>
+          <w:rFonts w:ascii="Times New Roman" w:hAnsi="Times New Roman" w:eastAsia="宋体"/>
+          <w:b w:val="0"/>
+          <w:sz w:val="21"/>
+        </w:rPr>
+        <w:t>再逐个建学院赛集合：college_events、college_entries、ties、lineups。</w:t>
       </w:r>
     </w:p>
     <w:p>
@@ -2118,6 +2642,240 @@
                 <w:sz w:val="19"/>
               </w:rPr>
               <w:t>按状态筛选赛事</w:t>
+            </w:r>
+          </w:p>
+        </w:tc>
+      </w:tr>
+      <w:tr>
+        <w:tc>
+          <w:tcPr>
+            <w:tcW w:type="dxa" w:w="1587"/>
+          </w:tcPr>
+          <w:p>
+            <w:pPr>
+              <w:spacing w:line="276" w:lineRule="auto"/>
+            </w:pPr>
+            <w:r/>
+            <w:r>
+              <w:rPr>
+                <w:rFonts w:ascii="Times New Roman" w:hAnsi="Times New Roman" w:eastAsia="宋体"/>
+                <w:b w:val="0"/>
+                <w:sz w:val="19"/>
+              </w:rPr>
+              <w:t>college_entries</w:t>
+            </w:r>
+          </w:p>
+        </w:tc>
+        <w:tc>
+          <w:tcPr>
+            <w:tcW w:type="dxa" w:w="2381"/>
+          </w:tcPr>
+          <w:p>
+            <w:pPr>
+              <w:spacing w:line="276" w:lineRule="auto"/>
+            </w:pPr>
+            <w:r/>
+            <w:r>
+              <w:rPr>
+                <w:rFonts w:ascii="Times New Roman" w:hAnsi="Times New Roman" w:eastAsia="宋体"/>
+                <w:b w:val="0"/>
+                <w:sz w:val="19"/>
+              </w:rPr>
+              <w:t>eventId</w:t>
+            </w:r>
+          </w:p>
+        </w:tc>
+        <w:tc>
+          <w:tcPr>
+            <w:tcW w:type="dxa" w:w="1020"/>
+          </w:tcPr>
+          <w:p>
+            <w:pPr>
+              <w:spacing w:line="276" w:lineRule="auto"/>
+            </w:pPr>
+            <w:r/>
+            <w:r>
+              <w:rPr>
+                <w:rFonts w:ascii="Times New Roman" w:hAnsi="Times New Roman" w:eastAsia="宋体"/>
+                <w:b w:val="0"/>
+                <w:sz w:val="19"/>
+              </w:rPr>
+              <w:t>否</w:t>
+            </w:r>
+          </w:p>
+        </w:tc>
+        <w:tc>
+          <w:tcPr>
+            <w:tcW w:type="dxa" w:w="4195"/>
+          </w:tcPr>
+          <w:p>
+            <w:pPr>
+              <w:spacing w:line="276" w:lineRule="auto"/>
+            </w:pPr>
+            <w:r/>
+            <w:r>
+              <w:rPr>
+                <w:rFonts w:ascii="Times New Roman" w:hAnsi="Times New Roman" w:eastAsia="宋体"/>
+                <w:b w:val="0"/>
+                <w:sz w:val="19"/>
+              </w:rPr>
+              <w:t>按学院赛查名单</w:t>
+            </w:r>
+          </w:p>
+        </w:tc>
+      </w:tr>
+      <w:tr>
+        <w:tc>
+          <w:tcPr>
+            <w:tcW w:type="dxa" w:w="1587"/>
+          </w:tcPr>
+          <w:p>
+            <w:pPr>
+              <w:spacing w:line="276" w:lineRule="auto"/>
+            </w:pPr>
+            <w:r/>
+            <w:r>
+              <w:rPr>
+                <w:rFonts w:ascii="Times New Roman" w:hAnsi="Times New Roman" w:eastAsia="宋体"/>
+                <w:b w:val="0"/>
+                <w:sz w:val="19"/>
+              </w:rPr>
+              <w:t>ties</w:t>
+            </w:r>
+          </w:p>
+        </w:tc>
+        <w:tc>
+          <w:tcPr>
+            <w:tcW w:type="dxa" w:w="2381"/>
+          </w:tcPr>
+          <w:p>
+            <w:pPr>
+              <w:spacing w:line="276" w:lineRule="auto"/>
+            </w:pPr>
+            <w:r/>
+            <w:r>
+              <w:rPr>
+                <w:rFonts w:ascii="Times New Roman" w:hAnsi="Times New Roman" w:eastAsia="宋体"/>
+                <w:b w:val="0"/>
+                <w:sz w:val="19"/>
+              </w:rPr>
+              <w:t>eventId + round</w:t>
+            </w:r>
+          </w:p>
+        </w:tc>
+        <w:tc>
+          <w:tcPr>
+            <w:tcW w:type="dxa" w:w="1020"/>
+          </w:tcPr>
+          <w:p>
+            <w:pPr>
+              <w:spacing w:line="276" w:lineRule="auto"/>
+            </w:pPr>
+            <w:r/>
+            <w:r>
+              <w:rPr>
+                <w:rFonts w:ascii="Times New Roman" w:hAnsi="Times New Roman" w:eastAsia="宋体"/>
+                <w:b w:val="0"/>
+                <w:sz w:val="19"/>
+              </w:rPr>
+              <w:t>否</w:t>
+            </w:r>
+          </w:p>
+        </w:tc>
+        <w:tc>
+          <w:tcPr>
+            <w:tcW w:type="dxa" w:w="4195"/>
+          </w:tcPr>
+          <w:p>
+            <w:pPr>
+              <w:spacing w:line="276" w:lineRule="auto"/>
+            </w:pPr>
+            <w:r/>
+            <w:r>
+              <w:rPr>
+                <w:rFonts w:ascii="Times New Roman" w:hAnsi="Times New Roman" w:eastAsia="宋体"/>
+                <w:b w:val="0"/>
+                <w:sz w:val="19"/>
+              </w:rPr>
+              <w:t>按赛事与轮次查大场</w:t>
+            </w:r>
+          </w:p>
+        </w:tc>
+      </w:tr>
+      <w:tr>
+        <w:tc>
+          <w:tcPr>
+            <w:tcW w:type="dxa" w:w="1587"/>
+          </w:tcPr>
+          <w:p>
+            <w:pPr>
+              <w:spacing w:line="276" w:lineRule="auto"/>
+            </w:pPr>
+            <w:r/>
+            <w:r>
+              <w:rPr>
+                <w:rFonts w:ascii="Times New Roman" w:hAnsi="Times New Roman" w:eastAsia="宋体"/>
+                <w:b w:val="0"/>
+                <w:sz w:val="19"/>
+              </w:rPr>
+              <w:t>lineups</w:t>
+            </w:r>
+          </w:p>
+        </w:tc>
+        <w:tc>
+          <w:tcPr>
+            <w:tcW w:type="dxa" w:w="2381"/>
+          </w:tcPr>
+          <w:p>
+            <w:pPr>
+              <w:spacing w:line="276" w:lineRule="auto"/>
+            </w:pPr>
+            <w:r/>
+            <w:r>
+              <w:rPr>
+                <w:rFonts w:ascii="Times New Roman" w:hAnsi="Times New Roman" w:eastAsia="宋体"/>
+                <w:b w:val="0"/>
+                <w:sz w:val="19"/>
+              </w:rPr>
+              <w:t>eventId + tieId</w:t>
+            </w:r>
+          </w:p>
+        </w:tc>
+        <w:tc>
+          <w:tcPr>
+            <w:tcW w:type="dxa" w:w="1020"/>
+          </w:tcPr>
+          <w:p>
+            <w:pPr>
+              <w:spacing w:line="276" w:lineRule="auto"/>
+            </w:pPr>
+            <w:r/>
+            <w:r>
+              <w:rPr>
+                <w:rFonts w:ascii="Times New Roman" w:hAnsi="Times New Roman" w:eastAsia="宋体"/>
+                <w:b w:val="0"/>
+                <w:sz w:val="19"/>
+              </w:rPr>
+              <w:t>否</w:t>
+            </w:r>
+          </w:p>
+        </w:tc>
+        <w:tc>
+          <w:tcPr>
+            <w:tcW w:type="dxa" w:w="4195"/>
+          </w:tcPr>
+          <w:p>
+            <w:pPr>
+              <w:spacing w:line="276" w:lineRule="auto"/>
+            </w:pPr>
+            <w:r/>
+            <w:r>
+              <w:rPr>
+                <w:rFonts w:ascii="Times New Roman" w:hAnsi="Times New Roman" w:eastAsia="宋体"/>
+                <w:b w:val="0"/>
+                <w:sz w:val="19"/>
+              </w:rPr>
+              <w:t>按赛事或大场查排阵</w:t>
             </w:r>
           </w:p>
         </w:tc>
@@ -3394,7 +4152,7 @@
           <w:b w:val="0"/>
           <w:sz w:val="21"/>
         </w:rPr>
-        <w:t>角色只由 users 集合的 role 字段决定，权限判定同时要求账号是在册状态。</w:t>
+        <w:t>角色只由 users 集合的 role 字段决定，权限判定同时要求账号是在册状态。干事在学院赛里是「学院负责人」，权限以 college 字段为界——只能管自己那一所学院的名单与排阵。</w:t>
       </w:r>
     </w:p>
     <w:tbl>
@@ -3490,7 +4248,7 @@
                 <w:b w:val="0"/>
                 <w:sz w:val="19"/>
               </w:rPr>
-              <w:t>管理员（发布、抽签、开赛、结束赛事）</w:t>
+              <w:t>管理员（发布、抽签、开赛、结束赛事；可替任何学院兜底）</w:t>
             </w:r>
           </w:p>
         </w:tc>
@@ -3549,7 +4307,7 @@
                 <w:b w:val="0"/>
                 <w:sz w:val="19"/>
               </w:rPr>
-              <w:t>干事（额外：代签到、录分任意场次）</w:t>
+              <w:t>干事（额外：代签到、录分任意场次；本学院的名单与排阵）</w:t>
             </w:r>
           </w:p>
         </w:tc>
@@ -3587,7 +4345,7 @@
                 <w:b w:val="0"/>
                 <w:sz w:val="19"/>
               </w:rPr>
-              <w:t>status = 1</w:t>
+              <w:t>status = 1，且 college 为本学院</w:t>
             </w:r>
           </w:p>
         </w:tc>
@@ -3699,6 +4457,21 @@
           <w:b w:val="0"/>
           <w:sz w:val="21"/>
         </w:rPr>
+        <w:t>要当学院负责人（干事）的，务必把 college 填成 26 所学院之一的全名，否则他在学院赛里提交不了任何名单或排阵。</w:t>
+      </w:r>
+    </w:p>
+    <w:p>
+      <w:pPr>
+        <w:pStyle w:val="ListNumber"/>
+        <w:spacing w:after="40" w:line="300" w:lineRule="auto"/>
+        <w:ind w:left="425"/>
+      </w:pPr>
+      <w:r>
+        <w:rPr>
+          <w:rFonts w:ascii="Times New Roman" w:hAnsi="Times New Roman" w:eastAsia="宋体"/>
+          <w:b w:val="0"/>
+          <w:sz w:val="21"/>
+        </w:rPr>
         <w:t>让对方重开小程序，权限立即生效，无需重新登录或换绑。</w:t>
       </w:r>
     </w:p>
@@ -3726,6 +4499,32 @@
           <w:sz w:val="20"/>
         </w:rPr>
         <w:t>role 改高了但 status 不是 1（比如还是待审核），权限照样不通过——这是最常见的「我明明设成管理员了怎么还不能发布」的原因。</w:t>
+      </w:r>
+    </w:p>
+    <w:p>
+      <w:pPr>
+        <w:spacing w:before="80" w:after="120"/>
+        <w:ind w:left="227"/>
+        <w:pBdr>
+          <w:left w:val="single" w:space="6" w:sz="18" w:color="1F4E79"/>
+        </w:pBdr>
+      </w:pPr>
+      <w:r>
+        <w:rPr>
+          <w:rFonts w:ascii="Times New Roman" w:hAnsi="Times New Roman" w:eastAsia="宋体"/>
+          <w:b/>
+          <w:color w:val="1F4E79"/>
+          <w:sz w:val="20"/>
+        </w:rPr>
+        <w:t>【提示】</w:t>
+      </w:r>
+      <w:r>
+        <w:rPr>
+          <w:rFonts w:ascii="Times New Roman" w:hAnsi="Times New Roman" w:eastAsia="宋体"/>
+          <w:b w:val="0"/>
+          <w:sz w:val="20"/>
+        </w:rPr>
+        <w:t>学院负责人也可以在小程序里「会员审核」页由管理员任免（对应云函数 setCollegeLeader），控制台改 role + college 是等效的兜底手段。</w:t>
       </w:r>
     </w:p>
     <w:p>
@@ -4811,6 +5610,21 @@
           <w:b w:val="0"/>
           <w:sz w:val="21"/>
         </w:rPr>
+        <w:t>删除学院赛时，要连带清理 college_entries、ties、lineups 里该 eventId 的全部记录，以及 matches 里 collegeEventId 为该赛事的学院赛小场；漏掉任何一处都会留下孤儿数据。</w:t>
+      </w:r>
+    </w:p>
+    <w:p>
+      <w:pPr>
+        <w:pStyle w:val="ListBullet"/>
+        <w:spacing w:after="40" w:line="300" w:lineRule="auto"/>
+        <w:ind w:left="425"/>
+      </w:pPr>
+      <w:r>
+        <w:rPr>
+          <w:rFonts w:ascii="Times New Roman" w:hAnsi="Times New Roman" w:eastAsia="宋体"/>
+          <w:b w:val="0"/>
+          <w:sz w:val="21"/>
+        </w:rPr>
         <w:t>删除会员有风险：历史比赛会指向一个不存在的 userId，榜单会缺人。测试账号可以在上线前统一清，正式数据不要删。</w:t>
       </w:r>
     </w:p>
@@ -4838,6 +5652,530 @@
           <w:sz w:val="20"/>
         </w:rPr>
         <w:t>任何批量删除前，先在该集合点「导出」，把整份数据下载下来留底。</w:t>
+      </w:r>
+    </w:p>
+    <w:p>
+      <w:pPr>
+        <w:spacing w:before="200" w:after="120"/>
+      </w:pPr>
+      <w:r>
+        <w:rPr>
+          <w:rFonts w:ascii="Times New Roman" w:hAnsi="Times New Roman" w:eastAsia="微软雅黑"/>
+          <w:b/>
+          <w:color w:val="1F4E79"/>
+          <w:sz w:val="26"/>
+        </w:rPr>
+        <w:t>7.5 学院赛数据救急</w:t>
+      </w:r>
+    </w:p>
+    <w:p>
+      <w:pPr>
+        <w:spacing w:after="80" w:line="300" w:lineRule="auto"/>
+      </w:pPr>
+      <w:r>
+        <w:rPr>
+          <w:rFonts w:ascii="Times New Roman" w:hAnsi="Times New Roman" w:eastAsia="宋体"/>
+          <w:b w:val="0"/>
+          <w:sz w:val="21"/>
+        </w:rPr>
+        <w:t>学院赛的结构比个人赛多几层，改库前先弄清各集合的对应关系：</w:t>
+      </w:r>
+    </w:p>
+    <w:tbl>
+      <w:tblPr>
+        <w:tblStyle w:val="TableGrid"/>
+        <w:tblW w:type="auto" w:w="0"/>
+        <w:jc w:val="center"/>
+        <w:tblLook w:firstColumn="1" w:firstRow="1" w:lastColumn="0" w:lastRow="0" w:noHBand="0" w:noVBand="1" w:val="04A0"/>
+      </w:tblPr>
+      <w:tblGrid>
+        <w:gridCol w:w="3061"/>
+        <w:gridCol w:w="3061"/>
+        <w:gridCol w:w="3061"/>
+      </w:tblGrid>
+      <w:tr>
+        <w:tc>
+          <w:tcPr>
+            <w:tcW w:type="dxa" w:w="2041"/>
+            <w:shd w:val="clear" w:fill="1F4E79"/>
+          </w:tcPr>
+          <w:p>
+            <w:pPr>
+              <w:jc w:val="center"/>
+            </w:pPr>
+            <w:r/>
+            <w:r>
+              <w:rPr>
+                <w:rFonts w:ascii="Times New Roman" w:hAnsi="Times New Roman" w:eastAsia="微软雅黑"/>
+                <w:b/>
+                <w:color w:val="FFFFFF"/>
+                <w:sz w:val="20"/>
+              </w:rPr>
+              <w:t>想改的东西</w:t>
+            </w:r>
+          </w:p>
+        </w:tc>
+        <w:tc>
+          <w:tcPr>
+            <w:tcW w:type="dxa" w:w="1928"/>
+            <w:shd w:val="clear" w:fill="1F4E79"/>
+          </w:tcPr>
+          <w:p>
+            <w:pPr>
+              <w:jc w:val="center"/>
+            </w:pPr>
+            <w:r/>
+            <w:r>
+              <w:rPr>
+                <w:rFonts w:ascii="Times New Roman" w:hAnsi="Times New Roman" w:eastAsia="微软雅黑"/>
+                <w:b/>
+                <w:color w:val="FFFFFF"/>
+                <w:sz w:val="20"/>
+              </w:rPr>
+              <w:t>去哪个集合</w:t>
+            </w:r>
+          </w:p>
+        </w:tc>
+        <w:tc>
+          <w:tcPr>
+            <w:tcW w:type="dxa" w:w="5216"/>
+            <w:shd w:val="clear" w:fill="1F4E79"/>
+          </w:tcPr>
+          <w:p>
+            <w:pPr>
+              <w:jc w:val="center"/>
+            </w:pPr>
+            <w:r/>
+            <w:r>
+              <w:rPr>
+                <w:rFonts w:ascii="Times New Roman" w:hAnsi="Times New Roman" w:eastAsia="微软雅黑"/>
+                <w:b/>
+                <w:color w:val="FFFFFF"/>
+                <w:sz w:val="20"/>
+              </w:rPr>
+              <w:t>改哪个字段</w:t>
+            </w:r>
+          </w:p>
+        </w:tc>
+      </w:tr>
+      <w:tr>
+        <w:tc>
+          <w:tcPr>
+            <w:tcW w:type="dxa" w:w="2041"/>
+          </w:tcPr>
+          <w:p>
+            <w:pPr>
+              <w:spacing w:line="276" w:lineRule="auto"/>
+            </w:pPr>
+            <w:r/>
+            <w:r>
+              <w:rPr>
+                <w:rFonts w:ascii="Times New Roman" w:hAnsi="Times New Roman" w:eastAsia="宋体"/>
+                <w:b w:val="0"/>
+                <w:sz w:val="19"/>
+              </w:rPr>
+              <w:t>赛事信息 / 小项序列</w:t>
+            </w:r>
+          </w:p>
+        </w:tc>
+        <w:tc>
+          <w:tcPr>
+            <w:tcW w:type="dxa" w:w="1928"/>
+          </w:tcPr>
+          <w:p>
+            <w:pPr>
+              <w:spacing w:line="276" w:lineRule="auto"/>
+            </w:pPr>
+            <w:r/>
+            <w:r>
+              <w:rPr>
+                <w:rFonts w:ascii="Times New Roman" w:hAnsi="Times New Roman" w:eastAsia="宋体"/>
+                <w:b w:val="0"/>
+                <w:sz w:val="19"/>
+              </w:rPr>
+              <w:t>college_events</w:t>
+            </w:r>
+          </w:p>
+        </w:tc>
+        <w:tc>
+          <w:tcPr>
+            <w:tcW w:type="dxa" w:w="5216"/>
+          </w:tcPr>
+          <w:p>
+            <w:pPr>
+              <w:spacing w:line="276" w:lineRule="auto"/>
+            </w:pPr>
+            <w:r/>
+            <w:r>
+              <w:rPr>
+                <w:rFonts w:ascii="Times New Roman" w:hAnsi="Times New Roman" w:eastAsia="宋体"/>
+                <w:b w:val="0"/>
+                <w:sz w:val="19"/>
+              </w:rPr>
+              <w:t>title、legPlan、tieAlgo 等；改小项序列会让已有大场的小项对不上，慎改</w:t>
+            </w:r>
+          </w:p>
+        </w:tc>
+      </w:tr>
+      <w:tr>
+        <w:tc>
+          <w:tcPr>
+            <w:tcW w:type="dxa" w:w="2041"/>
+          </w:tcPr>
+          <w:p>
+            <w:pPr>
+              <w:spacing w:line="276" w:lineRule="auto"/>
+            </w:pPr>
+            <w:r/>
+            <w:r>
+              <w:rPr>
+                <w:rFonts w:ascii="Times New Roman" w:hAnsi="Times New Roman" w:eastAsia="宋体"/>
+                <w:b w:val="0"/>
+                <w:sz w:val="19"/>
+              </w:rPr>
+              <w:t>学院名单</w:t>
+            </w:r>
+          </w:p>
+        </w:tc>
+        <w:tc>
+          <w:tcPr>
+            <w:tcW w:type="dxa" w:w="1928"/>
+          </w:tcPr>
+          <w:p>
+            <w:pPr>
+              <w:spacing w:line="276" w:lineRule="auto"/>
+            </w:pPr>
+            <w:r/>
+            <w:r>
+              <w:rPr>
+                <w:rFonts w:ascii="Times New Roman" w:hAnsi="Times New Roman" w:eastAsia="宋体"/>
+                <w:b w:val="0"/>
+                <w:sz w:val="19"/>
+              </w:rPr>
+              <w:t>college_entries</w:t>
+            </w:r>
+          </w:p>
+        </w:tc>
+        <w:tc>
+          <w:tcPr>
+            <w:tcW w:type="dxa" w:w="5216"/>
+          </w:tcPr>
+          <w:p>
+            <w:pPr>
+              <w:spacing w:line="276" w:lineRule="auto"/>
+            </w:pPr>
+            <w:r/>
+            <w:r>
+              <w:rPr>
+                <w:rFonts w:ascii="Times New Roman" w:hAnsi="Times New Roman" w:eastAsia="宋体"/>
+                <w:b w:val="0"/>
+                <w:sz w:val="19"/>
+              </w:rPr>
+              <w:t>members（队员编号数组）、status（0待审核/1已通过/2已退回）</w:t>
+            </w:r>
+          </w:p>
+        </w:tc>
+      </w:tr>
+      <w:tr>
+        <w:tc>
+          <w:tcPr>
+            <w:tcW w:type="dxa" w:w="2041"/>
+          </w:tcPr>
+          <w:p>
+            <w:pPr>
+              <w:spacing w:line="276" w:lineRule="auto"/>
+            </w:pPr>
+            <w:r/>
+            <w:r>
+              <w:rPr>
+                <w:rFonts w:ascii="Times New Roman" w:hAnsi="Times New Roman" w:eastAsia="宋体"/>
+                <w:b w:val="0"/>
+                <w:sz w:val="19"/>
+              </w:rPr>
+              <w:t>名单锁定（放开重交）</w:t>
+            </w:r>
+          </w:p>
+        </w:tc>
+        <w:tc>
+          <w:tcPr>
+            <w:tcW w:type="dxa" w:w="1928"/>
+          </w:tcPr>
+          <w:p>
+            <w:pPr>
+              <w:spacing w:line="276" w:lineRule="auto"/>
+            </w:pPr>
+            <w:r/>
+            <w:r>
+              <w:rPr>
+                <w:rFonts w:ascii="Times New Roman" w:hAnsi="Times New Roman" w:eastAsia="宋体"/>
+                <w:b w:val="0"/>
+                <w:sz w:val="19"/>
+              </w:rPr>
+              <w:t>college_events</w:t>
+            </w:r>
+          </w:p>
+        </w:tc>
+        <w:tc>
+          <w:tcPr>
+            <w:tcW w:type="dxa" w:w="5216"/>
+          </w:tcPr>
+          <w:p>
+            <w:pPr>
+              <w:spacing w:line="276" w:lineRule="auto"/>
+            </w:pPr>
+            <w:r/>
+            <w:r>
+              <w:rPr>
+                <w:rFonts w:ascii="Times New Roman" w:hAnsi="Times New Roman" w:eastAsia="宋体"/>
+                <w:b w:val="0"/>
+                <w:sz w:val="19"/>
+              </w:rPr>
+              <w:t>把 status 从 1（待开赛）改回 0（报名中）可重新开放名单，但需自行处理已生成的抽签结果</w:t>
+            </w:r>
+          </w:p>
+        </w:tc>
+      </w:tr>
+      <w:tr>
+        <w:tc>
+          <w:tcPr>
+            <w:tcW w:type="dxa" w:w="2041"/>
+          </w:tcPr>
+          <w:p>
+            <w:pPr>
+              <w:spacing w:line="276" w:lineRule="auto"/>
+            </w:pPr>
+            <w:r/>
+            <w:r>
+              <w:rPr>
+                <w:rFonts w:ascii="Times New Roman" w:hAnsi="Times New Roman" w:eastAsia="宋体"/>
+                <w:b w:val="0"/>
+                <w:sz w:val="19"/>
+              </w:rPr>
+              <w:t>大场对阵与结果</w:t>
+            </w:r>
+          </w:p>
+        </w:tc>
+        <w:tc>
+          <w:tcPr>
+            <w:tcW w:type="dxa" w:w="1928"/>
+          </w:tcPr>
+          <w:p>
+            <w:pPr>
+              <w:spacing w:line="276" w:lineRule="auto"/>
+            </w:pPr>
+            <w:r/>
+            <w:r>
+              <w:rPr>
+                <w:rFonts w:ascii="Times New Roman" w:hAnsi="Times New Roman" w:eastAsia="宋体"/>
+                <w:b w:val="0"/>
+                <w:sz w:val="19"/>
+              </w:rPr>
+              <w:t>ties</w:t>
+            </w:r>
+          </w:p>
+        </w:tc>
+        <w:tc>
+          <w:tcPr>
+            <w:tcW w:type="dxa" w:w="5216"/>
+          </w:tcPr>
+          <w:p>
+            <w:pPr>
+              <w:spacing w:line="276" w:lineRule="auto"/>
+            </w:pPr>
+            <w:r/>
+            <w:r>
+              <w:rPr>
+                <w:rFonts w:ascii="Times New Roman" w:hAnsi="Times New Roman" w:eastAsia="宋体"/>
+                <w:b w:val="0"/>
+                <w:sz w:val="19"/>
+              </w:rPr>
+              <w:t>collegeA/collegeB、legs[]、winner、status</w:t>
+            </w:r>
+          </w:p>
+        </w:tc>
+      </w:tr>
+      <w:tr>
+        <w:tc>
+          <w:tcPr>
+            <w:tcW w:type="dxa" w:w="2041"/>
+          </w:tcPr>
+          <w:p>
+            <w:pPr>
+              <w:spacing w:line="276" w:lineRule="auto"/>
+            </w:pPr>
+            <w:r/>
+            <w:r>
+              <w:rPr>
+                <w:rFonts w:ascii="Times New Roman" w:hAnsi="Times New Roman" w:eastAsia="宋体"/>
+                <w:b w:val="0"/>
+                <w:sz w:val="19"/>
+              </w:rPr>
+              <w:t>大场排阵</w:t>
+            </w:r>
+          </w:p>
+        </w:tc>
+        <w:tc>
+          <w:tcPr>
+            <w:tcW w:type="dxa" w:w="1928"/>
+          </w:tcPr>
+          <w:p>
+            <w:pPr>
+              <w:spacing w:line="276" w:lineRule="auto"/>
+            </w:pPr>
+            <w:r/>
+            <w:r>
+              <w:rPr>
+                <w:rFonts w:ascii="Times New Roman" w:hAnsi="Times New Roman" w:eastAsia="宋体"/>
+                <w:b w:val="0"/>
+                <w:sz w:val="19"/>
+              </w:rPr>
+              <w:t>lineups</w:t>
+            </w:r>
+          </w:p>
+        </w:tc>
+        <w:tc>
+          <w:tcPr>
+            <w:tcW w:type="dxa" w:w="5216"/>
+          </w:tcPr>
+          <w:p>
+            <w:pPr>
+              <w:spacing w:line="276" w:lineRule="auto"/>
+            </w:pPr>
+            <w:r/>
+            <w:r>
+              <w:rPr>
+                <w:rFonts w:ascii="Times New Roman" w:hAnsi="Times New Roman" w:eastAsia="宋体"/>
+                <w:b w:val="0"/>
+                <w:sz w:val="19"/>
+              </w:rPr>
+              <w:t>entries（[{legNo, discipline, players}]）</w:t>
+            </w:r>
+          </w:p>
+        </w:tc>
+      </w:tr>
+      <w:tr>
+        <w:tc>
+          <w:tcPr>
+            <w:tcW w:type="dxa" w:w="2041"/>
+          </w:tcPr>
+          <w:p>
+            <w:pPr>
+              <w:spacing w:line="276" w:lineRule="auto"/>
+            </w:pPr>
+            <w:r/>
+            <w:r>
+              <w:rPr>
+                <w:rFonts w:ascii="Times New Roman" w:hAnsi="Times New Roman" w:eastAsia="宋体"/>
+                <w:b w:val="0"/>
+                <w:sz w:val="19"/>
+              </w:rPr>
+              <w:t>学院名次</w:t>
+            </w:r>
+          </w:p>
+        </w:tc>
+        <w:tc>
+          <w:tcPr>
+            <w:tcW w:type="dxa" w:w="1928"/>
+          </w:tcPr>
+          <w:p>
+            <w:pPr>
+              <w:spacing w:line="276" w:lineRule="auto"/>
+            </w:pPr>
+            <w:r/>
+            <w:r>
+              <w:rPr>
+                <w:rFonts w:ascii="Times New Roman" w:hAnsi="Times New Roman" w:eastAsia="宋体"/>
+                <w:b w:val="0"/>
+                <w:sz w:val="19"/>
+              </w:rPr>
+              <w:t>college_events</w:t>
+            </w:r>
+          </w:p>
+        </w:tc>
+        <w:tc>
+          <w:tcPr>
+            <w:tcW w:type="dxa" w:w="5216"/>
+          </w:tcPr>
+          <w:p>
+            <w:pPr>
+              <w:spacing w:line="276" w:lineRule="auto"/>
+            </w:pPr>
+            <w:r/>
+            <w:r>
+              <w:rPr>
+                <w:rFonts w:ascii="Times New Roman" w:hAnsi="Times New Roman" w:eastAsia="宋体"/>
+                <w:b w:val="0"/>
+                <w:sz w:val="19"/>
+              </w:rPr>
+              <w:t>results（[{college, placement}]）</w:t>
+            </w:r>
+          </w:p>
+        </w:tc>
+      </w:tr>
+    </w:tbl>
+    <w:p>
+      <w:pPr>
+        <w:spacing w:after="40"/>
+      </w:pPr>
+    </w:p>
+    <w:p>
+      <w:pPr>
+        <w:pStyle w:val="ListBullet"/>
+        <w:spacing w:after="40" w:line="300" w:lineRule="auto"/>
+        <w:ind w:left="425"/>
+      </w:pPr>
+      <w:r>
+        <w:rPr>
+          <w:rFonts w:ascii="Times New Roman" w:hAnsi="Times New Roman" w:eastAsia="宋体"/>
+          <w:b w:val="0"/>
+          <w:sz w:val="21"/>
+        </w:rPr>
+        <w:t>ties._id 是大场的确定性键（赛事 + 轮次 + 阶段 + 签位），不要手工新增或改 _id。</w:t>
+      </w:r>
+    </w:p>
+    <w:p>
+      <w:pPr>
+        <w:pStyle w:val="ListBullet"/>
+        <w:spacing w:after="40" w:line="300" w:lineRule="auto"/>
+        <w:ind w:left="425"/>
+      </w:pPr>
+      <w:r>
+        <w:rPr>
+          <w:rFonts w:ascii="Times New Roman" w:hAnsi="Times New Roman" w:eastAsia="宋体"/>
+          <w:b w:val="0"/>
+          <w:sz w:val="21"/>
+        </w:rPr>
+        <w:t>学院赛小场写在 matches 集合，用 competition='college' 与个人赛区分；改小场比分会触发大场汇总重算。</w:t>
+      </w:r>
+    </w:p>
+    <w:p>
+      <w:pPr>
+        <w:pStyle w:val="ListBullet"/>
+        <w:spacing w:after="40" w:line="300" w:lineRule="auto"/>
+        <w:ind w:left="425"/>
+      </w:pPr>
+      <w:r>
+        <w:rPr>
+          <w:rFonts w:ascii="Times New Roman" w:hAnsi="Times New Roman" w:eastAsia="宋体"/>
+          <w:b w:val="0"/>
+          <w:sz w:val="21"/>
+        </w:rPr>
+        <w:t>学院名次不计个人分，因此改 college_events.results 不需要动 seasons.version；但若改了学院赛小场的比分，需要把 version 加 1 让 ELO 重算。</w:t>
+      </w:r>
+    </w:p>
+    <w:p>
+      <w:pPr>
+        <w:pStyle w:val="ListBullet"/>
+        <w:spacing w:after="40" w:line="300" w:lineRule="auto"/>
+        <w:ind w:left="425"/>
+      </w:pPr>
+      <w:r>
+        <w:rPr>
+          <w:rFonts w:ascii="Times New Roman" w:hAnsi="Times New Roman" w:eastAsia="宋体"/>
+          <w:b w:val="0"/>
+          <w:sz w:val="21"/>
+        </w:rPr>
+        <w:t>弃权的小场（outcome='forfeit'）与双打小场都不计 ELO，改这些场次不会影响任何人的等级分。</w:t>
       </w:r>
     </w:p>
     <w:p>
@@ -5544,6 +6882,242 @@
                 <w:b w:val="0"/>
                 <w:sz w:val="19"/>
               </w:rPr>
+              <w:t>学院赛某一步直接报错</w:t>
+            </w:r>
+          </w:p>
+        </w:tc>
+        <w:tc>
+          <w:tcPr>
+            <w:tcW w:type="dxa" w:w="2721"/>
+          </w:tcPr>
+          <w:p>
+            <w:pPr>
+              <w:spacing w:line="276" w:lineRule="auto"/>
+            </w:pPr>
+            <w:r/>
+            <w:r>
+              <w:rPr>
+                <w:rFonts w:ascii="Times New Roman" w:hAnsi="Times New Roman" w:eastAsia="宋体"/>
+                <w:b w:val="0"/>
+                <w:sz w:val="19"/>
+              </w:rPr>
+              <w:t>college_events / college_entries / ties / lineups 有集合没建</w:t>
+            </w:r>
+          </w:p>
+        </w:tc>
+        <w:tc>
+          <w:tcPr>
+            <w:tcW w:type="dxa" w:w="3969"/>
+          </w:tcPr>
+          <w:p>
+            <w:pPr>
+              <w:spacing w:line="276" w:lineRule="auto"/>
+            </w:pPr>
+            <w:r/>
+            <w:r>
+              <w:rPr>
+                <w:rFonts w:ascii="Times New Roman" w:hAnsi="Times New Roman" w:eastAsia="宋体"/>
+                <w:b w:val="0"/>
+                <w:sz w:val="19"/>
+              </w:rPr>
+              <w:t>按第 3.1 节补齐 4 个学院赛集合</w:t>
+            </w:r>
+          </w:p>
+        </w:tc>
+      </w:tr>
+      <w:tr>
+        <w:tc>
+          <w:tcPr>
+            <w:tcW w:type="dxa" w:w="2494"/>
+          </w:tcPr>
+          <w:p>
+            <w:pPr>
+              <w:spacing w:line="276" w:lineRule="auto"/>
+            </w:pPr>
+            <w:r/>
+            <w:r>
+              <w:rPr>
+                <w:rFonts w:ascii="Times New Roman" w:hAnsi="Times New Roman" w:eastAsia="宋体"/>
+                <w:b w:val="0"/>
+                <w:sz w:val="19"/>
+              </w:rPr>
+              <w:t>干事交不了本院名单 / 排阵</w:t>
+            </w:r>
+          </w:p>
+        </w:tc>
+        <w:tc>
+          <w:tcPr>
+            <w:tcW w:type="dxa" w:w="2721"/>
+          </w:tcPr>
+          <w:p>
+            <w:pPr>
+              <w:spacing w:line="276" w:lineRule="auto"/>
+            </w:pPr>
+            <w:r/>
+            <w:r>
+              <w:rPr>
+                <w:rFonts w:ascii="Times New Roman" w:hAnsi="Times New Roman" w:eastAsia="宋体"/>
+                <w:b w:val="0"/>
+                <w:sz w:val="19"/>
+              </w:rPr>
+              <w:t>该账号的 college 为空或不是学院全名</w:t>
+            </w:r>
+          </w:p>
+        </w:tc>
+        <w:tc>
+          <w:tcPr>
+            <w:tcW w:type="dxa" w:w="3969"/>
+          </w:tcPr>
+          <w:p>
+            <w:pPr>
+              <w:spacing w:line="276" w:lineRule="auto"/>
+            </w:pPr>
+            <w:r/>
+            <w:r>
+              <w:rPr>
+                <w:rFonts w:ascii="Times New Roman" w:hAnsi="Times New Roman" w:eastAsia="宋体"/>
+                <w:b w:val="0"/>
+                <w:sz w:val="19"/>
+              </w:rPr>
+              <w:t>在 users 里把 college 改成 26 所学院之一的全名</w:t>
+            </w:r>
+          </w:p>
+        </w:tc>
+      </w:tr>
+      <w:tr>
+        <w:tc>
+          <w:tcPr>
+            <w:tcW w:type="dxa" w:w="2494"/>
+          </w:tcPr>
+          <w:p>
+            <w:pPr>
+              <w:spacing w:line="276" w:lineRule="auto"/>
+            </w:pPr>
+            <w:r/>
+            <w:r>
+              <w:rPr>
+                <w:rFonts w:ascii="Times New Roman" w:hAnsi="Times New Roman" w:eastAsia="宋体"/>
+                <w:b w:val="0"/>
+                <w:sz w:val="19"/>
+              </w:rPr>
+              <w:t>学院赛找不到某个学院</w:t>
+            </w:r>
+          </w:p>
+        </w:tc>
+        <w:tc>
+          <w:tcPr>
+            <w:tcW w:type="dxa" w:w="2721"/>
+          </w:tcPr>
+          <w:p>
+            <w:pPr>
+              <w:spacing w:line="276" w:lineRule="auto"/>
+            </w:pPr>
+            <w:r/>
+            <w:r>
+              <w:rPr>
+                <w:rFonts w:ascii="Times New Roman" w:hAnsi="Times New Roman" w:eastAsia="宋体"/>
+                <w:b w:val="0"/>
+                <w:sz w:val="19"/>
+              </w:rPr>
+              <w:t>该学院名单不是「已通过」状态</w:t>
+            </w:r>
+          </w:p>
+        </w:tc>
+        <w:tc>
+          <w:tcPr>
+            <w:tcW w:type="dxa" w:w="3969"/>
+          </w:tcPr>
+          <w:p>
+            <w:pPr>
+              <w:spacing w:line="276" w:lineRule="auto"/>
+            </w:pPr>
+            <w:r/>
+            <w:r>
+              <w:rPr>
+                <w:rFonts w:ascii="Times New Roman" w:hAnsi="Times New Roman" w:eastAsia="宋体"/>
+                <w:b w:val="0"/>
+                <w:sz w:val="19"/>
+              </w:rPr>
+              <w:t>在 college_entries 里把 status 改成 1（已通过），或让管理员在小程序里通过</w:t>
+            </w:r>
+          </w:p>
+        </w:tc>
+      </w:tr>
+      <w:tr>
+        <w:tc>
+          <w:tcPr>
+            <w:tcW w:type="dxa" w:w="2494"/>
+          </w:tcPr>
+          <w:p>
+            <w:pPr>
+              <w:spacing w:line="276" w:lineRule="auto"/>
+            </w:pPr>
+            <w:r/>
+            <w:r>
+              <w:rPr>
+                <w:rFonts w:ascii="Times New Roman" w:hAnsi="Times New Roman" w:eastAsia="宋体"/>
+                <w:b w:val="0"/>
+                <w:sz w:val="19"/>
+              </w:rPr>
+              <w:t>大场点「开始」不生效</w:t>
+            </w:r>
+          </w:p>
+        </w:tc>
+        <w:tc>
+          <w:tcPr>
+            <w:tcW w:type="dxa" w:w="2721"/>
+          </w:tcPr>
+          <w:p>
+            <w:pPr>
+              <w:spacing w:line="276" w:lineRule="auto"/>
+            </w:pPr>
+            <w:r/>
+            <w:r>
+              <w:rPr>
+                <w:rFonts w:ascii="Times New Roman" w:hAnsi="Times New Roman" w:eastAsia="宋体"/>
+                <w:b w:val="0"/>
+                <w:sz w:val="19"/>
+              </w:rPr>
+              <w:t>双方排阵未齐</w:t>
+            </w:r>
+          </w:p>
+        </w:tc>
+        <w:tc>
+          <w:tcPr>
+            <w:tcW w:type="dxa" w:w="3969"/>
+          </w:tcPr>
+          <w:p>
+            <w:pPr>
+              <w:spacing w:line="276" w:lineRule="auto"/>
+            </w:pPr>
+            <w:r/>
+            <w:r>
+              <w:rPr>
+                <w:rFonts w:ascii="Times New Roman" w:hAnsi="Times New Roman" w:eastAsia="宋体"/>
+                <w:b w:val="0"/>
+                <w:sz w:val="19"/>
+              </w:rPr>
+              <w:t>确认 ties 里 lineupA/lineupB 都为 true；缺的一方补交排阵</w:t>
+            </w:r>
+          </w:p>
+        </w:tc>
+      </w:tr>
+      <w:tr>
+        <w:tc>
+          <w:tcPr>
+            <w:tcW w:type="dxa" w:w="2494"/>
+          </w:tcPr>
+          <w:p>
+            <w:pPr>
+              <w:spacing w:line="276" w:lineRule="auto"/>
+            </w:pPr>
+            <w:r/>
+            <w:r>
+              <w:rPr>
+                <w:rFonts w:ascii="Times New Roman" w:hAnsi="Times New Roman" w:eastAsia="宋体"/>
+                <w:b w:val="0"/>
+                <w:sz w:val="19"/>
+              </w:rPr>
               <w:t>重置赛季被拒绝</w:t>
             </w:r>
           </w:p>
@@ -5778,7 +7352,7 @@
                 <w:b w:val="0"/>
                 <w:sz w:val="19"/>
               </w:rPr>
-              <w:t>role</w:t>
+              <w:t>users.role</w:t>
             </w:r>
           </w:p>
         </w:tc>
@@ -5837,7 +7411,7 @@
                 <w:b w:val="0"/>
                 <w:sz w:val="19"/>
               </w:rPr>
-              <w:t>status</w:t>
+              <w:t>users.status</w:t>
             </w:r>
           </w:p>
         </w:tc>
@@ -5877,7 +7451,7 @@
                 <w:b w:val="0"/>
                 <w:sz w:val="19"/>
               </w:rPr>
-              <w:t>赛事</w:t>
+              <w:t>个人赛事</w:t>
             </w:r>
           </w:p>
         </w:tc>
@@ -5995,7 +7569,7 @@
                 <w:b w:val="0"/>
                 <w:sz w:val="19"/>
               </w:rPr>
-              <w:t>报名</w:t>
+              <w:t>比赛归属</w:t>
             </w:r>
           </w:p>
         </w:tc>
@@ -6014,7 +7588,7 @@
                 <w:b w:val="0"/>
                 <w:sz w:val="19"/>
               </w:rPr>
-              <w:t>event_signups.status</w:t>
+              <w:t>matches.competition</w:t>
             </w:r>
           </w:p>
         </w:tc>
@@ -6033,7 +7607,7 @@
                 <w:b w:val="0"/>
                 <w:sz w:val="19"/>
               </w:rPr>
-              <w:t>0=已取消，1=已报名，2=已签到</w:t>
+              <w:t>personal=个人赛，college=学院赛小场</w:t>
             </w:r>
           </w:p>
         </w:tc>
@@ -6054,7 +7628,7 @@
                 <w:b w:val="0"/>
                 <w:sz w:val="19"/>
               </w:rPr>
-              <w:t>公告</w:t>
+              <w:t>比赛结果性质</w:t>
             </w:r>
           </w:p>
         </w:tc>
@@ -6073,7 +7647,7 @@
                 <w:b w:val="0"/>
                 <w:sz w:val="19"/>
               </w:rPr>
-              <w:t>announcements.status</w:t>
+              <w:t>matches.outcome</w:t>
             </w:r>
           </w:p>
         </w:tc>
@@ -6092,7 +7666,7 @@
                 <w:b w:val="0"/>
                 <w:sz w:val="19"/>
               </w:rPr>
-              <w:t>published=已发布，archived=已下架</w:t>
+              <w:t>normal=正常，forfeit=弃权（不计 ELO）</w:t>
             </w:r>
           </w:p>
         </w:tc>
@@ -6113,6 +7687,124 @@
                 <w:b w:val="0"/>
                 <w:sz w:val="19"/>
               </w:rPr>
+              <w:t>报名</w:t>
+            </w:r>
+          </w:p>
+        </w:tc>
+        <w:tc>
+          <w:tcPr>
+            <w:tcW w:type="dxa" w:w="2268"/>
+          </w:tcPr>
+          <w:p>
+            <w:pPr>
+              <w:spacing w:line="276" w:lineRule="auto"/>
+            </w:pPr>
+            <w:r/>
+            <w:r>
+              <w:rPr>
+                <w:rFonts w:ascii="Times New Roman" w:hAnsi="Times New Roman" w:eastAsia="宋体"/>
+                <w:b w:val="0"/>
+                <w:sz w:val="19"/>
+              </w:rPr>
+              <w:t>event_signups.status</w:t>
+            </w:r>
+          </w:p>
+        </w:tc>
+        <w:tc>
+          <w:tcPr>
+            <w:tcW w:type="dxa" w:w="5102"/>
+          </w:tcPr>
+          <w:p>
+            <w:pPr>
+              <w:spacing w:line="276" w:lineRule="auto"/>
+            </w:pPr>
+            <w:r/>
+            <w:r>
+              <w:rPr>
+                <w:rFonts w:ascii="Times New Roman" w:hAnsi="Times New Roman" w:eastAsia="宋体"/>
+                <w:b w:val="0"/>
+                <w:sz w:val="19"/>
+              </w:rPr>
+              <w:t>0=已取消，1=已报名，2=已签到</w:t>
+            </w:r>
+          </w:p>
+        </w:tc>
+      </w:tr>
+      <w:tr>
+        <w:tc>
+          <w:tcPr>
+            <w:tcW w:type="dxa" w:w="1814"/>
+          </w:tcPr>
+          <w:p>
+            <w:pPr>
+              <w:spacing w:line="276" w:lineRule="auto"/>
+            </w:pPr>
+            <w:r/>
+            <w:r>
+              <w:rPr>
+                <w:rFonts w:ascii="Times New Roman" w:hAnsi="Times New Roman" w:eastAsia="宋体"/>
+                <w:b w:val="0"/>
+                <w:sz w:val="19"/>
+              </w:rPr>
+              <w:t>公告</w:t>
+            </w:r>
+          </w:p>
+        </w:tc>
+        <w:tc>
+          <w:tcPr>
+            <w:tcW w:type="dxa" w:w="2268"/>
+          </w:tcPr>
+          <w:p>
+            <w:pPr>
+              <w:spacing w:line="276" w:lineRule="auto"/>
+            </w:pPr>
+            <w:r/>
+            <w:r>
+              <w:rPr>
+                <w:rFonts w:ascii="Times New Roman" w:hAnsi="Times New Roman" w:eastAsia="宋体"/>
+                <w:b w:val="0"/>
+                <w:sz w:val="19"/>
+              </w:rPr>
+              <w:t>announcements.status</w:t>
+            </w:r>
+          </w:p>
+        </w:tc>
+        <w:tc>
+          <w:tcPr>
+            <w:tcW w:type="dxa" w:w="5102"/>
+          </w:tcPr>
+          <w:p>
+            <w:pPr>
+              <w:spacing w:line="276" w:lineRule="auto"/>
+            </w:pPr>
+            <w:r/>
+            <w:r>
+              <w:rPr>
+                <w:rFonts w:ascii="Times New Roman" w:hAnsi="Times New Roman" w:eastAsia="宋体"/>
+                <w:b w:val="0"/>
+                <w:sz w:val="19"/>
+              </w:rPr>
+              <w:t>published=已发布，archived=已下架</w:t>
+            </w:r>
+          </w:p>
+        </w:tc>
+      </w:tr>
+      <w:tr>
+        <w:tc>
+          <w:tcPr>
+            <w:tcW w:type="dxa" w:w="1814"/>
+          </w:tcPr>
+          <w:p>
+            <w:pPr>
+              <w:spacing w:line="276" w:lineRule="auto"/>
+            </w:pPr>
+            <w:r/>
+            <w:r>
+              <w:rPr>
+                <w:rFonts w:ascii="Times New Roman" w:hAnsi="Times New Roman" w:eastAsia="宋体"/>
+                <w:b w:val="0"/>
+                <w:sz w:val="19"/>
+              </w:rPr>
               <w:t>比赛项目</w:t>
             </w:r>
           </w:p>
@@ -6152,6 +7844,242 @@
                 <w:sz w:val="19"/>
               </w:rPr>
               <w:t>1=单打，3=双打（双打不计分）</w:t>
+            </w:r>
+          </w:p>
+        </w:tc>
+      </w:tr>
+      <w:tr>
+        <w:tc>
+          <w:tcPr>
+            <w:tcW w:type="dxa" w:w="1814"/>
+          </w:tcPr>
+          <w:p>
+            <w:pPr>
+              <w:spacing w:line="276" w:lineRule="auto"/>
+            </w:pPr>
+            <w:r/>
+            <w:r>
+              <w:rPr>
+                <w:rFonts w:ascii="Times New Roman" w:hAnsi="Times New Roman" w:eastAsia="宋体"/>
+                <w:b w:val="0"/>
+                <w:sz w:val="19"/>
+              </w:rPr>
+              <w:t>学院赛</w:t>
+            </w:r>
+          </w:p>
+        </w:tc>
+        <w:tc>
+          <w:tcPr>
+            <w:tcW w:type="dxa" w:w="2268"/>
+          </w:tcPr>
+          <w:p>
+            <w:pPr>
+              <w:spacing w:line="276" w:lineRule="auto"/>
+            </w:pPr>
+            <w:r/>
+            <w:r>
+              <w:rPr>
+                <w:rFonts w:ascii="Times New Roman" w:hAnsi="Times New Roman" w:eastAsia="宋体"/>
+                <w:b w:val="0"/>
+                <w:sz w:val="19"/>
+              </w:rPr>
+              <w:t>college_events.status</w:t>
+            </w:r>
+          </w:p>
+        </w:tc>
+        <w:tc>
+          <w:tcPr>
+            <w:tcW w:type="dxa" w:w="5102"/>
+          </w:tcPr>
+          <w:p>
+            <w:pPr>
+              <w:spacing w:line="276" w:lineRule="auto"/>
+            </w:pPr>
+            <w:r/>
+            <w:r>
+              <w:rPr>
+                <w:rFonts w:ascii="Times New Roman" w:hAnsi="Times New Roman" w:eastAsia="宋体"/>
+                <w:b w:val="0"/>
+                <w:sz w:val="19"/>
+              </w:rPr>
+              <w:t>0=报名中，1=待开赛，2=进行中，3=已结束</w:t>
+            </w:r>
+          </w:p>
+        </w:tc>
+      </w:tr>
+      <w:tr>
+        <w:tc>
+          <w:tcPr>
+            <w:tcW w:type="dxa" w:w="1814"/>
+          </w:tcPr>
+          <w:p>
+            <w:pPr>
+              <w:spacing w:line="276" w:lineRule="auto"/>
+            </w:pPr>
+            <w:r/>
+            <w:r>
+              <w:rPr>
+                <w:rFonts w:ascii="Times New Roman" w:hAnsi="Times New Roman" w:eastAsia="宋体"/>
+                <w:b w:val="0"/>
+                <w:sz w:val="19"/>
+              </w:rPr>
+              <w:t>学院名单</w:t>
+            </w:r>
+          </w:p>
+        </w:tc>
+        <w:tc>
+          <w:tcPr>
+            <w:tcW w:type="dxa" w:w="2268"/>
+          </w:tcPr>
+          <w:p>
+            <w:pPr>
+              <w:spacing w:line="276" w:lineRule="auto"/>
+            </w:pPr>
+            <w:r/>
+            <w:r>
+              <w:rPr>
+                <w:rFonts w:ascii="Times New Roman" w:hAnsi="Times New Roman" w:eastAsia="宋体"/>
+                <w:b w:val="0"/>
+                <w:sz w:val="19"/>
+              </w:rPr>
+              <w:t>college_entries.status</w:t>
+            </w:r>
+          </w:p>
+        </w:tc>
+        <w:tc>
+          <w:tcPr>
+            <w:tcW w:type="dxa" w:w="5102"/>
+          </w:tcPr>
+          <w:p>
+            <w:pPr>
+              <w:spacing w:line="276" w:lineRule="auto"/>
+            </w:pPr>
+            <w:r/>
+            <w:r>
+              <w:rPr>
+                <w:rFonts w:ascii="Times New Roman" w:hAnsi="Times New Roman" w:eastAsia="宋体"/>
+                <w:b w:val="0"/>
+                <w:sz w:val="19"/>
+              </w:rPr>
+              <w:t>0=待审核，1=已通过，2=已退回</w:t>
+            </w:r>
+          </w:p>
+        </w:tc>
+      </w:tr>
+      <w:tr>
+        <w:tc>
+          <w:tcPr>
+            <w:tcW w:type="dxa" w:w="1814"/>
+          </w:tcPr>
+          <w:p>
+            <w:pPr>
+              <w:spacing w:line="276" w:lineRule="auto"/>
+            </w:pPr>
+            <w:r/>
+            <w:r>
+              <w:rPr>
+                <w:rFonts w:ascii="Times New Roman" w:hAnsi="Times New Roman" w:eastAsia="宋体"/>
+                <w:b w:val="0"/>
+                <w:sz w:val="19"/>
+              </w:rPr>
+              <w:t>大场</w:t>
+            </w:r>
+          </w:p>
+        </w:tc>
+        <w:tc>
+          <w:tcPr>
+            <w:tcW w:type="dxa" w:w="2268"/>
+          </w:tcPr>
+          <w:p>
+            <w:pPr>
+              <w:spacing w:line="276" w:lineRule="auto"/>
+            </w:pPr>
+            <w:r/>
+            <w:r>
+              <w:rPr>
+                <w:rFonts w:ascii="Times New Roman" w:hAnsi="Times New Roman" w:eastAsia="宋体"/>
+                <w:b w:val="0"/>
+                <w:sz w:val="19"/>
+              </w:rPr>
+              <w:t>ties.status</w:t>
+            </w:r>
+          </w:p>
+        </w:tc>
+        <w:tc>
+          <w:tcPr>
+            <w:tcW w:type="dxa" w:w="5102"/>
+          </w:tcPr>
+          <w:p>
+            <w:pPr>
+              <w:spacing w:line="276" w:lineRule="auto"/>
+            </w:pPr>
+            <w:r/>
+            <w:r>
+              <w:rPr>
+                <w:rFonts w:ascii="Times New Roman" w:hAnsi="Times New Roman" w:eastAsia="宋体"/>
+                <w:b w:val="0"/>
+                <w:sz w:val="19"/>
+              </w:rPr>
+              <w:t>0=待排阵，1=待开赛，2=进行中，3=已结束</w:t>
+            </w:r>
+          </w:p>
+        </w:tc>
+      </w:tr>
+      <w:tr>
+        <w:tc>
+          <w:tcPr>
+            <w:tcW w:type="dxa" w:w="1814"/>
+          </w:tcPr>
+          <w:p>
+            <w:pPr>
+              <w:spacing w:line="276" w:lineRule="auto"/>
+            </w:pPr>
+            <w:r/>
+            <w:r>
+              <w:rPr>
+                <w:rFonts w:ascii="Times New Roman" w:hAnsi="Times New Roman" w:eastAsia="宋体"/>
+                <w:b w:val="0"/>
+                <w:sz w:val="19"/>
+              </w:rPr>
+              <w:t>小项结果</w:t>
+            </w:r>
+          </w:p>
+        </w:tc>
+        <w:tc>
+          <w:tcPr>
+            <w:tcW w:type="dxa" w:w="2268"/>
+          </w:tcPr>
+          <w:p>
+            <w:pPr>
+              <w:spacing w:line="276" w:lineRule="auto"/>
+            </w:pPr>
+            <w:r/>
+            <w:r>
+              <w:rPr>
+                <w:rFonts w:ascii="Times New Roman" w:hAnsi="Times New Roman" w:eastAsia="宋体"/>
+                <w:b w:val="0"/>
+                <w:sz w:val="19"/>
+              </w:rPr>
+              <w:t>ties.legs[].outcome</w:t>
+            </w:r>
+          </w:p>
+        </w:tc>
+        <w:tc>
+          <w:tcPr>
+            <w:tcW w:type="dxa" w:w="5102"/>
+          </w:tcPr>
+          <w:p>
+            <w:pPr>
+              <w:spacing w:line="276" w:lineRule="auto"/>
+            </w:pPr>
+            <w:r/>
+            <w:r>
+              <w:rPr>
+                <w:rFonts w:ascii="Times New Roman" w:hAnsi="Times New Roman" w:eastAsia="宋体"/>
+                <w:b w:val="0"/>
+                <w:sz w:val="19"/>
+              </w:rPr>
+              <w:t>normal=正常，forfeit=弃权（对手获胜、不计 ELO）</w:t>
             </w:r>
           </w:p>
         </w:tc>
@@ -6701,7 +8629,7 @@
                 <w:b w:val="0"/>
                 <w:sz w:val="19"/>
               </w:rPr>
-              <w:t>录入比赛成绩</w:t>
+              <w:t>录入比赛成绩（个人赛与学院赛小场共用）</w:t>
             </w:r>
           </w:p>
         </w:tc>
@@ -6859,7 +8787,7 @@
                 <w:b w:val="0"/>
                 <w:sz w:val="19"/>
               </w:rPr>
-              <w:t>finishEvent</w:t>
+              <w:t>forfeitMatch</w:t>
             </w:r>
           </w:p>
         </w:tc>
@@ -6878,7 +8806,7 @@
                 <w:b w:val="0"/>
                 <w:sz w:val="19"/>
               </w:rPr>
-              <w:t>录入名次并结束赛事（唯一结算入口）</w:t>
+              <w:t>个人赛本人弃权（对手晋级，不计 ELO）</w:t>
             </w:r>
           </w:p>
         </w:tc>
@@ -6897,7 +8825,7 @@
                 <w:b w:val="0"/>
                 <w:sz w:val="19"/>
               </w:rPr>
-              <w:t>管理员</w:t>
+              <w:t>本场参赛者本人；管理员可替任意一方</w:t>
             </w:r>
           </w:p>
         </w:tc>
@@ -6918,7 +8846,7 @@
                 <w:b w:val="0"/>
                 <w:sz w:val="19"/>
               </w:rPr>
-              <w:t>publishAnnouncement / archiveAnnouncement</w:t>
+              <w:t>finishEvent</w:t>
             </w:r>
           </w:p>
         </w:tc>
@@ -6937,7 +8865,7 @@
                 <w:b w:val="0"/>
                 <w:sz w:val="19"/>
               </w:rPr>
-              <w:t>发布 / 下架公告</w:t>
+              <w:t>录入名次并结束赛事（唯一结算入口）</w:t>
             </w:r>
           </w:p>
         </w:tc>
@@ -6956,7 +8884,7 @@
                 <w:b w:val="0"/>
                 <w:sz w:val="19"/>
               </w:rPr>
-              <w:t>干事及以上</w:t>
+              <w:t>管理员</w:t>
             </w:r>
           </w:p>
         </w:tc>
@@ -6977,6 +8905,65 @@
                 <w:b w:val="0"/>
                 <w:sz w:val="19"/>
               </w:rPr>
+              <w:t>publishAnnouncement / archiveAnnouncement</w:t>
+            </w:r>
+          </w:p>
+        </w:tc>
+        <w:tc>
+          <w:tcPr>
+            <w:tcW w:type="dxa" w:w="4082"/>
+          </w:tcPr>
+          <w:p>
+            <w:pPr>
+              <w:spacing w:line="276" w:lineRule="auto"/>
+            </w:pPr>
+            <w:r/>
+            <w:r>
+              <w:rPr>
+                <w:rFonts w:ascii="Times New Roman" w:hAnsi="Times New Roman" w:eastAsia="宋体"/>
+                <w:b w:val="0"/>
+                <w:sz w:val="19"/>
+              </w:rPr>
+              <w:t>发布 / 下架公告</w:t>
+            </w:r>
+          </w:p>
+        </w:tc>
+        <w:tc>
+          <w:tcPr>
+            <w:tcW w:type="dxa" w:w="2494"/>
+          </w:tcPr>
+          <w:p>
+            <w:pPr>
+              <w:spacing w:line="276" w:lineRule="auto"/>
+            </w:pPr>
+            <w:r/>
+            <w:r>
+              <w:rPr>
+                <w:rFonts w:ascii="Times New Roman" w:hAnsi="Times New Roman" w:eastAsia="宋体"/>
+                <w:b w:val="0"/>
+                <w:sz w:val="19"/>
+              </w:rPr>
+              <w:t>干事及以上</w:t>
+            </w:r>
+          </w:p>
+        </w:tc>
+      </w:tr>
+      <w:tr>
+        <w:tc>
+          <w:tcPr>
+            <w:tcW w:type="dxa" w:w="2608"/>
+          </w:tcPr>
+          <w:p>
+            <w:pPr>
+              <w:spacing w:line="276" w:lineRule="auto"/>
+            </w:pPr>
+            <w:r/>
+            <w:r>
+              <w:rPr>
+                <w:rFonts w:ascii="Times New Roman" w:hAnsi="Times New Roman" w:eastAsia="宋体"/>
+                <w:b w:val="0"/>
+                <w:sz w:val="19"/>
+              </w:rPr>
               <w:t>resetSeason</w:t>
             </w:r>
           </w:p>
@@ -6997,6 +8984,655 @@
                 <w:sz w:val="19"/>
               </w:rPr>
               <w:t>赛季软重置</w:t>
+            </w:r>
+          </w:p>
+        </w:tc>
+        <w:tc>
+          <w:tcPr>
+            <w:tcW w:type="dxa" w:w="2494"/>
+          </w:tcPr>
+          <w:p>
+            <w:pPr>
+              <w:spacing w:line="276" w:lineRule="auto"/>
+            </w:pPr>
+            <w:r/>
+            <w:r>
+              <w:rPr>
+                <w:rFonts w:ascii="Times New Roman" w:hAnsi="Times New Roman" w:eastAsia="宋体"/>
+                <w:b w:val="0"/>
+                <w:sz w:val="19"/>
+              </w:rPr>
+              <w:t>管理员</w:t>
+            </w:r>
+          </w:p>
+        </w:tc>
+      </w:tr>
+      <w:tr>
+        <w:tc>
+          <w:tcPr>
+            <w:tcW w:type="dxa" w:w="2608"/>
+          </w:tcPr>
+          <w:p>
+            <w:pPr>
+              <w:spacing w:line="276" w:lineRule="auto"/>
+            </w:pPr>
+            <w:r/>
+            <w:r>
+              <w:rPr>
+                <w:rFonts w:ascii="Times New Roman" w:hAnsi="Times New Roman" w:eastAsia="宋体"/>
+                <w:b w:val="0"/>
+                <w:sz w:val="19"/>
+              </w:rPr>
+              <w:t>getCollegeEvents / getCollegeEvent</w:t>
+            </w:r>
+          </w:p>
+        </w:tc>
+        <w:tc>
+          <w:tcPr>
+            <w:tcW w:type="dxa" w:w="4082"/>
+          </w:tcPr>
+          <w:p>
+            <w:pPr>
+              <w:spacing w:line="276" w:lineRule="auto"/>
+            </w:pPr>
+            <w:r/>
+            <w:r>
+              <w:rPr>
+                <w:rFonts w:ascii="Times New Roman" w:hAnsi="Times New Roman" w:eastAsia="宋体"/>
+                <w:b w:val="0"/>
+                <w:sz w:val="19"/>
+              </w:rPr>
+              <w:t>读取学院赛列表 / 详情</w:t>
+            </w:r>
+          </w:p>
+        </w:tc>
+        <w:tc>
+          <w:tcPr>
+            <w:tcW w:type="dxa" w:w="2494"/>
+          </w:tcPr>
+          <w:p>
+            <w:pPr>
+              <w:spacing w:line="276" w:lineRule="auto"/>
+            </w:pPr>
+            <w:r/>
+            <w:r>
+              <w:rPr>
+                <w:rFonts w:ascii="Times New Roman" w:hAnsi="Times New Roman" w:eastAsia="宋体"/>
+                <w:b w:val="0"/>
+                <w:sz w:val="19"/>
+              </w:rPr>
+              <w:t>登录</w:t>
+            </w:r>
+          </w:p>
+        </w:tc>
+      </w:tr>
+      <w:tr>
+        <w:tc>
+          <w:tcPr>
+            <w:tcW w:type="dxa" w:w="2608"/>
+          </w:tcPr>
+          <w:p>
+            <w:pPr>
+              <w:spacing w:line="276" w:lineRule="auto"/>
+            </w:pPr>
+            <w:r/>
+            <w:r>
+              <w:rPr>
+                <w:rFonts w:ascii="Times New Roman" w:hAnsi="Times New Roman" w:eastAsia="宋体"/>
+                <w:b w:val="0"/>
+                <w:sz w:val="19"/>
+              </w:rPr>
+              <w:t>getCollegeEntries / getCollegeTies / getCollegeLineups</w:t>
+            </w:r>
+          </w:p>
+        </w:tc>
+        <w:tc>
+          <w:tcPr>
+            <w:tcW w:type="dxa" w:w="4082"/>
+          </w:tcPr>
+          <w:p>
+            <w:pPr>
+              <w:spacing w:line="276" w:lineRule="auto"/>
+            </w:pPr>
+            <w:r/>
+            <w:r>
+              <w:rPr>
+                <w:rFonts w:ascii="Times New Roman" w:hAnsi="Times New Roman" w:eastAsia="宋体"/>
+                <w:b w:val="0"/>
+                <w:sz w:val="19"/>
+              </w:rPr>
+              <w:t>读取学院名单 / 大场 / 排阵</w:t>
+            </w:r>
+          </w:p>
+        </w:tc>
+        <w:tc>
+          <w:tcPr>
+            <w:tcW w:type="dxa" w:w="2494"/>
+          </w:tcPr>
+          <w:p>
+            <w:pPr>
+              <w:spacing w:line="276" w:lineRule="auto"/>
+            </w:pPr>
+            <w:r/>
+            <w:r>
+              <w:rPr>
+                <w:rFonts w:ascii="Times New Roman" w:hAnsi="Times New Roman" w:eastAsia="宋体"/>
+                <w:b w:val="0"/>
+                <w:sz w:val="19"/>
+              </w:rPr>
+              <w:t>登录</w:t>
+            </w:r>
+          </w:p>
+        </w:tc>
+      </w:tr>
+      <w:tr>
+        <w:tc>
+          <w:tcPr>
+            <w:tcW w:type="dxa" w:w="2608"/>
+          </w:tcPr>
+          <w:p>
+            <w:pPr>
+              <w:spacing w:line="276" w:lineRule="auto"/>
+            </w:pPr>
+            <w:r/>
+            <w:r>
+              <w:rPr>
+                <w:rFonts w:ascii="Times New Roman" w:hAnsi="Times New Roman" w:eastAsia="宋体"/>
+                <w:b w:val="0"/>
+                <w:sz w:val="19"/>
+              </w:rPr>
+              <w:t>publishCollegeEvent</w:t>
+            </w:r>
+          </w:p>
+        </w:tc>
+        <w:tc>
+          <w:tcPr>
+            <w:tcW w:type="dxa" w:w="4082"/>
+          </w:tcPr>
+          <w:p>
+            <w:pPr>
+              <w:spacing w:line="276" w:lineRule="auto"/>
+            </w:pPr>
+            <w:r/>
+            <w:r>
+              <w:rPr>
+                <w:rFonts w:ascii="Times New Roman" w:hAnsi="Times New Roman" w:eastAsia="宋体"/>
+                <w:b w:val="0"/>
+                <w:sz w:val="19"/>
+              </w:rPr>
+              <w:t>发布学院赛</w:t>
+            </w:r>
+          </w:p>
+        </w:tc>
+        <w:tc>
+          <w:tcPr>
+            <w:tcW w:type="dxa" w:w="2494"/>
+          </w:tcPr>
+          <w:p>
+            <w:pPr>
+              <w:spacing w:line="276" w:lineRule="auto"/>
+            </w:pPr>
+            <w:r/>
+            <w:r>
+              <w:rPr>
+                <w:rFonts w:ascii="Times New Roman" w:hAnsi="Times New Roman" w:eastAsia="宋体"/>
+                <w:b w:val="0"/>
+                <w:sz w:val="19"/>
+              </w:rPr>
+              <w:t>管理员</w:t>
+            </w:r>
+          </w:p>
+        </w:tc>
+      </w:tr>
+      <w:tr>
+        <w:tc>
+          <w:tcPr>
+            <w:tcW w:type="dxa" w:w="2608"/>
+          </w:tcPr>
+          <w:p>
+            <w:pPr>
+              <w:spacing w:line="276" w:lineRule="auto"/>
+            </w:pPr>
+            <w:r/>
+            <w:r>
+              <w:rPr>
+                <w:rFonts w:ascii="Times New Roman" w:hAnsi="Times New Roman" w:eastAsia="宋体"/>
+                <w:b w:val="0"/>
+                <w:sz w:val="19"/>
+              </w:rPr>
+              <w:t>submitCollegeEntry</w:t>
+            </w:r>
+          </w:p>
+        </w:tc>
+        <w:tc>
+          <w:tcPr>
+            <w:tcW w:type="dxa" w:w="4082"/>
+          </w:tcPr>
+          <w:p>
+            <w:pPr>
+              <w:spacing w:line="276" w:lineRule="auto"/>
+            </w:pPr>
+            <w:r/>
+            <w:r>
+              <w:rPr>
+                <w:rFonts w:ascii="Times New Roman" w:hAnsi="Times New Roman" w:eastAsia="宋体"/>
+                <w:b w:val="0"/>
+                <w:sz w:val="19"/>
+              </w:rPr>
+              <w:t>提交本学院名单</w:t>
+            </w:r>
+          </w:p>
+        </w:tc>
+        <w:tc>
+          <w:tcPr>
+            <w:tcW w:type="dxa" w:w="2494"/>
+          </w:tcPr>
+          <w:p>
+            <w:pPr>
+              <w:spacing w:line="276" w:lineRule="auto"/>
+            </w:pPr>
+            <w:r/>
+            <w:r>
+              <w:rPr>
+                <w:rFonts w:ascii="Times New Roman" w:hAnsi="Times New Roman" w:eastAsia="宋体"/>
+                <w:b w:val="0"/>
+                <w:sz w:val="19"/>
+              </w:rPr>
+              <w:t>干事（限本学院）或管理员</w:t>
+            </w:r>
+          </w:p>
+        </w:tc>
+      </w:tr>
+      <w:tr>
+        <w:tc>
+          <w:tcPr>
+            <w:tcW w:type="dxa" w:w="2608"/>
+          </w:tcPr>
+          <w:p>
+            <w:pPr>
+              <w:spacing w:line="276" w:lineRule="auto"/>
+            </w:pPr>
+            <w:r/>
+            <w:r>
+              <w:rPr>
+                <w:rFonts w:ascii="Times New Roman" w:hAnsi="Times New Roman" w:eastAsia="宋体"/>
+                <w:b w:val="0"/>
+                <w:sz w:val="19"/>
+              </w:rPr>
+              <w:t>reviewCollegeEntry</w:t>
+            </w:r>
+          </w:p>
+        </w:tc>
+        <w:tc>
+          <w:tcPr>
+            <w:tcW w:type="dxa" w:w="4082"/>
+          </w:tcPr>
+          <w:p>
+            <w:pPr>
+              <w:spacing w:line="276" w:lineRule="auto"/>
+            </w:pPr>
+            <w:r/>
+            <w:r>
+              <w:rPr>
+                <w:rFonts w:ascii="Times New Roman" w:hAnsi="Times New Roman" w:eastAsia="宋体"/>
+                <w:b w:val="0"/>
+                <w:sz w:val="19"/>
+              </w:rPr>
+              <w:t>审核学院名单（通过 / 退回）</w:t>
+            </w:r>
+          </w:p>
+        </w:tc>
+        <w:tc>
+          <w:tcPr>
+            <w:tcW w:type="dxa" w:w="2494"/>
+          </w:tcPr>
+          <w:p>
+            <w:pPr>
+              <w:spacing w:line="276" w:lineRule="auto"/>
+            </w:pPr>
+            <w:r/>
+            <w:r>
+              <w:rPr>
+                <w:rFonts w:ascii="Times New Roman" w:hAnsi="Times New Roman" w:eastAsia="宋体"/>
+                <w:b w:val="0"/>
+                <w:sz w:val="19"/>
+              </w:rPr>
+              <w:t>管理员</w:t>
+            </w:r>
+          </w:p>
+        </w:tc>
+      </w:tr>
+      <w:tr>
+        <w:tc>
+          <w:tcPr>
+            <w:tcW w:type="dxa" w:w="2608"/>
+          </w:tcPr>
+          <w:p>
+            <w:pPr>
+              <w:spacing w:line="276" w:lineRule="auto"/>
+            </w:pPr>
+            <w:r/>
+            <w:r>
+              <w:rPr>
+                <w:rFonts w:ascii="Times New Roman" w:hAnsi="Times New Roman" w:eastAsia="宋体"/>
+                <w:b w:val="0"/>
+                <w:sz w:val="19"/>
+              </w:rPr>
+              <w:t>drawCollegeEvent</w:t>
+            </w:r>
+          </w:p>
+        </w:tc>
+        <w:tc>
+          <w:tcPr>
+            <w:tcW w:type="dxa" w:w="4082"/>
+          </w:tcPr>
+          <w:p>
+            <w:pPr>
+              <w:spacing w:line="276" w:lineRule="auto"/>
+            </w:pPr>
+            <w:r/>
+            <w:r>
+              <w:rPr>
+                <w:rFonts w:ascii="Times New Roman" w:hAnsi="Times New Roman" w:eastAsia="宋体"/>
+                <w:b w:val="0"/>
+                <w:sz w:val="19"/>
+              </w:rPr>
+              <w:t>学院赛抽签 / 重抽</w:t>
+            </w:r>
+          </w:p>
+        </w:tc>
+        <w:tc>
+          <w:tcPr>
+            <w:tcW w:type="dxa" w:w="2494"/>
+          </w:tcPr>
+          <w:p>
+            <w:pPr>
+              <w:spacing w:line="276" w:lineRule="auto"/>
+            </w:pPr>
+            <w:r/>
+            <w:r>
+              <w:rPr>
+                <w:rFonts w:ascii="Times New Roman" w:hAnsi="Times New Roman" w:eastAsia="宋体"/>
+                <w:b w:val="0"/>
+                <w:sz w:val="19"/>
+              </w:rPr>
+              <w:t>管理员</w:t>
+            </w:r>
+          </w:p>
+        </w:tc>
+      </w:tr>
+      <w:tr>
+        <w:tc>
+          <w:tcPr>
+            <w:tcW w:type="dxa" w:w="2608"/>
+          </w:tcPr>
+          <w:p>
+            <w:pPr>
+              <w:spacing w:line="276" w:lineRule="auto"/>
+            </w:pPr>
+            <w:r/>
+            <w:r>
+              <w:rPr>
+                <w:rFonts w:ascii="Times New Roman" w:hAnsi="Times New Roman" w:eastAsia="宋体"/>
+                <w:b w:val="0"/>
+                <w:sz w:val="19"/>
+              </w:rPr>
+              <w:t>startCollegeEvent</w:t>
+            </w:r>
+          </w:p>
+        </w:tc>
+        <w:tc>
+          <w:tcPr>
+            <w:tcW w:type="dxa" w:w="4082"/>
+          </w:tcPr>
+          <w:p>
+            <w:pPr>
+              <w:spacing w:line="276" w:lineRule="auto"/>
+            </w:pPr>
+            <w:r/>
+            <w:r>
+              <w:rPr>
+                <w:rFonts w:ascii="Times New Roman" w:hAnsi="Times New Roman" w:eastAsia="宋体"/>
+                <w:b w:val="0"/>
+                <w:sz w:val="19"/>
+              </w:rPr>
+              <w:t>开始学院赛，生成首轮大场</w:t>
+            </w:r>
+          </w:p>
+        </w:tc>
+        <w:tc>
+          <w:tcPr>
+            <w:tcW w:type="dxa" w:w="2494"/>
+          </w:tcPr>
+          <w:p>
+            <w:pPr>
+              <w:spacing w:line="276" w:lineRule="auto"/>
+            </w:pPr>
+            <w:r/>
+            <w:r>
+              <w:rPr>
+                <w:rFonts w:ascii="Times New Roman" w:hAnsi="Times New Roman" w:eastAsia="宋体"/>
+                <w:b w:val="0"/>
+                <w:sz w:val="19"/>
+              </w:rPr>
+              <w:t>管理员</w:t>
+            </w:r>
+          </w:p>
+        </w:tc>
+      </w:tr>
+      <w:tr>
+        <w:tc>
+          <w:tcPr>
+            <w:tcW w:type="dxa" w:w="2608"/>
+          </w:tcPr>
+          <w:p>
+            <w:pPr>
+              <w:spacing w:line="276" w:lineRule="auto"/>
+            </w:pPr>
+            <w:r/>
+            <w:r>
+              <w:rPr>
+                <w:rFonts w:ascii="Times New Roman" w:hAnsi="Times New Roman" w:eastAsia="宋体"/>
+                <w:b w:val="0"/>
+                <w:sz w:val="19"/>
+              </w:rPr>
+              <w:t>submitLineup</w:t>
+            </w:r>
+          </w:p>
+        </w:tc>
+        <w:tc>
+          <w:tcPr>
+            <w:tcW w:type="dxa" w:w="4082"/>
+          </w:tcPr>
+          <w:p>
+            <w:pPr>
+              <w:spacing w:line="276" w:lineRule="auto"/>
+            </w:pPr>
+            <w:r/>
+            <w:r>
+              <w:rPr>
+                <w:rFonts w:ascii="Times New Roman" w:hAnsi="Times New Roman" w:eastAsia="宋体"/>
+                <w:b w:val="0"/>
+                <w:sz w:val="19"/>
+              </w:rPr>
+              <w:t>提交大场排阵</w:t>
+            </w:r>
+          </w:p>
+        </w:tc>
+        <w:tc>
+          <w:tcPr>
+            <w:tcW w:type="dxa" w:w="2494"/>
+          </w:tcPr>
+          <w:p>
+            <w:pPr>
+              <w:spacing w:line="276" w:lineRule="auto"/>
+            </w:pPr>
+            <w:r/>
+            <w:r>
+              <w:rPr>
+                <w:rFonts w:ascii="Times New Roman" w:hAnsi="Times New Roman" w:eastAsia="宋体"/>
+                <w:b w:val="0"/>
+                <w:sz w:val="19"/>
+              </w:rPr>
+              <w:t>干事（限本学院）或管理员</w:t>
+            </w:r>
+          </w:p>
+        </w:tc>
+      </w:tr>
+      <w:tr>
+        <w:tc>
+          <w:tcPr>
+            <w:tcW w:type="dxa" w:w="2608"/>
+          </w:tcPr>
+          <w:p>
+            <w:pPr>
+              <w:spacing w:line="276" w:lineRule="auto"/>
+            </w:pPr>
+            <w:r/>
+            <w:r>
+              <w:rPr>
+                <w:rFonts w:ascii="Times New Roman" w:hAnsi="Times New Roman" w:eastAsia="宋体"/>
+                <w:b w:val="0"/>
+                <w:sz w:val="19"/>
+              </w:rPr>
+              <w:t>startTie</w:t>
+            </w:r>
+          </w:p>
+        </w:tc>
+        <w:tc>
+          <w:tcPr>
+            <w:tcW w:type="dxa" w:w="4082"/>
+          </w:tcPr>
+          <w:p>
+            <w:pPr>
+              <w:spacing w:line="276" w:lineRule="auto"/>
+            </w:pPr>
+            <w:r/>
+            <w:r>
+              <w:rPr>
+                <w:rFonts w:ascii="Times New Roman" w:hAnsi="Times New Roman" w:eastAsia="宋体"/>
+                <w:b w:val="0"/>
+                <w:sz w:val="19"/>
+              </w:rPr>
+              <w:t>开始大场，生成小场（双方排阵须齐）</w:t>
+            </w:r>
+          </w:p>
+        </w:tc>
+        <w:tc>
+          <w:tcPr>
+            <w:tcW w:type="dxa" w:w="2494"/>
+          </w:tcPr>
+          <w:p>
+            <w:pPr>
+              <w:spacing w:line="276" w:lineRule="auto"/>
+            </w:pPr>
+            <w:r/>
+            <w:r>
+              <w:rPr>
+                <w:rFonts w:ascii="Times New Roman" w:hAnsi="Times New Roman" w:eastAsia="宋体"/>
+                <w:b w:val="0"/>
+                <w:sz w:val="19"/>
+              </w:rPr>
+              <w:t>管理员</w:t>
+            </w:r>
+          </w:p>
+        </w:tc>
+      </w:tr>
+      <w:tr>
+        <w:tc>
+          <w:tcPr>
+            <w:tcW w:type="dxa" w:w="2608"/>
+          </w:tcPr>
+          <w:p>
+            <w:pPr>
+              <w:spacing w:line="276" w:lineRule="auto"/>
+            </w:pPr>
+            <w:r/>
+            <w:r>
+              <w:rPr>
+                <w:rFonts w:ascii="Times New Roman" w:hAnsi="Times New Roman" w:eastAsia="宋体"/>
+                <w:b w:val="0"/>
+                <w:sz w:val="19"/>
+              </w:rPr>
+              <w:t>recordForfeit</w:t>
+            </w:r>
+          </w:p>
+        </w:tc>
+        <w:tc>
+          <w:tcPr>
+            <w:tcW w:type="dxa" w:w="4082"/>
+          </w:tcPr>
+          <w:p>
+            <w:pPr>
+              <w:spacing w:line="276" w:lineRule="auto"/>
+            </w:pPr>
+            <w:r/>
+            <w:r>
+              <w:rPr>
+                <w:rFonts w:ascii="Times New Roman" w:hAnsi="Times New Roman" w:eastAsia="宋体"/>
+                <w:b w:val="0"/>
+                <w:sz w:val="19"/>
+              </w:rPr>
+              <w:t>记录学院赛小场弃权</w:t>
+            </w:r>
+          </w:p>
+        </w:tc>
+        <w:tc>
+          <w:tcPr>
+            <w:tcW w:type="dxa" w:w="2494"/>
+          </w:tcPr>
+          <w:p>
+            <w:pPr>
+              <w:spacing w:line="276" w:lineRule="auto"/>
+            </w:pPr>
+            <w:r/>
+            <w:r>
+              <w:rPr>
+                <w:rFonts w:ascii="Times New Roman" w:hAnsi="Times New Roman" w:eastAsia="宋体"/>
+                <w:b w:val="0"/>
+                <w:sz w:val="19"/>
+              </w:rPr>
+              <w:t>管理员</w:t>
+            </w:r>
+          </w:p>
+        </w:tc>
+      </w:tr>
+      <w:tr>
+        <w:tc>
+          <w:tcPr>
+            <w:tcW w:type="dxa" w:w="2608"/>
+          </w:tcPr>
+          <w:p>
+            <w:pPr>
+              <w:spacing w:line="276" w:lineRule="auto"/>
+            </w:pPr>
+            <w:r/>
+            <w:r>
+              <w:rPr>
+                <w:rFonts w:ascii="Times New Roman" w:hAnsi="Times New Roman" w:eastAsia="宋体"/>
+                <w:b w:val="0"/>
+                <w:sz w:val="19"/>
+              </w:rPr>
+              <w:t>finishCollegeEvent</w:t>
+            </w:r>
+          </w:p>
+        </w:tc>
+        <w:tc>
+          <w:tcPr>
+            <w:tcW w:type="dxa" w:w="4082"/>
+          </w:tcPr>
+          <w:p>
+            <w:pPr>
+              <w:spacing w:line="276" w:lineRule="auto"/>
+            </w:pPr>
+            <w:r/>
+            <w:r>
+              <w:rPr>
+                <w:rFonts w:ascii="Times New Roman" w:hAnsi="Times New Roman" w:eastAsia="宋体"/>
+                <w:b w:val="0"/>
+                <w:sz w:val="19"/>
+              </w:rPr>
+              <w:t>录入学院名次并结束学院赛</w:t>
             </w:r>
           </w:p>
         </w:tc>
@@ -7684,6 +10320,360 @@
                 <w:sz w:val="19"/>
               </w:rPr>
               <w:t>events</w:t>
+            </w:r>
+          </w:p>
+        </w:tc>
+        <w:tc>
+          <w:tcPr>
+            <w:tcW w:type="dxa" w:w="4535"/>
+          </w:tcPr>
+          <w:p>
+            <w:pPr>
+              <w:spacing w:line="276" w:lineRule="auto"/>
+            </w:pPr>
+            <w:r/>
+            <w:r>
+              <w:rPr>
+                <w:rFonts w:ascii="Times New Roman" w:hAnsi="Times New Roman" w:eastAsia="宋体"/>
+                <w:b w:val="0"/>
+                <w:sz w:val="19"/>
+              </w:rPr>
+              <w:t>results</w:t>
+            </w:r>
+          </w:p>
+        </w:tc>
+      </w:tr>
+      <w:tr>
+        <w:tc>
+          <w:tcPr>
+            <w:tcW w:type="dxa" w:w="2608"/>
+          </w:tcPr>
+          <w:p>
+            <w:pPr>
+              <w:spacing w:line="276" w:lineRule="auto"/>
+            </w:pPr>
+            <w:r/>
+            <w:r>
+              <w:rPr>
+                <w:rFonts w:ascii="Times New Roman" w:hAnsi="Times New Roman" w:eastAsia="宋体"/>
+                <w:b w:val="0"/>
+                <w:sz w:val="19"/>
+              </w:rPr>
+              <w:t>通过学院名单</w:t>
+            </w:r>
+          </w:p>
+        </w:tc>
+        <w:tc>
+          <w:tcPr>
+            <w:tcW w:type="dxa" w:w="2041"/>
+          </w:tcPr>
+          <w:p>
+            <w:pPr>
+              <w:spacing w:line="276" w:lineRule="auto"/>
+            </w:pPr>
+            <w:r/>
+            <w:r>
+              <w:rPr>
+                <w:rFonts w:ascii="Times New Roman" w:hAnsi="Times New Roman" w:eastAsia="宋体"/>
+                <w:b w:val="0"/>
+                <w:sz w:val="19"/>
+              </w:rPr>
+              <w:t>college_entries</w:t>
+            </w:r>
+          </w:p>
+        </w:tc>
+        <w:tc>
+          <w:tcPr>
+            <w:tcW w:type="dxa" w:w="4535"/>
+          </w:tcPr>
+          <w:p>
+            <w:pPr>
+              <w:spacing w:line="276" w:lineRule="auto"/>
+            </w:pPr>
+            <w:r/>
+            <w:r>
+              <w:rPr>
+                <w:rFonts w:ascii="Times New Roman" w:hAnsi="Times New Roman" w:eastAsia="宋体"/>
+                <w:b w:val="0"/>
+                <w:sz w:val="19"/>
+              </w:rPr>
+              <w:t>status：0 → 1</w:t>
+            </w:r>
+          </w:p>
+        </w:tc>
+      </w:tr>
+      <w:tr>
+        <w:tc>
+          <w:tcPr>
+            <w:tcW w:type="dxa" w:w="2608"/>
+          </w:tcPr>
+          <w:p>
+            <w:pPr>
+              <w:spacing w:line="276" w:lineRule="auto"/>
+            </w:pPr>
+            <w:r/>
+            <w:r>
+              <w:rPr>
+                <w:rFonts w:ascii="Times New Roman" w:hAnsi="Times New Roman" w:eastAsia="宋体"/>
+                <w:b w:val="0"/>
+                <w:sz w:val="19"/>
+              </w:rPr>
+              <w:t>退回学院名单</w:t>
+            </w:r>
+          </w:p>
+        </w:tc>
+        <w:tc>
+          <w:tcPr>
+            <w:tcW w:type="dxa" w:w="2041"/>
+          </w:tcPr>
+          <w:p>
+            <w:pPr>
+              <w:spacing w:line="276" w:lineRule="auto"/>
+            </w:pPr>
+            <w:r/>
+            <w:r>
+              <w:rPr>
+                <w:rFonts w:ascii="Times New Roman" w:hAnsi="Times New Roman" w:eastAsia="宋体"/>
+                <w:b w:val="0"/>
+                <w:sz w:val="19"/>
+              </w:rPr>
+              <w:t>college_entries</w:t>
+            </w:r>
+          </w:p>
+        </w:tc>
+        <w:tc>
+          <w:tcPr>
+            <w:tcW w:type="dxa" w:w="4535"/>
+          </w:tcPr>
+          <w:p>
+            <w:pPr>
+              <w:spacing w:line="276" w:lineRule="auto"/>
+            </w:pPr>
+            <w:r/>
+            <w:r>
+              <w:rPr>
+                <w:rFonts w:ascii="Times New Roman" w:hAnsi="Times New Roman" w:eastAsia="宋体"/>
+                <w:b w:val="0"/>
+                <w:sz w:val="19"/>
+              </w:rPr>
+              <w:t>status：0 → 2，加 reason</w:t>
+            </w:r>
+          </w:p>
+        </w:tc>
+      </w:tr>
+      <w:tr>
+        <w:tc>
+          <w:tcPr>
+            <w:tcW w:type="dxa" w:w="2608"/>
+          </w:tcPr>
+          <w:p>
+            <w:pPr>
+              <w:spacing w:line="276" w:lineRule="auto"/>
+            </w:pPr>
+            <w:r/>
+            <w:r>
+              <w:rPr>
+                <w:rFonts w:ascii="Times New Roman" w:hAnsi="Times New Roman" w:eastAsia="宋体"/>
+                <w:b w:val="0"/>
+                <w:sz w:val="19"/>
+              </w:rPr>
+              <w:t>改学院名单队员</w:t>
+            </w:r>
+          </w:p>
+        </w:tc>
+        <w:tc>
+          <w:tcPr>
+            <w:tcW w:type="dxa" w:w="2041"/>
+          </w:tcPr>
+          <w:p>
+            <w:pPr>
+              <w:spacing w:line="276" w:lineRule="auto"/>
+            </w:pPr>
+            <w:r/>
+            <w:r>
+              <w:rPr>
+                <w:rFonts w:ascii="Times New Roman" w:hAnsi="Times New Roman" w:eastAsia="宋体"/>
+                <w:b w:val="0"/>
+                <w:sz w:val="19"/>
+              </w:rPr>
+              <w:t>college_entries</w:t>
+            </w:r>
+          </w:p>
+        </w:tc>
+        <w:tc>
+          <w:tcPr>
+            <w:tcW w:type="dxa" w:w="4535"/>
+          </w:tcPr>
+          <w:p>
+            <w:pPr>
+              <w:spacing w:line="276" w:lineRule="auto"/>
+            </w:pPr>
+            <w:r/>
+            <w:r>
+              <w:rPr>
+                <w:rFonts w:ascii="Times New Roman" w:hAnsi="Times New Roman" w:eastAsia="宋体"/>
+                <w:b w:val="0"/>
+                <w:sz w:val="19"/>
+              </w:rPr>
+              <w:t>members</w:t>
+            </w:r>
+          </w:p>
+        </w:tc>
+      </w:tr>
+      <w:tr>
+        <w:tc>
+          <w:tcPr>
+            <w:tcW w:type="dxa" w:w="2608"/>
+          </w:tcPr>
+          <w:p>
+            <w:pPr>
+              <w:spacing w:line="276" w:lineRule="auto"/>
+            </w:pPr>
+            <w:r/>
+            <w:r>
+              <w:rPr>
+                <w:rFonts w:ascii="Times New Roman" w:hAnsi="Times New Roman" w:eastAsia="宋体"/>
+                <w:b w:val="0"/>
+                <w:sz w:val="19"/>
+              </w:rPr>
+              <w:t>改大场对阵 / 结果</w:t>
+            </w:r>
+          </w:p>
+        </w:tc>
+        <w:tc>
+          <w:tcPr>
+            <w:tcW w:type="dxa" w:w="2041"/>
+          </w:tcPr>
+          <w:p>
+            <w:pPr>
+              <w:spacing w:line="276" w:lineRule="auto"/>
+            </w:pPr>
+            <w:r/>
+            <w:r>
+              <w:rPr>
+                <w:rFonts w:ascii="Times New Roman" w:hAnsi="Times New Roman" w:eastAsia="宋体"/>
+                <w:b w:val="0"/>
+                <w:sz w:val="19"/>
+              </w:rPr>
+              <w:t>ties</w:t>
+            </w:r>
+          </w:p>
+        </w:tc>
+        <w:tc>
+          <w:tcPr>
+            <w:tcW w:type="dxa" w:w="4535"/>
+          </w:tcPr>
+          <w:p>
+            <w:pPr>
+              <w:spacing w:line="276" w:lineRule="auto"/>
+            </w:pPr>
+            <w:r/>
+            <w:r>
+              <w:rPr>
+                <w:rFonts w:ascii="Times New Roman" w:hAnsi="Times New Roman" w:eastAsia="宋体"/>
+                <w:b w:val="0"/>
+                <w:sz w:val="19"/>
+              </w:rPr>
+              <w:t>collegeA/collegeB、legs[]、winner、status</w:t>
+            </w:r>
+          </w:p>
+        </w:tc>
+      </w:tr>
+      <w:tr>
+        <w:tc>
+          <w:tcPr>
+            <w:tcW w:type="dxa" w:w="2608"/>
+          </w:tcPr>
+          <w:p>
+            <w:pPr>
+              <w:spacing w:line="276" w:lineRule="auto"/>
+            </w:pPr>
+            <w:r/>
+            <w:r>
+              <w:rPr>
+                <w:rFonts w:ascii="Times New Roman" w:hAnsi="Times New Roman" w:eastAsia="宋体"/>
+                <w:b w:val="0"/>
+                <w:sz w:val="19"/>
+              </w:rPr>
+              <w:t>改大场排阵</w:t>
+            </w:r>
+          </w:p>
+        </w:tc>
+        <w:tc>
+          <w:tcPr>
+            <w:tcW w:type="dxa" w:w="2041"/>
+          </w:tcPr>
+          <w:p>
+            <w:pPr>
+              <w:spacing w:line="276" w:lineRule="auto"/>
+            </w:pPr>
+            <w:r/>
+            <w:r>
+              <w:rPr>
+                <w:rFonts w:ascii="Times New Roman" w:hAnsi="Times New Roman" w:eastAsia="宋体"/>
+                <w:b w:val="0"/>
+                <w:sz w:val="19"/>
+              </w:rPr>
+              <w:t>lineups</w:t>
+            </w:r>
+          </w:p>
+        </w:tc>
+        <w:tc>
+          <w:tcPr>
+            <w:tcW w:type="dxa" w:w="4535"/>
+          </w:tcPr>
+          <w:p>
+            <w:pPr>
+              <w:spacing w:line="276" w:lineRule="auto"/>
+            </w:pPr>
+            <w:r/>
+            <w:r>
+              <w:rPr>
+                <w:rFonts w:ascii="Times New Roman" w:hAnsi="Times New Roman" w:eastAsia="宋体"/>
+                <w:b w:val="0"/>
+                <w:sz w:val="19"/>
+              </w:rPr>
+              <w:t>entries</w:t>
+            </w:r>
+          </w:p>
+        </w:tc>
+      </w:tr>
+      <w:tr>
+        <w:tc>
+          <w:tcPr>
+            <w:tcW w:type="dxa" w:w="2608"/>
+          </w:tcPr>
+          <w:p>
+            <w:pPr>
+              <w:spacing w:line="276" w:lineRule="auto"/>
+            </w:pPr>
+            <w:r/>
+            <w:r>
+              <w:rPr>
+                <w:rFonts w:ascii="Times New Roman" w:hAnsi="Times New Roman" w:eastAsia="宋体"/>
+                <w:b w:val="0"/>
+                <w:sz w:val="19"/>
+              </w:rPr>
+              <w:t>改学院名次</w:t>
+            </w:r>
+          </w:p>
+        </w:tc>
+        <w:tc>
+          <w:tcPr>
+            <w:tcW w:type="dxa" w:w="2041"/>
+          </w:tcPr>
+          <w:p>
+            <w:pPr>
+              <w:spacing w:line="276" w:lineRule="auto"/>
+            </w:pPr>
+            <w:r/>
+            <w:r>
+              <w:rPr>
+                <w:rFonts w:ascii="Times New Roman" w:hAnsi="Times New Roman" w:eastAsia="宋体"/>
+                <w:b w:val="0"/>
+                <w:sz w:val="19"/>
+              </w:rPr>
+              <w:t>college_events</w:t>
             </w:r>
           </w:p>
         </w:tc>

--- a/云开发控制台操作指南.docx
+++ b/云开发控制台操作指南.docx
@@ -238,6 +238,46 @@
                 <w:b w:val="0"/>
                 <w:sz w:val="19"/>
               </w:rPr>
+              <w:t>最容易忘</w:t>
+            </w:r>
+          </w:p>
+        </w:tc>
+        <w:tc>
+          <w:tcPr>
+            <w:tcW w:type="dxa" w:w="7483"/>
+          </w:tcPr>
+          <w:p>
+            <w:pPr>
+              <w:spacing w:line="276" w:lineRule="auto"/>
+            </w:pPr>
+            <w:r/>
+            <w:r>
+              <w:rPr>
+                <w:rFonts w:ascii="Times New Roman" w:hAnsi="Times New Roman" w:eastAsia="宋体"/>
+                <w:b w:val="0"/>
+                <w:sz w:val="19"/>
+              </w:rPr>
+              <w:t>改完代码务必重新「上传并部署」cloudfunctions/data；忘了就会报「未知的操作：xxx」（详见第九节）</w:t>
+            </w:r>
+          </w:p>
+        </w:tc>
+      </w:tr>
+      <w:tr>
+        <w:tc>
+          <w:tcPr>
+            <w:tcW w:type="dxa" w:w="1701"/>
+          </w:tcPr>
+          <w:p>
+            <w:pPr>
+              <w:spacing w:line="276" w:lineRule="auto"/>
+            </w:pPr>
+            <w:r/>
+            <w:r>
+              <w:rPr>
+                <w:rFonts w:ascii="Times New Roman" w:hAnsi="Times New Roman" w:eastAsia="宋体"/>
+                <w:b w:val="0"/>
+                <w:sz w:val="19"/>
+              </w:rPr>
               <w:t>核心原则</w:t>
             </w:r>
           </w:p>
@@ -332,6 +372,32 @@
           <w:sz w:val="20"/>
         </w:rPr>
         <w:t>本指南里的每一步都对应仓库里真实存在的集合与接口。若控制台界面与你看到的不完全一致，以微信开发者工具当前版本为准。</w:t>
+      </w:r>
+    </w:p>
+    <w:p>
+      <w:pPr>
+        <w:spacing w:before="80" w:after="120"/>
+        <w:ind w:left="227"/>
+        <w:pBdr>
+          <w:left w:val="single" w:space="6" w:sz="18" w:color="1F4E79"/>
+        </w:pBdr>
+      </w:pPr>
+      <w:r>
+        <w:rPr>
+          <w:rFonts w:ascii="Times New Roman" w:hAnsi="Times New Roman" w:eastAsia="宋体"/>
+          <w:b/>
+          <w:color w:val="1F4E79"/>
+          <w:sz w:val="20"/>
+        </w:rPr>
+        <w:t>【最容易忘的一步】</w:t>
+      </w:r>
+      <w:r>
+        <w:rPr>
+          <w:rFonts w:ascii="Times New Roman" w:hAnsi="Times New Roman" w:eastAsia="宋体"/>
+          <w:b w:val="0"/>
+          <w:sz w:val="20"/>
+        </w:rPr>
+        <w:t>改完代码（尤其是新增了接口、或改了 miniprogram/ 下的共享逻辑）之后，务必回微信开发者工具右键 cloudfunctions/data →「上传并部署：云端安装依赖」。云函数不会随小程序编译自动更新——只改代码、忘了部署，线上跑的还是旧包：新增的接口会报「未知的操作：xxx」，改过的规则也不会生效。本项目全部接口都挤在这一个 data 函数里，它不更新，新功能一律不生效。养成习惯：每次动完代码，先问自己一句「data 部署了吗」。判断依据是控制台 → 云函数 → data 的「更新时间」，没重新部署它就不会变。</w:t>
       </w:r>
     </w:p>
     <w:p>
@@ -6319,7 +6385,7 @@
           <w:color w:val="1F4E79"/>
           <w:sz w:val="32"/>
         </w:rPr>
-        <w:t>九、更新云函数（改了代码之后必做）</w:t>
+        <w:t>九、更新云函数（改了代码之后必做，最容易忘）</w:t>
       </w:r>
     </w:p>
     <w:p>
@@ -6587,7 +6653,7 @@
                 <w:b w:val="0"/>
                 <w:sz w:val="19"/>
               </w:rPr>
-              <w:t>调用云函数报「未知的操作」</w:t>
+              <w:t>调用云函数报「未知的操作：xxx」</w:t>
             </w:r>
           </w:p>
         </w:tc>
@@ -6606,7 +6672,7 @@
                 <w:b w:val="0"/>
                 <w:sz w:val="19"/>
               </w:rPr>
-              <w:t>云函数没部署，或部署的是旧版本</w:t>
+              <w:t>云函数没部署，或部署的是旧版本（例：前端已在调 getCollegeEvents，云端还没有这个 action）</w:t>
             </w:r>
           </w:p>
         </w:tc>
@@ -6625,7 +6691,7 @@
                 <w:b w:val="0"/>
                 <w:sz w:val="19"/>
               </w:rPr>
-              <w:t>重新「上传并部署：云端安装依赖」</w:t>
+              <w:t>重新「上传并部署：云端安装依赖」，并确认传到 cloud1-d7g9o5ift32b465d7（见第九节）</w:t>
             </w:r>
           </w:p>
         </w:tc>

--- a/云开发控制台操作指南.docx
+++ b/云开发控制台操作指南.docx
@@ -7909,7 +7909,7 @@
                 <w:b w:val="0"/>
                 <w:sz w:val="19"/>
               </w:rPr>
-              <w:t>1=单打，3=双打（双打不计分）</w:t>
+              <w:t>1=单打，3=双打（双打不计分；单打与双打都要先抽签才能开赛）</w:t>
             </w:r>
           </w:p>
         </w:tc>
@@ -8518,7 +8518,7 @@
                 <w:b w:val="0"/>
                 <w:sz w:val="19"/>
               </w:rPr>
-              <w:t>开始赛事（单打需先抽签）</w:t>
+              <w:t>开始赛事（单打、双打都需先抽签）</w:t>
             </w:r>
           </w:p>
         </w:tc>

--- a/云开发控制台操作指南.docx
+++ b/云开发控制台操作指南.docx
@@ -840,7 +840,7 @@
           <w:b w:val="0"/>
           <w:sz w:val="21"/>
         </w:rPr>
-        <w:t>环境里一共有 11 个业务集合：个人赛 7 个、学院赛 4 个。名称必须与下表完全一致（区分大小写与下划线）。</w:t>
+        <w:t>环境里一共有 12 个业务集合：个人赛 8 个、学院赛 4 个。名称必须与下表完全一致（区分大小写与下划线）。</w:t>
       </w:r>
     </w:p>
     <w:p>
@@ -1419,6 +1419,84 @@
                 <w:sz w:val="19"/>
               </w:rPr>
               <w:t>_id、anchorTime、resetTime、resetPolicy、seasonNumber、version、algoVersion</w:t>
+            </w:r>
+          </w:p>
+        </w:tc>
+      </w:tr>
+      <w:tr>
+        <w:tc>
+          <w:tcPr>
+            <w:tcW w:type="dxa" w:w="1474"/>
+          </w:tcPr>
+          <w:p>
+            <w:pPr>
+              <w:spacing w:line="276" w:lineRule="auto"/>
+            </w:pPr>
+            <w:r/>
+            <w:r>
+              <w:rPr>
+                <w:rFonts w:ascii="Times New Roman" w:hAnsi="Times New Roman" w:eastAsia="宋体"/>
+                <w:b w:val="0"/>
+                <w:sz w:val="19"/>
+              </w:rPr>
+              <w:t>rankings</w:t>
+            </w:r>
+          </w:p>
+        </w:tc>
+        <w:tc>
+          <w:tcPr>
+            <w:tcW w:type="dxa" w:w="2835"/>
+          </w:tcPr>
+          <w:p>
+            <w:pPr>
+              <w:spacing w:line="276" w:lineRule="auto"/>
+            </w:pPr>
+            <w:r/>
+            <w:r>
+              <w:rPr>
+                <w:rFonts w:ascii="Times New Roman" w:hAnsi="Times New Roman" w:eastAsia="宋体"/>
+                <w:b w:val="0"/>
+                <w:sz w:val="19"/>
+              </w:rPr>
+              <w:t>排行榜快照，一条 _id='current' 的记录（纯缓存，删了会自动重算）</w:t>
+            </w:r>
+          </w:p>
+        </w:tc>
+        <w:tc>
+          <w:tcPr>
+            <w:tcW w:type="dxa" w:w="907"/>
+          </w:tcPr>
+          <w:p>
+            <w:pPr>
+              <w:spacing w:line="276" w:lineRule="auto"/>
+            </w:pPr>
+            <w:r/>
+            <w:r>
+              <w:rPr>
+                <w:rFonts w:ascii="Times New Roman" w:hAnsi="Times New Roman" w:eastAsia="宋体"/>
+                <w:b w:val="0"/>
+                <w:sz w:val="19"/>
+              </w:rPr>
+              <w:t>是</w:t>
+            </w:r>
+          </w:p>
+        </w:tc>
+        <w:tc>
+          <w:tcPr>
+            <w:tcW w:type="dxa" w:w="3969"/>
+          </w:tcPr>
+          <w:p>
+            <w:pPr>
+              <w:spacing w:line="276" w:lineRule="auto"/>
+            </w:pPr>
+            <w:r/>
+            <w:r>
+              <w:rPr>
+                <w:rFonts w:ascii="Times New Roman" w:hAnsi="Times New Roman" w:eastAsia="宋体"/>
+                <w:b w:val="0"/>
+                <w:sz w:val="19"/>
+              </w:rPr>
+              <w:t>_id、key、algoVersion、savedAt、data（整份数据集）</w:t>
             </w:r>
           </w:p>
         </w:tc>
@@ -1999,7 +2077,7 @@
           <w:b w:val="0"/>
           <w:sz w:val="21"/>
         </w:rPr>
-        <w:t>另外还有一个 rankings 集合在代码里预留了常量，但没有映射、没有任何读写，无需创建。</w:t>
+        <w:t>rankings 也必须建。它存的是「重放结果的落库缓存」——云函数冷启动时先读它，省掉全表读与两遍重放。它是纯缓存：键由赛季版本号 + 算法版本 + 锚点拼成，任何写操作让版本号 +1，旧快照即作废；读不到或读坏了都会退回现场重算，所以删掉它只会让下一次读变慢，不会算错分数。</w:t>
       </w:r>
     </w:p>
     <w:p>
@@ -2012,7 +2090,7 @@
           <w:b w:val="0"/>
           <w:sz w:val="21"/>
         </w:rPr>
-        <w:t>等级分与赛季积分不落库。每次读取时，云函数从 users + matches + events 现场重放算出结果，所以数据库里看不到「分数」字段，也不需要维护它。学院赛名次也不参与个人分重放——它只写在 college_events.results 里。</w:t>
+        <w:t>等级分仍以比赛流水为唯一事实来源：分数不落在 users 里，而是从 users + matches + events 重放算出。rankings 里那份是重放结果的缓存副本，不是权威数据，任何时候都可以整条删掉。学院赛名次也不参与个人分重放——它只写在 college_events.results 里。</w:t>
       </w:r>
     </w:p>
     <w:p>
@@ -2070,7 +2148,7 @@
           <w:b w:val="0"/>
           <w:sz w:val="21"/>
         </w:rPr>
-        <w:t>按第 2 节的表格逐个建个人赛集合：users、matches、events、event_signups、announcements、seasons。可选建 audit_logs。</w:t>
+        <w:t>按第 2 节的表格逐个建个人赛集合：users、matches、events、event_signups、announcements、seasons、rankings。可选建 audit_logs。</w:t>
       </w:r>
     </w:p>
     <w:p>
@@ -5443,7 +5521,7 @@
           <w:b w:val="0"/>
           <w:sz w:val="21"/>
         </w:rPr>
-        <w:t>等级分、积分、排行榜都是由云函数从原始数据现场算出来的，结果会按 seasons.version 缓存在云函数容器里。也就是说：你改完 matches / users / events，小程序可能还是旧数字。</w:t>
+        <w:t>等级分、积分、排行榜都是由云函数从原始数据现场算出来的，结果会按 seasons.version 缓存两处：云函数容器内存里一份，rankings/current 里一份。也就是说：你改完 matches / users / events，小程序可能还是旧数字。</w:t>
       </w:r>
     </w:p>
     <w:p>
@@ -5473,7 +5551,21 @@
           <w:b w:val="0"/>
           <w:sz w:val="21"/>
         </w:rPr>
-        <w:t>下一次读取就会重算，小程序刷新即可看到新结果。</w:t>
+        <w:t>下一次读取就会重算，并把新的快照写回 rankings/current，小程序刷新即可看到新结果。</w:t>
+      </w:r>
+    </w:p>
+    <w:p>
+      <w:pPr>
+        <w:spacing w:after="80" w:line="300" w:lineRule="auto"/>
+      </w:pPr>
+      <w:r>
+        <w:rPr>
+          <w:rFonts w:ascii="Times New Roman" w:hAnsi="Times New Roman" w:eastAsia="宋体"/>
+          <w:b w:val="0"/>
+          <w:color w:val="595959"/>
+          <w:sz w:val="21"/>
+        </w:rPr>
+        <w:t>如果不放心，也可以顺手把 rankings/current 整条删掉强制重算——它是纯缓存，删了不影响任何数据。</w:t>
       </w:r>
     </w:p>
     <w:p>

--- a/云开发控制台操作指南.docx
+++ b/云开发控制台操作指南.docx
@@ -14,7 +14,7 @@
           <w:color w:val="595959"/>
           <w:sz w:val="26"/>
         </w:rPr>
-        <w:t>中央民族大学匹克球俱乐部小程序</w:t>
+        <w:t>中央民族大学石榴籽体育管理小程序</w:t>
       </w:r>
     </w:p>
     <w:p>
@@ -44,7 +44,7 @@
           <w:color w:val="595959"/>
           <w:sz w:val="22"/>
         </w:rPr>
-        <w:t>建集合 / 审核会员 / 调整角色 / 重置赛季 / 数据救急 / 更新云函数</w:t>
+        <w:t>建集合 / 审核会员 / 调整角色 / 赛季更新 / 数据救急 / 更新云函数</w:t>
       </w:r>
     </w:p>
     <w:tbl>
@@ -297,7 +297,7 @@
                 <w:b w:val="0"/>
                 <w:sz w:val="19"/>
               </w:rPr>
-              <w:t>小程序端不直接读写数据库；一切写操作都经云函数 data 完成，控制台只用于初始化、审核、提权、赛季重置与救急</w:t>
+              <w:t>小程序端不直接读写数据库；一切写操作都经云函数 data 完成，控制台只用于初始化、审核、提权、赛季更新与救急</w:t>
             </w:r>
           </w:p>
         </w:tc>
@@ -337,7 +337,7 @@
                 <w:b w:val="0"/>
                 <w:sz w:val="19"/>
               </w:rPr>
-              <w:t>个人赛 7 个 + 学院赛 4 个（college_events / college_entries / ties / lineups）；学院赛与个人赛互不共用集合</w:t>
+              <w:t>个人赛与公共 10 个 + 学院赛 4 个（college_events / college_entries / ties / lineups），共 14 个；学院赛与个人赛互不共用集合</w:t>
             </w:r>
           </w:p>
         </w:tc>
@@ -840,7 +840,7 @@
           <w:b w:val="0"/>
           <w:sz w:val="21"/>
         </w:rPr>
-        <w:t>环境里一共有 12 个业务集合：个人赛 8 个、学院赛 4 个。名称必须与下表完全一致（区分大小写与下划线）。</w:t>
+        <w:t>环境里一共有 14 个业务集合：个人赛与公共集合 10 个、学院赛 4 个。名称必须与下表完全一致（区分大小写与下划线）。</w:t>
       </w:r>
     </w:p>
     <w:p>
@@ -853,7 +853,7 @@
           <w:b/>
           <w:sz w:val="21"/>
         </w:rPr>
-        <w:t>个人赛集合：</w:t>
+        <w:t>个人赛与公共集合：</w:t>
       </w:r>
     </w:p>
     <w:tbl>
@@ -990,7 +990,7 @@
                 <w:b w:val="0"/>
                 <w:sz w:val="19"/>
               </w:rPr>
-              <w:t>会员档案与入会申请（同一集合，用 status 区分）</w:t>
+              <w:t>会员档案与入会申请（同一集合，用 status 区分）。账号全局一份，不按协会拆分</w:t>
             </w:r>
           </w:p>
         </w:tc>
@@ -1028,7 +1028,7 @@
                 <w:b w:val="0"/>
                 <w:sz w:val="19"/>
               </w:rPr>
-              <w:t>openId、nickName、realName、gender('M'/'F')、role(0/1/2)、status(0/1/2/3)、initialElo、joinDate、college</w:t>
+              <w:t>openId、nickName、realName、gender('M'/'F')、role(0/2)、status(0/1/2/3)、initialEloByAssoc（按协会的初始分小表，如 {pkb:1500}）、joinDate、college</w:t>
             </w:r>
           </w:p>
         </w:tc>
@@ -1049,7 +1049,7 @@
                 <w:b w:val="0"/>
                 <w:sz w:val="19"/>
               </w:rPr>
-              <w:t>matches</w:t>
+              <w:t>memberships</w:t>
             </w:r>
           </w:p>
         </w:tc>
@@ -1068,7 +1068,7 @@
                 <w:b w:val="0"/>
                 <w:sz w:val="19"/>
               </w:rPr>
-              <w:t>比赛流水，等级分的唯一来源（含学院赛小场）</w:t>
+              <w:t>协会角色表：某人于某协会的学院负责人 / 协会负责人。无行 = 普通会员（多协会改造新增）</w:t>
             </w:r>
           </w:p>
         </w:tc>
@@ -1106,7 +1106,7 @@
                 <w:b w:val="0"/>
                 <w:sz w:val="19"/>
               </w:rPr>
-              <w:t>_id、matchType、pool、teamA、teamB、scoreA、scoreB、winner、status(0/1/2)、matchTime、eventId、competition、collegeEventId、tieId、outcome、forfeitBy</w:t>
+              <w:t>_id('mb_'+md5(userId|协会))、userId、association、role('staff'学院负责人/'leader'协会负责人)、updatedAt</w:t>
             </w:r>
           </w:p>
         </w:tc>
@@ -1127,7 +1127,7 @@
                 <w:b w:val="0"/>
                 <w:sz w:val="19"/>
               </w:rPr>
-              <w:t>events</w:t>
+              <w:t>matches</w:t>
             </w:r>
           </w:p>
         </w:tc>
@@ -1146,7 +1146,7 @@
                 <w:b w:val="0"/>
                 <w:sz w:val="19"/>
               </w:rPr>
-              <w:t>个人赛事</w:t>
+              <w:t>比赛流水，等级分的唯一来源（含学院赛小场）</w:t>
             </w:r>
           </w:p>
         </w:tc>
@@ -1184,7 +1184,7 @@
                 <w:b w:val="0"/>
                 <w:sz w:val="19"/>
               </w:rPr>
-              <w:t>_id、title、matchType、format、level、groupCount、advancePerGroup、status(0/1/2)、results、draw</w:t>
+              <w:t>_id、association、matchType、pool、teamA、teamB、scoreA、scoreB、winner、status(0/1/2)、matchTime、eventId、competition、collegeEventId、tieId、outcome、forfeitBy</w:t>
             </w:r>
           </w:p>
         </w:tc>
@@ -1205,7 +1205,7 @@
                 <w:b w:val="0"/>
                 <w:sz w:val="19"/>
               </w:rPr>
-              <w:t>event_signups</w:t>
+              <w:t>events</w:t>
             </w:r>
           </w:p>
         </w:tc>
@@ -1224,7 +1224,7 @@
                 <w:b w:val="0"/>
                 <w:sz w:val="19"/>
               </w:rPr>
-              <w:t>赛事报名与签到</w:t>
+              <w:t>个人赛事</w:t>
             </w:r>
           </w:p>
         </w:tc>
@@ -1262,7 +1262,7 @@
                 <w:b w:val="0"/>
                 <w:sz w:val="19"/>
               </w:rPr>
-              <w:t>_id、eventId、userId、status(0已取消/1已报名/2已签到)、signTime、checkInTime</w:t>
+              <w:t>_id、association、title、matchType、format、level、groupCount、advancePerGroup、status(0/1/2)、results、draw</w:t>
             </w:r>
           </w:p>
         </w:tc>
@@ -1283,7 +1283,7 @@
                 <w:b w:val="0"/>
                 <w:sz w:val="19"/>
               </w:rPr>
-              <w:t>announcements</w:t>
+              <w:t>event_signups</w:t>
             </w:r>
           </w:p>
         </w:tc>
@@ -1302,7 +1302,7 @@
                 <w:b w:val="0"/>
                 <w:sz w:val="19"/>
               </w:rPr>
-              <w:t>公告</w:t>
+              <w:t>赛事报名与签到</w:t>
             </w:r>
           </w:p>
         </w:tc>
@@ -1340,7 +1340,7 @@
                 <w:b w:val="0"/>
                 <w:sz w:val="19"/>
               </w:rPr>
-              <w:t>_id、title、content、category、pinned、status('published'/'archived')、publishTime</w:t>
+              <w:t>_id、association、eventId、userId、status(0已取消/1已报名/2已签到)、signTime、checkInTime</w:t>
             </w:r>
           </w:p>
         </w:tc>
@@ -1361,7 +1361,7 @@
                 <w:b w:val="0"/>
                 <w:sz w:val="19"/>
               </w:rPr>
-              <w:t>seasons</w:t>
+              <w:t>announcements</w:t>
             </w:r>
           </w:p>
         </w:tc>
@@ -1380,7 +1380,7 @@
                 <w:b w:val="0"/>
                 <w:sz w:val="19"/>
               </w:rPr>
-              <w:t>赛季锚点，只需要一条 _id='current' 的记录</w:t>
+              <w:t>公告</w:t>
             </w:r>
           </w:p>
         </w:tc>
@@ -1418,7 +1418,7 @@
                 <w:b w:val="0"/>
                 <w:sz w:val="19"/>
               </w:rPr>
-              <w:t>_id、anchorTime、resetTime、resetPolicy、seasonNumber、version、algoVersion</w:t>
+              <w:t>_id、association、title、content、category、pinned、status('published'/'archived')、publishTime</w:t>
             </w:r>
           </w:p>
         </w:tc>
@@ -1439,7 +1439,7 @@
                 <w:b w:val="0"/>
                 <w:sz w:val="19"/>
               </w:rPr>
-              <w:t>rankings</w:t>
+              <w:t>live_scores</w:t>
             </w:r>
           </w:p>
         </w:tc>
@@ -1458,7 +1458,7 @@
                 <w:b w:val="0"/>
                 <w:sz w:val="19"/>
               </w:rPr>
-              <w:t>排行榜快照，一条 _id='current' 的记录（纯缓存，删了会自动重算）</w:t>
+              <w:t>实时比分的过程态，一场一条（_id='ls_'+比赛id）；定稿后转写进 matches（实时比分功能新增）</w:t>
             </w:r>
           </w:p>
         </w:tc>
@@ -1496,7 +1496,7 @@
                 <w:b w:val="0"/>
                 <w:sz w:val="19"/>
               </w:rPr>
-              <w:t>_id、key、algoVersion、savedAt、data（整份数据集）</w:t>
+              <w:t>_id、association、matchId、…（只存逐球计分的中间态，定稿后落正规比分）</w:t>
             </w:r>
           </w:p>
         </w:tc>
@@ -1517,6 +1517,162 @@
                 <w:b w:val="0"/>
                 <w:sz w:val="19"/>
               </w:rPr>
+              <w:t>seasons</w:t>
+            </w:r>
+          </w:p>
+        </w:tc>
+        <w:tc>
+          <w:tcPr>
+            <w:tcW w:type="dxa" w:w="2835"/>
+          </w:tcPr>
+          <w:p>
+            <w:pPr>
+              <w:spacing w:line="276" w:lineRule="auto"/>
+            </w:pPr>
+            <w:r/>
+            <w:r>
+              <w:rPr>
+                <w:rFonts w:ascii="Times New Roman" w:hAnsi="Times New Roman" w:eastAsia="宋体"/>
+                <w:b w:val="0"/>
+                <w:sz w:val="19"/>
+              </w:rPr>
+              <w:t>赛季锚点，按协会各一条 _id='current_&lt;协会&gt;' 的记录（如 current_pkb）</w:t>
+            </w:r>
+          </w:p>
+        </w:tc>
+        <w:tc>
+          <w:tcPr>
+            <w:tcW w:type="dxa" w:w="907"/>
+          </w:tcPr>
+          <w:p>
+            <w:pPr>
+              <w:spacing w:line="276" w:lineRule="auto"/>
+            </w:pPr>
+            <w:r/>
+            <w:r>
+              <w:rPr>
+                <w:rFonts w:ascii="Times New Roman" w:hAnsi="Times New Roman" w:eastAsia="宋体"/>
+                <w:b w:val="0"/>
+                <w:sz w:val="19"/>
+              </w:rPr>
+              <w:t>是</w:t>
+            </w:r>
+          </w:p>
+        </w:tc>
+        <w:tc>
+          <w:tcPr>
+            <w:tcW w:type="dxa" w:w="3969"/>
+          </w:tcPr>
+          <w:p>
+            <w:pPr>
+              <w:spacing w:line="276" w:lineRule="auto"/>
+            </w:pPr>
+            <w:r/>
+            <w:r>
+              <w:rPr>
+                <w:rFonts w:ascii="Times New Roman" w:hAnsi="Times New Roman" w:eastAsia="宋体"/>
+                <w:b w:val="0"/>
+                <w:sz w:val="19"/>
+              </w:rPr>
+              <w:t>_id、association、anchorTime、resetTime、seasonNumber、version、algoVersion</w:t>
+            </w:r>
+          </w:p>
+        </w:tc>
+      </w:tr>
+      <w:tr>
+        <w:tc>
+          <w:tcPr>
+            <w:tcW w:type="dxa" w:w="1474"/>
+          </w:tcPr>
+          <w:p>
+            <w:pPr>
+              <w:spacing w:line="276" w:lineRule="auto"/>
+            </w:pPr>
+            <w:r/>
+            <w:r>
+              <w:rPr>
+                <w:rFonts w:ascii="Times New Roman" w:hAnsi="Times New Roman" w:eastAsia="宋体"/>
+                <w:b w:val="0"/>
+                <w:sz w:val="19"/>
+              </w:rPr>
+              <w:t>rankings</w:t>
+            </w:r>
+          </w:p>
+        </w:tc>
+        <w:tc>
+          <w:tcPr>
+            <w:tcW w:type="dxa" w:w="2835"/>
+          </w:tcPr>
+          <w:p>
+            <w:pPr>
+              <w:spacing w:line="276" w:lineRule="auto"/>
+            </w:pPr>
+            <w:r/>
+            <w:r>
+              <w:rPr>
+                <w:rFonts w:ascii="Times New Roman" w:hAnsi="Times New Roman" w:eastAsia="宋体"/>
+                <w:b w:val="0"/>
+                <w:sz w:val="19"/>
+              </w:rPr>
+              <w:t>排行榜快照，按协会各一条 _id='current_&lt;协会&gt;' 的记录（纯缓存，删了会自动重算）</w:t>
+            </w:r>
+          </w:p>
+        </w:tc>
+        <w:tc>
+          <w:tcPr>
+            <w:tcW w:type="dxa" w:w="907"/>
+          </w:tcPr>
+          <w:p>
+            <w:pPr>
+              <w:spacing w:line="276" w:lineRule="auto"/>
+            </w:pPr>
+            <w:r/>
+            <w:r>
+              <w:rPr>
+                <w:rFonts w:ascii="Times New Roman" w:hAnsi="Times New Roman" w:eastAsia="宋体"/>
+                <w:b w:val="0"/>
+                <w:sz w:val="19"/>
+              </w:rPr>
+              <w:t>是</w:t>
+            </w:r>
+          </w:p>
+        </w:tc>
+        <w:tc>
+          <w:tcPr>
+            <w:tcW w:type="dxa" w:w="3969"/>
+          </w:tcPr>
+          <w:p>
+            <w:pPr>
+              <w:spacing w:line="276" w:lineRule="auto"/>
+            </w:pPr>
+            <w:r/>
+            <w:r>
+              <w:rPr>
+                <w:rFonts w:ascii="Times New Roman" w:hAnsi="Times New Roman" w:eastAsia="宋体"/>
+                <w:b w:val="0"/>
+                <w:sz w:val="19"/>
+              </w:rPr>
+              <w:t>_id、association、key、algoVersion、savedAt、data（整份数据集）</w:t>
+            </w:r>
+          </w:p>
+        </w:tc>
+      </w:tr>
+      <w:tr>
+        <w:tc>
+          <w:tcPr>
+            <w:tcW w:type="dxa" w:w="1474"/>
+          </w:tcPr>
+          <w:p>
+            <w:pPr>
+              <w:spacing w:line="276" w:lineRule="auto"/>
+            </w:pPr>
+            <w:r/>
+            <w:r>
+              <w:rPr>
+                <w:rFonts w:ascii="Times New Roman" w:hAnsi="Times New Roman" w:eastAsia="宋体"/>
+                <w:b w:val="0"/>
+                <w:sz w:val="19"/>
+              </w:rPr>
               <w:t>audit_logs</w:t>
             </w:r>
           </w:p>
@@ -1574,7 +1730,7 @@
                 <w:b w:val="0"/>
                 <w:sz w:val="19"/>
               </w:rPr>
-              <w:t>—</w:t>
+              <w:t>association 等</w:t>
             </w:r>
           </w:p>
         </w:tc>
@@ -2014,6 +2170,451 @@
       <w:pPr>
         <w:spacing w:after="40"/>
       </w:pPr>
+    </w:p>
+    <w:p>
+      <w:pPr>
+        <w:spacing w:before="200" w:after="120"/>
+      </w:pPr>
+      <w:r>
+        <w:rPr>
+          <w:rFonts w:ascii="Times New Roman" w:hAnsi="Times New Roman" w:eastAsia="微软雅黑"/>
+          <w:b/>
+          <w:color w:val="1F4E79"/>
+          <w:sz w:val="26"/>
+        </w:rPr>
+        <w:t>2.1 多协会：内容按协会分区（本次改造新增）</w:t>
+      </w:r>
+    </w:p>
+    <w:p>
+      <w:pPr>
+        <w:spacing w:after="80" w:line="300" w:lineRule="auto"/>
+      </w:pPr>
+      <w:r>
+        <w:rPr>
+          <w:rFonts w:ascii="Times New Roman" w:hAnsi="Times New Roman" w:eastAsia="宋体"/>
+          <w:b w:val="0"/>
+          <w:sz w:val="21"/>
+        </w:rPr>
+        <w:t>小程序已从「一个匹克球俱乐部」扩成「多个体育协会」共用同一环境（首批：pkb 匹克球、tt 乒乓、bd 羽球）。协会清单写在代码注册表 miniprogram/utils/associations.js 里，环境里没有也不需要有 associations 集合。改造后按协会分区的做法如下：</w:t>
+      </w:r>
+    </w:p>
+    <w:tbl>
+      <w:tblPr>
+        <w:tblStyle w:val="TableGrid"/>
+        <w:tblW w:type="auto" w:w="0"/>
+        <w:jc w:val="center"/>
+        <w:tblLook w:firstColumn="1" w:firstRow="1" w:lastColumn="0" w:lastRow="0" w:noHBand="0" w:noVBand="1" w:val="04A0"/>
+      </w:tblPr>
+      <w:tblGrid>
+        <w:gridCol w:w="3061"/>
+        <w:gridCol w:w="3061"/>
+        <w:gridCol w:w="3061"/>
+      </w:tblGrid>
+      <w:tr>
+        <w:tc>
+          <w:tcPr>
+            <w:tcW w:type="dxa" w:w="1474"/>
+            <w:shd w:val="clear" w:fill="1F4E79"/>
+          </w:tcPr>
+          <w:p>
+            <w:pPr>
+              <w:jc w:val="center"/>
+            </w:pPr>
+            <w:r/>
+            <w:r>
+              <w:rPr>
+                <w:rFonts w:ascii="Times New Roman" w:hAnsi="Times New Roman" w:eastAsia="微软雅黑"/>
+                <w:b/>
+                <w:color w:val="FFFFFF"/>
+                <w:sz w:val="20"/>
+              </w:rPr>
+              <w:t>方面</w:t>
+            </w:r>
+          </w:p>
+        </w:tc>
+        <w:tc>
+          <w:tcPr>
+            <w:tcW w:type="dxa" w:w="3175"/>
+            <w:shd w:val="clear" w:fill="1F4E79"/>
+          </w:tcPr>
+          <w:p>
+            <w:pPr>
+              <w:jc w:val="center"/>
+            </w:pPr>
+            <w:r/>
+            <w:r>
+              <w:rPr>
+                <w:rFonts w:ascii="Times New Roman" w:hAnsi="Times New Roman" w:eastAsia="微软雅黑"/>
+                <w:b/>
+                <w:color w:val="FFFFFF"/>
+                <w:sz w:val="20"/>
+              </w:rPr>
+              <w:t>改造前</w:t>
+            </w:r>
+          </w:p>
+        </w:tc>
+        <w:tc>
+          <w:tcPr>
+            <w:tcW w:type="dxa" w:w="4535"/>
+            <w:shd w:val="clear" w:fill="1F4E79"/>
+          </w:tcPr>
+          <w:p>
+            <w:pPr>
+              <w:jc w:val="center"/>
+            </w:pPr>
+            <w:r/>
+            <w:r>
+              <w:rPr>
+                <w:rFonts w:ascii="Times New Roman" w:hAnsi="Times New Roman" w:eastAsia="微软雅黑"/>
+                <w:b/>
+                <w:color w:val="FFFFFF"/>
+                <w:sz w:val="20"/>
+              </w:rPr>
+              <w:t>改造后</w:t>
+            </w:r>
+          </w:p>
+        </w:tc>
+      </w:tr>
+      <w:tr>
+        <w:tc>
+          <w:tcPr>
+            <w:tcW w:type="dxa" w:w="1474"/>
+          </w:tcPr>
+          <w:p>
+            <w:pPr>
+              <w:spacing w:line="276" w:lineRule="auto"/>
+            </w:pPr>
+            <w:r/>
+            <w:r>
+              <w:rPr>
+                <w:rFonts w:ascii="Times New Roman" w:hAnsi="Times New Roman" w:eastAsia="宋体"/>
+                <w:b w:val="0"/>
+                <w:sz w:val="19"/>
+              </w:rPr>
+              <w:t>账号</w:t>
+            </w:r>
+          </w:p>
+        </w:tc>
+        <w:tc>
+          <w:tcPr>
+            <w:tcW w:type="dxa" w:w="3175"/>
+          </w:tcPr>
+          <w:p>
+            <w:pPr>
+              <w:spacing w:line="276" w:lineRule="auto"/>
+            </w:pPr>
+            <w:r/>
+            <w:r>
+              <w:rPr>
+                <w:rFonts w:ascii="Times New Roman" w:hAnsi="Times New Roman" w:eastAsia="宋体"/>
+                <w:b w:val="0"/>
+                <w:sz w:val="19"/>
+              </w:rPr>
+              <w:t>每个账号属于一个俱乐部</w:t>
+            </w:r>
+          </w:p>
+        </w:tc>
+        <w:tc>
+          <w:tcPr>
+            <w:tcW w:type="dxa" w:w="4535"/>
+          </w:tcPr>
+          <w:p>
+            <w:pPr>
+              <w:spacing w:line="276" w:lineRule="auto"/>
+            </w:pPr>
+            <w:r/>
+            <w:r>
+              <w:rPr>
+                <w:rFonts w:ascii="Times New Roman" w:hAnsi="Times New Roman" w:eastAsia="宋体"/>
+                <w:b w:val="0"/>
+                <w:sz w:val="19"/>
+              </w:rPr>
+              <w:t>账号全局一份（users 不按协会拆），一人可同时属于多个协会</w:t>
+            </w:r>
+          </w:p>
+        </w:tc>
+      </w:tr>
+      <w:tr>
+        <w:tc>
+          <w:tcPr>
+            <w:tcW w:type="dxa" w:w="1474"/>
+          </w:tcPr>
+          <w:p>
+            <w:pPr>
+              <w:spacing w:line="276" w:lineRule="auto"/>
+            </w:pPr>
+            <w:r/>
+            <w:r>
+              <w:rPr>
+                <w:rFonts w:ascii="Times New Roman" w:hAnsi="Times New Roman" w:eastAsia="宋体"/>
+                <w:b w:val="0"/>
+                <w:sz w:val="19"/>
+              </w:rPr>
+              <w:t>内容归属</w:t>
+            </w:r>
+          </w:p>
+        </w:tc>
+        <w:tc>
+          <w:tcPr>
+            <w:tcW w:type="dxa" w:w="3175"/>
+          </w:tcPr>
+          <w:p>
+            <w:pPr>
+              <w:spacing w:line="276" w:lineRule="auto"/>
+            </w:pPr>
+            <w:r/>
+            <w:r>
+              <w:rPr>
+                <w:rFonts w:ascii="Times New Roman" w:hAnsi="Times New Roman" w:eastAsia="宋体"/>
+                <w:b w:val="0"/>
+                <w:sz w:val="19"/>
+              </w:rPr>
+              <w:t>文档不带协会字段</w:t>
+            </w:r>
+          </w:p>
+        </w:tc>
+        <w:tc>
+          <w:tcPr>
+            <w:tcW w:type="dxa" w:w="4535"/>
+          </w:tcPr>
+          <w:p>
+            <w:pPr>
+              <w:spacing w:line="276" w:lineRule="auto"/>
+            </w:pPr>
+            <w:r/>
+            <w:r>
+              <w:rPr>
+                <w:rFonts w:ascii="Times New Roman" w:hAnsi="Times New Roman" w:eastAsia="宋体"/>
+                <w:b w:val="0"/>
+                <w:sz w:val="19"/>
+              </w:rPr>
+              <w:t>所有内容文档带 association 字段（pkb/tt/bd），读时按它过滤、写时由云函数盖章</w:t>
+            </w:r>
+          </w:p>
+        </w:tc>
+      </w:tr>
+      <w:tr>
+        <w:tc>
+          <w:tcPr>
+            <w:tcW w:type="dxa" w:w="1474"/>
+          </w:tcPr>
+          <w:p>
+            <w:pPr>
+              <w:spacing w:line="276" w:lineRule="auto"/>
+            </w:pPr>
+            <w:r/>
+            <w:r>
+              <w:rPr>
+                <w:rFonts w:ascii="Times New Roman" w:hAnsi="Times New Roman" w:eastAsia="宋体"/>
+                <w:b w:val="0"/>
+                <w:sz w:val="19"/>
+              </w:rPr>
+              <w:t>角色</w:t>
+            </w:r>
+          </w:p>
+        </w:tc>
+        <w:tc>
+          <w:tcPr>
+            <w:tcW w:type="dxa" w:w="3175"/>
+          </w:tcPr>
+          <w:p>
+            <w:pPr>
+              <w:spacing w:line="276" w:lineRule="auto"/>
+            </w:pPr>
+            <w:r/>
+            <w:r>
+              <w:rPr>
+                <w:rFonts w:ascii="Times New Roman" w:hAnsi="Times New Roman" w:eastAsia="宋体"/>
+                <w:b w:val="0"/>
+                <w:sz w:val="19"/>
+              </w:rPr>
+              <w:t>角色全在 users.role（0/1/2）</w:t>
+            </w:r>
+          </w:p>
+        </w:tc>
+        <w:tc>
+          <w:tcPr>
+            <w:tcW w:type="dxa" w:w="4535"/>
+          </w:tcPr>
+          <w:p>
+            <w:pPr>
+              <w:spacing w:line="276" w:lineRule="auto"/>
+            </w:pPr>
+            <w:r/>
+            <w:r>
+              <w:rPr>
+                <w:rFonts w:ascii="Times New Roman" w:hAnsi="Times New Roman" w:eastAsia="宋体"/>
+                <w:b w:val="0"/>
+                <w:sz w:val="19"/>
+              </w:rPr>
+              <w:t>两级：全局角色在 users.role（0/2）；协会角色在 memberships（staff/leader），按协会各记一行</w:t>
+            </w:r>
+          </w:p>
+        </w:tc>
+      </w:tr>
+      <w:tr>
+        <w:tc>
+          <w:tcPr>
+            <w:tcW w:type="dxa" w:w="1474"/>
+          </w:tcPr>
+          <w:p>
+            <w:pPr>
+              <w:spacing w:line="276" w:lineRule="auto"/>
+            </w:pPr>
+            <w:r/>
+            <w:r>
+              <w:rPr>
+                <w:rFonts w:ascii="Times New Roman" w:hAnsi="Times New Roman" w:eastAsia="宋体"/>
+                <w:b w:val="0"/>
+                <w:sz w:val="19"/>
+              </w:rPr>
+              <w:t>赛季 / 榜单单例</w:t>
+            </w:r>
+          </w:p>
+        </w:tc>
+        <w:tc>
+          <w:tcPr>
+            <w:tcW w:type="dxa" w:w="3175"/>
+          </w:tcPr>
+          <w:p>
+            <w:pPr>
+              <w:spacing w:line="276" w:lineRule="auto"/>
+            </w:pPr>
+            <w:r/>
+            <w:r>
+              <w:rPr>
+                <w:rFonts w:ascii="Times New Roman" w:hAnsi="Times New Roman" w:eastAsia="宋体"/>
+                <w:b w:val="0"/>
+                <w:sz w:val="19"/>
+              </w:rPr>
+              <w:t>seasons、rankings 各一条 _id='current'</w:t>
+            </w:r>
+          </w:p>
+        </w:tc>
+        <w:tc>
+          <w:tcPr>
+            <w:tcW w:type="dxa" w:w="4535"/>
+          </w:tcPr>
+          <w:p>
+            <w:pPr>
+              <w:spacing w:line="276" w:lineRule="auto"/>
+            </w:pPr>
+            <w:r/>
+            <w:r>
+              <w:rPr>
+                <w:rFonts w:ascii="Times New Roman" w:hAnsi="Times New Roman" w:eastAsia="宋体"/>
+                <w:b w:val="0"/>
+                <w:sz w:val="19"/>
+              </w:rPr>
+              <w:t>按协会各一条 _id='current_&lt;协会&gt;'（current_pkb / current_tt / current_bd）</w:t>
+            </w:r>
+          </w:p>
+        </w:tc>
+      </w:tr>
+      <w:tr>
+        <w:tc>
+          <w:tcPr>
+            <w:tcW w:type="dxa" w:w="1474"/>
+          </w:tcPr>
+          <w:p>
+            <w:pPr>
+              <w:spacing w:line="276" w:lineRule="auto"/>
+            </w:pPr>
+            <w:r/>
+            <w:r>
+              <w:rPr>
+                <w:rFonts w:ascii="Times New Roman" w:hAnsi="Times New Roman" w:eastAsia="宋体"/>
+                <w:b w:val="0"/>
+                <w:sz w:val="19"/>
+              </w:rPr>
+              <w:t>自然键</w:t>
+            </w:r>
+          </w:p>
+        </w:tc>
+        <w:tc>
+          <w:tcPr>
+            <w:tcW w:type="dxa" w:w="3175"/>
+          </w:tcPr>
+          <w:p>
+            <w:pPr>
+              <w:spacing w:line="276" w:lineRule="auto"/>
+            </w:pPr>
+            <w:r/>
+            <w:r>
+              <w:rPr>
+                <w:rFonts w:ascii="Times New Roman" w:hAnsi="Times New Roman" w:eastAsia="宋体"/>
+                <w:b w:val="0"/>
+                <w:sz w:val="19"/>
+              </w:rPr>
+              <w:t>_id 不含协会</w:t>
+            </w:r>
+          </w:p>
+        </w:tc>
+        <w:tc>
+          <w:tcPr>
+            <w:tcW w:type="dxa" w:w="4535"/>
+          </w:tcPr>
+          <w:p>
+            <w:pPr>
+              <w:spacing w:line="276" w:lineRule="auto"/>
+            </w:pPr>
+            <w:r/>
+            <w:r>
+              <w:rPr>
+                <w:rFonts w:ascii="Times New Roman" w:hAnsi="Times New Roman" w:eastAsia="宋体"/>
+                <w:b w:val="0"/>
+                <w:sz w:val="19"/>
+              </w:rPr>
+              <w:t>生成 _id 时并入 association；旧文档 _id 不变</w:t>
+            </w:r>
+          </w:p>
+        </w:tc>
+      </w:tr>
+    </w:tbl>
+    <w:p>
+      <w:pPr>
+        <w:spacing w:after="40"/>
+      </w:pPr>
+    </w:p>
+    <w:p>
+      <w:pPr>
+        <w:spacing w:after="80" w:line="300" w:lineRule="auto"/>
+      </w:pPr>
+      <w:r>
+        <w:rPr>
+          <w:rFonts w:ascii="Times New Roman" w:hAnsi="Times New Roman" w:eastAsia="宋体"/>
+          <w:b w:val="0"/>
+          <w:color w:val="595959"/>
+          <w:sz w:val="21"/>
+        </w:rPr>
+        <w:t>带 association 字段的集合：matches、events、event_signups、announcements、college_events、college_entries、ties、lineups、live_scores、audit_logs。users 是全局账号，不带 association。</w:t>
+      </w:r>
+    </w:p>
+    <w:p>
+      <w:pPr>
+        <w:spacing w:before="80" w:after="120"/>
+        <w:ind w:left="227"/>
+        <w:pBdr>
+          <w:left w:val="single" w:space="6" w:sz="18" w:color="1F4E79"/>
+        </w:pBdr>
+      </w:pPr>
+      <w:r>
+        <w:rPr>
+          <w:rFonts w:ascii="Times New Roman" w:hAnsi="Times New Roman" w:eastAsia="宋体"/>
+          <w:b/>
+          <w:color w:val="1F4E79"/>
+          <w:sz w:val="20"/>
+        </w:rPr>
+        <w:t>【迁移要点】</w:t>
+      </w:r>
+      <w:r>
+        <w:rPr>
+          <w:rFonts w:ascii="Times New Roman" w:hAnsi="Times New Roman" w:eastAsia="宋体"/>
+          <w:b w:val="0"/>
+          <w:sz w:val="20"/>
+        </w:rPr>
+        <w:t>接入既有线上数据时，按「加字段、不重排主键」三步迁移：①新建 memberships 集合；②把 matches / events / event_signups / announcements / college_events / college_entries / ties / lineups / live_scores / audit_logs 里缺 association 的文档批量补成 'pkb'；③把 seasons、rankings 各那条 _id='current' 重命名为 'current_pkb'。旧文档在补字段之前会被当成 pkb 读出（代码对「缺字段」按 pkb 处理），所以务必补全，否则新协会的数据会与旧数据混在一起。</w:t>
+      </w:r>
     </w:p>
     <w:p>
       <w:pPr>
@@ -2148,7 +2749,7 @@
           <w:b w:val="0"/>
           <w:sz w:val="21"/>
         </w:rPr>
-        <w:t>按第 2 节的表格逐个建个人赛集合：users、matches、events、event_signups、announcements、seasons、rankings。可选建 audit_logs。</w:t>
+        <w:t>按第 2 节的表格逐个建个人赛与公共集合：users、memberships、matches、events、event_signups、announcements、live_scores、seasons、rankings。可选建 audit_logs。</w:t>
       </w:r>
     </w:p>
     <w:p>
@@ -2178,7 +2779,7 @@
           <w:b w:val="0"/>
           <w:sz w:val="21"/>
         </w:rPr>
-        <w:t>集合名一个字都不能差，建错名字等于没建。</w:t>
+        <w:t>集合名一个字都不能差，建错名字等于没建。memberships 是多协会改造新增的协会角色表，缺了它学院负责人 / 协会负责人的任免会报错。</w:t>
       </w:r>
     </w:p>
     <w:p>
@@ -2193,7 +2794,7 @@
           <w:b w:val="0"/>
           <w:sz w:val="21"/>
         </w:rPr>
-        <w:t>seasons 建好后，手工新增一条 _id 为 current 的文档（字段见第 6 节）；不建也能跑，系统会按默认第一赛季处理。</w:t>
+        <w:t>seasons 建好后，可按协会手工各新增一条 _id 形如 current_pkb / current_tt / current_bd 的文档（字段见第 6 节）；不建也能跑，系统会按默认第一赛季处理。</w:t>
       </w:r>
     </w:p>
     <w:p>
@@ -3759,7 +4360,7 @@
                 <w:b w:val="0"/>
                 <w:sz w:val="19"/>
               </w:rPr>
-              <w:t>2=管理员，1=干事，0=会员</w:t>
+              <w:t>2=管理员，0=会员（1 已废弃；学院负责人改记 memberships）</w:t>
             </w:r>
           </w:p>
         </w:tc>
@@ -4131,7 +4732,7 @@
                 <w:b w:val="0"/>
                 <w:sz w:val="19"/>
               </w:rPr>
-              <w:t>通过时同时加 initialElo 字段，取 0–3000 的整数（不加则按前五场自动定级）</w:t>
+              <w:t>加 / 改 initialEloByAssoc 里对应协会的那一项，取 0–3000 的整数，如 { pkb: 1500 }（该协会不填则按前五场自动定级）。初始分**按协会分开存**：一个人可以在匹克球协会有指定分、在乒乓协会走自动定级。该会员在某个协会一旦打过比赛（含日常约球），那个协会的初始分即锁死，改不生效——它是回放的起评分，只在还没出场时才有意义</w:t>
             </w:r>
           </w:p>
         </w:tc>
@@ -4274,6 +4875,32 @@
     </w:p>
     <w:p>
       <w:pPr>
+        <w:spacing w:before="80" w:after="120"/>
+        <w:ind w:left="227"/>
+        <w:pBdr>
+          <w:left w:val="single" w:space="6" w:sz="18" w:color="1F4E79"/>
+        </w:pBdr>
+      </w:pPr>
+      <w:r>
+        <w:rPr>
+          <w:rFonts w:ascii="Times New Roman" w:hAnsi="Times New Roman" w:eastAsia="宋体"/>
+          <w:b/>
+          <w:color w:val="1F4E79"/>
+          <w:sz w:val="20"/>
+        </w:rPr>
+        <w:t>【提示】</w:t>
+      </w:r>
+      <w:r>
+        <w:rPr>
+          <w:rFonts w:ascii="Times New Roman" w:hAnsi="Times New Roman" w:eastAsia="宋体"/>
+          <w:b w:val="0"/>
+          <w:sz w:val="20"/>
+        </w:rPr>
+        <w:t>初始等级分也能在小程序里改：打开该会员的个人主页，**还没出场**的会员会出现「调整初始等级分」入口（对应云函数 setMemberInitialElo，带「清除」按钮可回到自动定级）。管理员跨协会都能改，协会负责人只在本协会可改；一旦该会员在本协会打过比赛（含日常约球），入口即消失。这条与上面控制台手工改 initialEloByAssoc 等效。</w:t>
+      </w:r>
+    </w:p>
+    <w:p>
+      <w:pPr>
         <w:spacing w:before="280" w:after="120"/>
       </w:pPr>
       <w:r>
@@ -4283,7 +4910,7 @@
           <w:color w:val="1F4E79"/>
           <w:sz w:val="32"/>
         </w:rPr>
-        <w:t>五、日常操作二：调整角色（提权 / 降权）</w:t>
+        <w:t>五、日常操作二：调整角色（全局管理员 / 协会负责人 / 学院负责人）</w:t>
       </w:r>
     </w:p>
     <w:p>
@@ -4296,7 +4923,50 @@
           <w:b w:val="0"/>
           <w:sz w:val="21"/>
         </w:rPr>
-        <w:t>角色只由 users 集合的 role 字段决定，权限判定同时要求账号是在册状态。干事在学院赛里是「学院负责人」，权限以 college 字段为界——只能管自己那一所学院的名单与排阵。</w:t>
+        <w:t>多协会改造后，角色分两层，控制台里要改的地方不同：</w:t>
+      </w:r>
+    </w:p>
+    <w:p>
+      <w:pPr>
+        <w:pStyle w:val="ListBullet"/>
+        <w:spacing w:after="40" w:line="300" w:lineRule="auto"/>
+        <w:ind w:left="425"/>
+      </w:pPr>
+      <w:r>
+        <w:rPr>
+          <w:rFonts w:ascii="Times New Roman" w:hAnsi="Times New Roman" w:eastAsia="宋体"/>
+          <w:b w:val="0"/>
+          <w:sz w:val="21"/>
+        </w:rPr>
+        <w:t>全局角色：写在 users.role，只有两档——0=会员、2=管理员（全局管理员，可管所有协会）。旧版「干事」用的 1 已废弃。</w:t>
+      </w:r>
+    </w:p>
+    <w:p>
+      <w:pPr>
+        <w:pStyle w:val="ListBullet"/>
+        <w:spacing w:after="40" w:line="300" w:lineRule="auto"/>
+        <w:ind w:left="425"/>
+      </w:pPr>
+      <w:r>
+        <w:rPr>
+          <w:rFonts w:ascii="Times New Roman" w:hAnsi="Times New Roman" w:eastAsia="宋体"/>
+          <w:b w:val="0"/>
+          <w:sz w:val="21"/>
+        </w:rPr>
+        <w:t>协会角色：写在 memberships 集合，一人可因协会而异——staff=学院负责人、leader=协会负责人（在本协会内等同管理员）。无行即普通会员。</w:t>
+      </w:r>
+    </w:p>
+    <w:p>
+      <w:pPr>
+        <w:spacing w:after="80" w:line="300" w:lineRule="auto"/>
+      </w:pPr>
+      <w:r>
+        <w:rPr>
+          <w:rFonts w:ascii="Times New Roman" w:hAnsi="Times New Roman" w:eastAsia="宋体"/>
+          <w:b w:val="0"/>
+          <w:sz w:val="21"/>
+        </w:rPr>
+        <w:t>「有效角色」由两者合成：users.role=2 即为管理员；否则看本协会的 memberships 行——leader → 管理员、staff → 学院负责人、无行 → 会员。权限判定同时要求账号是在册状态（status=1）。</w:t>
       </w:r>
     </w:p>
     <w:tbl>
@@ -4314,7 +4984,7 @@
       <w:tr>
         <w:tc>
           <w:tcPr>
-            <w:tcW w:type="dxa" w:w="4195"/>
+            <w:tcW w:type="dxa" w:w="3061"/>
             <w:shd w:val="clear" w:fill="1F4E79"/>
           </w:tcPr>
           <w:p>
@@ -4329,13 +4999,13 @@
                 <w:color w:val="FFFFFF"/>
                 <w:sz w:val="20"/>
               </w:rPr>
-              <w:t>目标</w:t>
-            </w:r>
-          </w:p>
-        </w:tc>
-        <w:tc>
-          <w:tcPr>
-            <w:tcW w:type="dxa" w:w="1361"/>
+              <w:t>想给的权限</w:t>
+            </w:r>
+          </w:p>
+        </w:tc>
+        <w:tc>
+          <w:tcPr>
+            <w:tcW w:type="dxa" w:w="1814"/>
             <w:shd w:val="clear" w:fill="1F4E79"/>
           </w:tcPr>
           <w:p>
@@ -4350,13 +5020,13 @@
                 <w:color w:val="FFFFFF"/>
                 <w:sz w:val="20"/>
               </w:rPr>
-              <w:t>role 值</w:t>
-            </w:r>
-          </w:p>
-        </w:tc>
-        <w:tc>
-          <w:tcPr>
-            <w:tcW w:type="dxa" w:w="3628"/>
+              <w:t>改哪里</w:t>
+            </w:r>
+          </w:p>
+        </w:tc>
+        <w:tc>
+          <w:tcPr>
+            <w:tcW w:type="dxa" w:w="4309"/>
             <w:shd w:val="clear" w:fill="1F4E79"/>
           </w:tcPr>
           <w:p>
@@ -4371,7 +5041,7 @@
                 <w:color w:val="FFFFFF"/>
                 <w:sz w:val="20"/>
               </w:rPr>
-              <w:t>另外必须满足</w:t>
+              <w:t>改成什么</w:t>
             </w:r>
           </w:p>
         </w:tc>
@@ -4379,58 +5049,58 @@
       <w:tr>
         <w:tc>
           <w:tcPr>
-            <w:tcW w:type="dxa" w:w="4195"/>
-          </w:tcPr>
-          <w:p>
-            <w:pPr>
-              <w:spacing w:line="276" w:lineRule="auto"/>
-            </w:pPr>
-            <w:r/>
-            <w:r>
-              <w:rPr>
-                <w:rFonts w:ascii="Times New Roman" w:hAnsi="Times New Roman" w:eastAsia="宋体"/>
-                <w:b w:val="0"/>
-                <w:sz w:val="19"/>
-              </w:rPr>
-              <w:t>管理员（发布、抽签、开赛、结束赛事；可替任何学院兜底）</w:t>
-            </w:r>
-          </w:p>
-        </w:tc>
-        <w:tc>
-          <w:tcPr>
-            <w:tcW w:type="dxa" w:w="1361"/>
-          </w:tcPr>
-          <w:p>
-            <w:pPr>
-              <w:spacing w:line="276" w:lineRule="auto"/>
-            </w:pPr>
-            <w:r/>
-            <w:r>
-              <w:rPr>
-                <w:rFonts w:ascii="Times New Roman" w:hAnsi="Times New Roman" w:eastAsia="宋体"/>
-                <w:b w:val="0"/>
-                <w:sz w:val="19"/>
-              </w:rPr>
-              <w:t>2</w:t>
-            </w:r>
-          </w:p>
-        </w:tc>
-        <w:tc>
-          <w:tcPr>
-            <w:tcW w:type="dxa" w:w="3628"/>
-          </w:tcPr>
-          <w:p>
-            <w:pPr>
-              <w:spacing w:line="276" w:lineRule="auto"/>
-            </w:pPr>
-            <w:r/>
-            <w:r>
-              <w:rPr>
-                <w:rFonts w:ascii="Times New Roman" w:hAnsi="Times New Roman" w:eastAsia="宋体"/>
-                <w:b w:val="0"/>
-                <w:sz w:val="19"/>
-              </w:rPr>
-              <w:t>status = 1</w:t>
+            <w:tcW w:type="dxa" w:w="3061"/>
+          </w:tcPr>
+          <w:p>
+            <w:pPr>
+              <w:spacing w:line="276" w:lineRule="auto"/>
+            </w:pPr>
+            <w:r/>
+            <w:r>
+              <w:rPr>
+                <w:rFonts w:ascii="Times New Roman" w:hAnsi="Times New Roman" w:eastAsia="宋体"/>
+                <w:b w:val="0"/>
+                <w:sz w:val="19"/>
+              </w:rPr>
+              <w:t>全局管理员（管理所有协会）</w:t>
+            </w:r>
+          </w:p>
+        </w:tc>
+        <w:tc>
+          <w:tcPr>
+            <w:tcW w:type="dxa" w:w="1814"/>
+          </w:tcPr>
+          <w:p>
+            <w:pPr>
+              <w:spacing w:line="276" w:lineRule="auto"/>
+            </w:pPr>
+            <w:r/>
+            <w:r>
+              <w:rPr>
+                <w:rFonts w:ascii="Times New Roman" w:hAnsi="Times New Roman" w:eastAsia="宋体"/>
+                <w:b w:val="0"/>
+                <w:sz w:val="19"/>
+              </w:rPr>
+              <w:t>users</w:t>
+            </w:r>
+          </w:p>
+        </w:tc>
+        <w:tc>
+          <w:tcPr>
+            <w:tcW w:type="dxa" w:w="4309"/>
+          </w:tcPr>
+          <w:p>
+            <w:pPr>
+              <w:spacing w:line="276" w:lineRule="auto"/>
+            </w:pPr>
+            <w:r/>
+            <w:r>
+              <w:rPr>
+                <w:rFonts w:ascii="Times New Roman" w:hAnsi="Times New Roman" w:eastAsia="宋体"/>
+                <w:b w:val="0"/>
+                <w:sz w:val="19"/>
+              </w:rPr>
+              <w:t>role=2（并确保 status=1）</w:t>
             </w:r>
           </w:p>
         </w:tc>
@@ -4438,58 +5108,58 @@
       <w:tr>
         <w:tc>
           <w:tcPr>
-            <w:tcW w:type="dxa" w:w="4195"/>
-          </w:tcPr>
-          <w:p>
-            <w:pPr>
-              <w:spacing w:line="276" w:lineRule="auto"/>
-            </w:pPr>
-            <w:r/>
-            <w:r>
-              <w:rPr>
-                <w:rFonts w:ascii="Times New Roman" w:hAnsi="Times New Roman" w:eastAsia="宋体"/>
-                <w:b w:val="0"/>
-                <w:sz w:val="19"/>
-              </w:rPr>
-              <w:t>干事（额外：代签到、录分任意场次；本学院的名单与排阵）</w:t>
-            </w:r>
-          </w:p>
-        </w:tc>
-        <w:tc>
-          <w:tcPr>
-            <w:tcW w:type="dxa" w:w="1361"/>
-          </w:tcPr>
-          <w:p>
-            <w:pPr>
-              <w:spacing w:line="276" w:lineRule="auto"/>
-            </w:pPr>
-            <w:r/>
-            <w:r>
-              <w:rPr>
-                <w:rFonts w:ascii="Times New Roman" w:hAnsi="Times New Roman" w:eastAsia="宋体"/>
-                <w:b w:val="0"/>
-                <w:sz w:val="19"/>
-              </w:rPr>
-              <w:t>1</w:t>
-            </w:r>
-          </w:p>
-        </w:tc>
-        <w:tc>
-          <w:tcPr>
-            <w:tcW w:type="dxa" w:w="3628"/>
-          </w:tcPr>
-          <w:p>
-            <w:pPr>
-              <w:spacing w:line="276" w:lineRule="auto"/>
-            </w:pPr>
-            <w:r/>
-            <w:r>
-              <w:rPr>
-                <w:rFonts w:ascii="Times New Roman" w:hAnsi="Times New Roman" w:eastAsia="宋体"/>
-                <w:b w:val="0"/>
-                <w:sz w:val="19"/>
-              </w:rPr>
-              <w:t>status = 1，且 college 为本学院</w:t>
+            <w:tcW w:type="dxa" w:w="3061"/>
+          </w:tcPr>
+          <w:p>
+            <w:pPr>
+              <w:spacing w:line="276" w:lineRule="auto"/>
+            </w:pPr>
+            <w:r/>
+            <w:r>
+              <w:rPr>
+                <w:rFonts w:ascii="Times New Roman" w:hAnsi="Times New Roman" w:eastAsia="宋体"/>
+                <w:b w:val="0"/>
+                <w:sz w:val="19"/>
+              </w:rPr>
+              <w:t>协会负责人（只管本协会，权限同管理员）</w:t>
+            </w:r>
+          </w:p>
+        </w:tc>
+        <w:tc>
+          <w:tcPr>
+            <w:tcW w:type="dxa" w:w="1814"/>
+          </w:tcPr>
+          <w:p>
+            <w:pPr>
+              <w:spacing w:line="276" w:lineRule="auto"/>
+            </w:pPr>
+            <w:r/>
+            <w:r>
+              <w:rPr>
+                <w:rFonts w:ascii="Times New Roman" w:hAnsi="Times New Roman" w:eastAsia="宋体"/>
+                <w:b w:val="0"/>
+                <w:sz w:val="19"/>
+              </w:rPr>
+              <w:t>memberships</w:t>
+            </w:r>
+          </w:p>
+        </w:tc>
+        <w:tc>
+          <w:tcPr>
+            <w:tcW w:type="dxa" w:w="4309"/>
+          </w:tcPr>
+          <w:p>
+            <w:pPr>
+              <w:spacing w:line="276" w:lineRule="auto"/>
+            </w:pPr>
+            <w:r/>
+            <w:r>
+              <w:rPr>
+                <w:rFonts w:ascii="Times New Roman" w:hAnsi="Times New Roman" w:eastAsia="宋体"/>
+                <w:b w:val="0"/>
+                <w:sz w:val="19"/>
+              </w:rPr>
+              <w:t>新增一行：userId + association + role='leader'</w:t>
             </w:r>
           </w:p>
         </w:tc>
@@ -4497,58 +5167,117 @@
       <w:tr>
         <w:tc>
           <w:tcPr>
-            <w:tcW w:type="dxa" w:w="4195"/>
-          </w:tcPr>
-          <w:p>
-            <w:pPr>
-              <w:spacing w:line="276" w:lineRule="auto"/>
-            </w:pPr>
-            <w:r/>
-            <w:r>
-              <w:rPr>
-                <w:rFonts w:ascii="Times New Roman" w:hAnsi="Times New Roman" w:eastAsia="宋体"/>
-                <w:b w:val="0"/>
-                <w:sz w:val="19"/>
-              </w:rPr>
-              <w:t>普通会员</w:t>
-            </w:r>
-          </w:p>
-        </w:tc>
-        <w:tc>
-          <w:tcPr>
-            <w:tcW w:type="dxa" w:w="1361"/>
-          </w:tcPr>
-          <w:p>
-            <w:pPr>
-              <w:spacing w:line="276" w:lineRule="auto"/>
-            </w:pPr>
-            <w:r/>
-            <w:r>
-              <w:rPr>
-                <w:rFonts w:ascii="Times New Roman" w:hAnsi="Times New Roman" w:eastAsia="宋体"/>
-                <w:b w:val="0"/>
-                <w:sz w:val="19"/>
-              </w:rPr>
-              <w:t>0</w:t>
-            </w:r>
-          </w:p>
-        </w:tc>
-        <w:tc>
-          <w:tcPr>
-            <w:tcW w:type="dxa" w:w="3628"/>
-          </w:tcPr>
-          <w:p>
-            <w:pPr>
-              <w:spacing w:line="276" w:lineRule="auto"/>
-            </w:pPr>
-            <w:r/>
-            <w:r>
-              <w:rPr>
-                <w:rFonts w:ascii="Times New Roman" w:hAnsi="Times New Roman" w:eastAsia="宋体"/>
-                <w:b w:val="0"/>
-                <w:sz w:val="19"/>
-              </w:rPr>
-              <w:t>status = 1</w:t>
+            <w:tcW w:type="dxa" w:w="3061"/>
+          </w:tcPr>
+          <w:p>
+            <w:pPr>
+              <w:spacing w:line="276" w:lineRule="auto"/>
+            </w:pPr>
+            <w:r/>
+            <w:r>
+              <w:rPr>
+                <w:rFonts w:ascii="Times New Roman" w:hAnsi="Times New Roman" w:eastAsia="宋体"/>
+                <w:b w:val="0"/>
+                <w:sz w:val="19"/>
+              </w:rPr>
+              <w:t>学院负责人（只管本协会、本院名单与排阵）</w:t>
+            </w:r>
+          </w:p>
+        </w:tc>
+        <w:tc>
+          <w:tcPr>
+            <w:tcW w:type="dxa" w:w="1814"/>
+          </w:tcPr>
+          <w:p>
+            <w:pPr>
+              <w:spacing w:line="276" w:lineRule="auto"/>
+            </w:pPr>
+            <w:r/>
+            <w:r>
+              <w:rPr>
+                <w:rFonts w:ascii="Times New Roman" w:hAnsi="Times New Roman" w:eastAsia="宋体"/>
+                <w:b w:val="0"/>
+                <w:sz w:val="19"/>
+              </w:rPr>
+              <w:t>memberships</w:t>
+            </w:r>
+          </w:p>
+        </w:tc>
+        <w:tc>
+          <w:tcPr>
+            <w:tcW w:type="dxa" w:w="4309"/>
+          </w:tcPr>
+          <w:p>
+            <w:pPr>
+              <w:spacing w:line="276" w:lineRule="auto"/>
+            </w:pPr>
+            <w:r/>
+            <w:r>
+              <w:rPr>
+                <w:rFonts w:ascii="Times New Roman" w:hAnsi="Times New Roman" w:eastAsia="宋体"/>
+                <w:b w:val="0"/>
+                <w:sz w:val="19"/>
+              </w:rPr>
+              <w:t>新增一行：userId + association + role='staff'</w:t>
+            </w:r>
+          </w:p>
+        </w:tc>
+      </w:tr>
+      <w:tr>
+        <w:tc>
+          <w:tcPr>
+            <w:tcW w:type="dxa" w:w="3061"/>
+          </w:tcPr>
+          <w:p>
+            <w:pPr>
+              <w:spacing w:line="276" w:lineRule="auto"/>
+            </w:pPr>
+            <w:r/>
+            <w:r>
+              <w:rPr>
+                <w:rFonts w:ascii="Times New Roman" w:hAnsi="Times New Roman" w:eastAsia="宋体"/>
+                <w:b w:val="0"/>
+                <w:sz w:val="19"/>
+              </w:rPr>
+              <w:t>退回普通会员</w:t>
+            </w:r>
+          </w:p>
+        </w:tc>
+        <w:tc>
+          <w:tcPr>
+            <w:tcW w:type="dxa" w:w="1814"/>
+          </w:tcPr>
+          <w:p>
+            <w:pPr>
+              <w:spacing w:line="276" w:lineRule="auto"/>
+            </w:pPr>
+            <w:r/>
+            <w:r>
+              <w:rPr>
+                <w:rFonts w:ascii="Times New Roman" w:hAnsi="Times New Roman" w:eastAsia="宋体"/>
+                <w:b w:val="0"/>
+                <w:sz w:val="19"/>
+              </w:rPr>
+              <w:t>memberships / users</w:t>
+            </w:r>
+          </w:p>
+        </w:tc>
+        <w:tc>
+          <w:tcPr>
+            <w:tcW w:type="dxa" w:w="4309"/>
+          </w:tcPr>
+          <w:p>
+            <w:pPr>
+              <w:spacing w:line="276" w:lineRule="auto"/>
+            </w:pPr>
+            <w:r/>
+            <w:r>
+              <w:rPr>
+                <w:rFonts w:ascii="Times New Roman" w:hAnsi="Times New Roman" w:eastAsia="宋体"/>
+                <w:b w:val="0"/>
+                <w:sz w:val="19"/>
+              </w:rPr>
+              <w:t>删掉该协会的 memberships 行；全局角色改回 users.role=0</w:t>
             </w:r>
           </w:p>
         </w:tc>
@@ -4561,17 +5290,29 @@
     </w:p>
     <w:p>
       <w:pPr>
-        <w:pStyle w:val="ListNumber"/>
-        <w:spacing w:after="40" w:line="300" w:lineRule="auto"/>
+        <w:spacing w:after="80" w:line="300" w:lineRule="auto"/>
+      </w:pPr>
+      <w:r>
+        <w:rPr>
+          <w:rFonts w:ascii="Times New Roman" w:hAnsi="Times New Roman" w:eastAsia="宋体"/>
+          <w:b/>
+          <w:sz w:val="21"/>
+        </w:rPr>
+        <w:t>memberships 一行的写法（_id 必须等于 mb_ + md5(userId|协会Id)，算错就读不到）：</w:t>
+      </w:r>
+    </w:p>
+    <w:p>
+      <w:pPr>
+        <w:spacing w:after="80"/>
         <w:ind w:left="425"/>
       </w:pPr>
       <w:r>
         <w:rPr>
-          <w:rFonts w:ascii="Times New Roman" w:hAnsi="Times New Roman" w:eastAsia="宋体"/>
-          <w:b w:val="0"/>
-          <w:sz w:val="21"/>
+          <w:rFonts w:ascii="Consolas" w:hAnsi="Consolas"/>
+          <w:color w:val="1F4E79"/>
+          <w:sz w:val="20"/>
         </w:rPr>
-        <w:t>数据库 → users，按昵称或 realName 搜索到目标会员。</w:t>
+        <w:t>{ _id: 'mb_&lt;md5(userId|协会Id)&gt;', userId: 'u_xxx', association: 'pkb', role: 'staff', updatedAt: &lt;时间&gt; }</w:t>
       </w:r>
     </w:p>
     <w:p>
@@ -4586,7 +5327,7 @@
           <w:b w:val="0"/>
           <w:sz w:val="21"/>
         </w:rPr>
-        <w:t>把 role 改成 1 或 2（降权改回 0），确认 status 是 1，保存。</w:t>
+        <w:t>全局管理员：数据库 → users，按昵称或 realName 搜到目标会员，把 role 改成 2，确认 status=1，保存；降权改回 0。</w:t>
       </w:r>
     </w:p>
     <w:p>
@@ -4601,7 +5342,22 @@
           <w:b w:val="0"/>
           <w:sz w:val="21"/>
         </w:rPr>
-        <w:t>要当学院负责人（干事）的，务必把 college 填成 26 所学院之一的全名，否则他在学院赛里提交不了任何名单或排阵。</w:t>
+        <w:t>协会角色（学院负责人 / 协会负责人）：数据库 → memberships，按上表新建或删除该行记录；association 写协会 id（pkb / tt / bd）。</w:t>
+      </w:r>
+    </w:p>
+    <w:p>
+      <w:pPr>
+        <w:pStyle w:val="ListNumber"/>
+        <w:spacing w:after="40" w:line="300" w:lineRule="auto"/>
+        <w:ind w:left="425"/>
+      </w:pPr>
+      <w:r>
+        <w:rPr>
+          <w:rFonts w:ascii="Times New Roman" w:hAnsi="Times New Roman" w:eastAsia="宋体"/>
+          <w:b w:val="0"/>
+          <w:sz w:val="21"/>
+        </w:rPr>
+        <w:t>要当学院负责人的，另需把该会员 users.college 填成 26 所学院之一的全名，否则他在学院赛里提交不了任何名单或排阵。</w:t>
       </w:r>
     </w:p>
     <w:p>
@@ -4668,7 +5424,7 @@
           <w:b w:val="0"/>
           <w:sz w:val="20"/>
         </w:rPr>
-        <w:t>学院负责人也可以在小程序里「会员审核」页由管理员任免（对应云函数 setCollegeLeader），控制台改 role + college 是等效的兜底手段。</w:t>
+        <w:t>两种情况都能在小程序里做，他人主页上并排有两个入口，由页面的协会切换决定操作哪个协会：①「任免学院负责人」（对应 setCollegeLeader）——本协会的协会负责人或全局管理员都能做；②「任免协会负责人」（对应 setAssociationLeader）——**仅全局管理员**可见（协会负责人的有效角色也是管理员，故用账号的全局身份区分），避免协会负责人反手把自己人提成协会负责人。两个入口在控制台手工加 / 删 memberships 行的效果一致。</w:t>
       </w:r>
     </w:p>
     <w:p>
@@ -4735,7 +5491,20 @@
           <w:b w:val="0"/>
           <w:sz w:val="21"/>
         </w:rPr>
-        <w:t>赛季更新是一次「软重置」：不删数据、不清比赛，只记录一个分界时刻，并让分数在新赛季起点上按比例压缩。历史比赛与历史名次全部保留，可以随时回看。</w:t>
+        <w:t>赛季更新是「切一个分界时刻」：不删数据、不清比赛，只记下这一刻，并把赛季号加一。分界之前结束的赛事积分不再计入本赛季，赛季积分榜从零开始。历史比赛与历史名次全部保留，可以随时回看。</w:t>
+      </w:r>
+    </w:p>
+    <w:p>
+      <w:pPr>
+        <w:spacing w:after="80" w:line="300" w:lineRule="auto"/>
+      </w:pPr>
+      <w:r>
+        <w:rPr>
+          <w:rFonts w:ascii="Times New Roman" w:hAnsi="Times New Roman" w:eastAsia="宋体"/>
+          <w:b w:val="0"/>
+          <w:sz w:val="21"/>
+        </w:rPr>
+        <w:t>等级分（ELO）不参与赛季更新，跨赛季连续累计——一个人上赛季末是多少分，新赛季第一天还是多少分，不会因为一次赛季更新而改变。</w:t>
       </w:r>
     </w:p>
     <w:p>
@@ -4823,7 +5592,7 @@
           <w:b w:val="0"/>
           <w:sz w:val="21"/>
         </w:rPr>
-        <w:t>点「调用」。调试身份必须是 role=2 且 status=1 的账号，否则返回「只有管理员可以执行赛季重置」。</w:t>
+        <w:t>点「调用」。调试身份必须是 role=2 且 status=1 的账号，否则返回「只有管理员可以开始新赛季」。</w:t>
       </w:r>
     </w:p>
     <w:p>
@@ -4878,8 +5647,229 @@
           <w:color w:val="1F4E79"/>
           <w:sz w:val="26"/>
         </w:rPr>
-        <w:t>6.3 分数会怎么变</w:t>
+        <w:t>6.3 什么会变、什么不会变</w:t>
       </w:r>
+    </w:p>
+    <w:tbl>
+      <w:tblPr>
+        <w:tblStyle w:val="TableGrid"/>
+        <w:tblW w:type="auto" w:w="0"/>
+        <w:jc w:val="center"/>
+        <w:tblLook w:firstColumn="1" w:firstRow="1" w:lastColumn="0" w:lastRow="0" w:noHBand="0" w:noVBand="1" w:val="04A0"/>
+      </w:tblPr>
+      <w:tblGrid>
+        <w:gridCol w:w="4592"/>
+        <w:gridCol w:w="4592"/>
+      </w:tblGrid>
+      <w:tr>
+        <w:tc>
+          <w:tcPr>
+            <w:tcW w:type="dxa" w:w="2268"/>
+            <w:shd w:val="clear" w:fill="1F4E79"/>
+          </w:tcPr>
+          <w:p>
+            <w:pPr>
+              <w:jc w:val="center"/>
+            </w:pPr>
+            <w:r/>
+            <w:r>
+              <w:rPr>
+                <w:rFonts w:ascii="Times New Roman" w:hAnsi="Times New Roman" w:eastAsia="微软雅黑"/>
+                <w:b/>
+                <w:color w:val="FFFFFF"/>
+                <w:sz w:val="20"/>
+              </w:rPr>
+              <w:t>项目</w:t>
+            </w:r>
+          </w:p>
+        </w:tc>
+        <w:tc>
+          <w:tcPr>
+            <w:tcW w:type="dxa" w:w="6917"/>
+            <w:shd w:val="clear" w:fill="1F4E79"/>
+          </w:tcPr>
+          <w:p>
+            <w:pPr>
+              <w:jc w:val="center"/>
+            </w:pPr>
+            <w:r/>
+            <w:r>
+              <w:rPr>
+                <w:rFonts w:ascii="Times New Roman" w:hAnsi="Times New Roman" w:eastAsia="微软雅黑"/>
+                <w:b/>
+                <w:color w:val="FFFFFF"/>
+                <w:sz w:val="20"/>
+              </w:rPr>
+              <w:t>赛季更新后会怎样</w:t>
+            </w:r>
+          </w:p>
+        </w:tc>
+      </w:tr>
+      <w:tr>
+        <w:tc>
+          <w:tcPr>
+            <w:tcW w:type="dxa" w:w="2268"/>
+          </w:tcPr>
+          <w:p>
+            <w:pPr>
+              <w:spacing w:line="276" w:lineRule="auto"/>
+            </w:pPr>
+            <w:r/>
+            <w:r>
+              <w:rPr>
+                <w:rFonts w:ascii="Times New Roman" w:hAnsi="Times New Roman" w:eastAsia="宋体"/>
+                <w:b w:val="0"/>
+                <w:sz w:val="19"/>
+              </w:rPr>
+              <w:t>赛季积分</w:t>
+            </w:r>
+          </w:p>
+        </w:tc>
+        <w:tc>
+          <w:tcPr>
+            <w:tcW w:type="dxa" w:w="6917"/>
+          </w:tcPr>
+          <w:p>
+            <w:pPr>
+              <w:spacing w:line="276" w:lineRule="auto"/>
+            </w:pPr>
+            <w:r/>
+            <w:r>
+              <w:rPr>
+                <w:rFonts w:ascii="Times New Roman" w:hAnsi="Times New Roman" w:eastAsia="宋体"/>
+                <w:b w:val="0"/>
+                <w:sz w:val="19"/>
+              </w:rPr>
+              <w:t>清零重来。分界之前结束的赛事不计入本赛季，积分榜从零开始。</w:t>
+            </w:r>
+          </w:p>
+        </w:tc>
+      </w:tr>
+      <w:tr>
+        <w:tc>
+          <w:tcPr>
+            <w:tcW w:type="dxa" w:w="2268"/>
+          </w:tcPr>
+          <w:p>
+            <w:pPr>
+              <w:spacing w:line="276" w:lineRule="auto"/>
+            </w:pPr>
+            <w:r/>
+            <w:r>
+              <w:rPr>
+                <w:rFonts w:ascii="Times New Roman" w:hAnsi="Times New Roman" w:eastAsia="宋体"/>
+                <w:b w:val="0"/>
+                <w:sz w:val="19"/>
+              </w:rPr>
+              <w:t>等级分（ELO）</w:t>
+            </w:r>
+          </w:p>
+        </w:tc>
+        <w:tc>
+          <w:tcPr>
+            <w:tcW w:type="dxa" w:w="6917"/>
+          </w:tcPr>
+          <w:p>
+            <w:pPr>
+              <w:spacing w:line="276" w:lineRule="auto"/>
+            </w:pPr>
+            <w:r/>
+            <w:r>
+              <w:rPr>
+                <w:rFonts w:ascii="Times New Roman" w:hAnsi="Times New Roman" w:eastAsia="宋体"/>
+                <w:b w:val="0"/>
+                <w:sz w:val="19"/>
+              </w:rPr>
+              <w:t>完全不变。跨赛季连续累计，新赛季第一天还是上赛季末的分数。</w:t>
+            </w:r>
+          </w:p>
+        </w:tc>
+      </w:tr>
+      <w:tr>
+        <w:tc>
+          <w:tcPr>
+            <w:tcW w:type="dxa" w:w="2268"/>
+          </w:tcPr>
+          <w:p>
+            <w:pPr>
+              <w:spacing w:line="276" w:lineRule="auto"/>
+            </w:pPr>
+            <w:r/>
+            <w:r>
+              <w:rPr>
+                <w:rFonts w:ascii="Times New Roman" w:hAnsi="Times New Roman" w:eastAsia="宋体"/>
+                <w:b w:val="0"/>
+                <w:sz w:val="19"/>
+              </w:rPr>
+              <w:t>进步榜起点分</w:t>
+            </w:r>
+          </w:p>
+        </w:tc>
+        <w:tc>
+          <w:tcPr>
+            <w:tcW w:type="dxa" w:w="6917"/>
+          </w:tcPr>
+          <w:p>
+            <w:pPr>
+              <w:spacing w:line="276" w:lineRule="auto"/>
+            </w:pPr>
+            <w:r/>
+            <w:r>
+              <w:rPr>
+                <w:rFonts w:ascii="Times New Roman" w:hAnsi="Times New Roman" w:eastAsia="宋体"/>
+                <w:b w:val="0"/>
+                <w:sz w:val="19"/>
+              </w:rPr>
+              <w:t>不变。只在会员首次入池时写一次，不随赛季刷新。</w:t>
+            </w:r>
+          </w:p>
+        </w:tc>
+      </w:tr>
+      <w:tr>
+        <w:tc>
+          <w:tcPr>
+            <w:tcW w:type="dxa" w:w="2268"/>
+          </w:tcPr>
+          <w:p>
+            <w:pPr>
+              <w:spacing w:line="276" w:lineRule="auto"/>
+            </w:pPr>
+            <w:r/>
+            <w:r>
+              <w:rPr>
+                <w:rFonts w:ascii="Times New Roman" w:hAnsi="Times New Roman" w:eastAsia="宋体"/>
+                <w:b w:val="0"/>
+                <w:sz w:val="19"/>
+              </w:rPr>
+              <w:t>历史比赛 / 名次</w:t>
+            </w:r>
+          </w:p>
+        </w:tc>
+        <w:tc>
+          <w:tcPr>
+            <w:tcW w:type="dxa" w:w="6917"/>
+          </w:tcPr>
+          <w:p>
+            <w:pPr>
+              <w:spacing w:line="276" w:lineRule="auto"/>
+            </w:pPr>
+            <w:r/>
+            <w:r>
+              <w:rPr>
+                <w:rFonts w:ascii="Times New Roman" w:hAnsi="Times New Roman" w:eastAsia="宋体"/>
+                <w:b w:val="0"/>
+                <w:sz w:val="19"/>
+              </w:rPr>
+              <w:t>全部保留，随时可回看。</w:t>
+            </w:r>
+          </w:p>
+        </w:tc>
+      </w:tr>
+    </w:tbl>
+    <w:p>
+      <w:pPr>
+        <w:spacing w:after="40"/>
+      </w:pPr>
     </w:p>
     <w:p>
       <w:pPr>
@@ -4889,68 +5879,10 @@
         <w:rPr>
           <w:rFonts w:ascii="Times New Roman" w:hAnsi="Times New Roman" w:eastAsia="宋体"/>
           <w:b w:val="0"/>
+          <w:color w:val="595959"/>
           <w:sz w:val="21"/>
         </w:rPr>
-        <w:t>分界时刻之前累积的分数，会被压缩到一个新起点，公式是：</w:t>
-      </w:r>
-    </w:p>
-    <w:p>
-      <w:pPr>
-        <w:spacing w:after="80"/>
-        <w:ind w:left="425"/>
-      </w:pPr>
-      <w:r>
-        <w:rPr>
-          <w:rFonts w:ascii="Consolas" w:hAnsi="Consolas"/>
-          <w:color w:val="1F4E79"/>
-          <w:sz w:val="20"/>
-        </w:rPr>
-        <w:t>新分 = 旧分 × 0.75 + 1450 × 0.25</w:t>
-      </w:r>
-    </w:p>
-    <w:p>
-      <w:pPr>
-        <w:pStyle w:val="ListBullet"/>
-        <w:spacing w:after="40" w:line="300" w:lineRule="auto"/>
-        <w:ind w:left="425"/>
-      </w:pPr>
-      <w:r>
-        <w:rPr>
-          <w:rFonts w:ascii="Times New Roman" w:hAnsi="Times New Roman" w:eastAsia="宋体"/>
-          <w:b w:val="0"/>
-          <w:sz w:val="21"/>
-        </w:rPr>
-        <w:t>1450 是新人初始分。旧分高于 1450 会被拉低，低于 1450 会被抬升，人人向 1450 靠拢。</w:t>
-      </w:r>
-    </w:p>
-    <w:p>
-      <w:pPr>
-        <w:pStyle w:val="ListBullet"/>
-        <w:spacing w:after="40" w:line="300" w:lineRule="auto"/>
-        <w:ind w:left="425"/>
-      </w:pPr>
-      <w:r>
-        <w:rPr>
-          <w:rFonts w:ascii="Times New Roman" w:hAnsi="Times New Roman" w:eastAsia="宋体"/>
-          <w:b w:val="0"/>
-          <w:sz w:val="21"/>
-        </w:rPr>
-        <w:t>压缩只作用于分界前的历史；新赛季里照常按比赛累加。</w:t>
-      </w:r>
-    </w:p>
-    <w:p>
-      <w:pPr>
-        <w:pStyle w:val="ListBullet"/>
-        <w:spacing w:after="40" w:line="300" w:lineRule="auto"/>
-        <w:ind w:left="425"/>
-      </w:pPr>
-      <w:r>
-        <w:rPr>
-          <w:rFonts w:ascii="Times New Roman" w:hAnsi="Times New Roman" w:eastAsia="宋体"/>
-          <w:b w:val="0"/>
-          <w:sz w:val="21"/>
-        </w:rPr>
-        <w:t>赛事积分、名次记录不参与压缩，只影响等级分起点。</w:t>
+        <w:t>赛事归属按「结束时刻」判：一场赛事可能计划开赛时间在分界之前、管理员却在分界之后才录入名次收尾，这种按实际收尾时间算进新赛季，不会凭空消失。</w:t>
       </w:r>
     </w:p>
     <w:p>
@@ -5216,66 +6148,7 @@
                 <w:b w:val="0"/>
                 <w:sz w:val="19"/>
               </w:rPr>
-              <w:t>赛季分界线</w:t>
-            </w:r>
-          </w:p>
-        </w:tc>
-      </w:tr>
-      <w:tr>
-        <w:tc>
-          <w:tcPr>
-            <w:tcW w:type="dxa" w:w="1928"/>
-          </w:tcPr>
-          <w:p>
-            <w:pPr>
-              <w:spacing w:line="276" w:lineRule="auto"/>
-            </w:pPr>
-            <w:r/>
-            <w:r>
-              <w:rPr>
-                <w:rFonts w:ascii="Times New Roman" w:hAnsi="Times New Roman" w:eastAsia="宋体"/>
-                <w:b w:val="0"/>
-                <w:sz w:val="19"/>
-              </w:rPr>
-              <w:t>resetPolicy</w:t>
-            </w:r>
-          </w:p>
-        </w:tc>
-        <w:tc>
-          <w:tcPr>
-            <w:tcW w:type="dxa" w:w="3175"/>
-          </w:tcPr>
-          <w:p>
-            <w:pPr>
-              <w:spacing w:line="276" w:lineRule="auto"/>
-            </w:pPr>
-            <w:r/>
-            <w:r>
-              <w:rPr>
-                <w:rFonts w:ascii="Times New Roman" w:hAnsi="Times New Roman" w:eastAsia="宋体"/>
-                <w:b w:val="0"/>
-                <w:sz w:val="19"/>
-              </w:rPr>
-              <w:t>{retentionFactor:0.75, anchorRating:1450}</w:t>
-            </w:r>
-          </w:p>
-        </w:tc>
-        <w:tc>
-          <w:tcPr>
-            <w:tcW w:type="dxa" w:w="4082"/>
-          </w:tcPr>
-          <w:p>
-            <w:pPr>
-              <w:spacing w:line="276" w:lineRule="auto"/>
-            </w:pPr>
-            <w:r/>
-            <w:r>
-              <w:rPr>
-                <w:rFonts w:ascii="Times New Roman" w:hAnsi="Times New Roman" w:eastAsia="宋体"/>
-                <w:b w:val="0"/>
-                <w:sz w:val="19"/>
-              </w:rPr>
-              <w:t>压缩系数与锚点分</w:t>
+              <w:t>赛季分界线，赛事积分以此切分</w:t>
             </w:r>
           </w:p>
         </w:tc>
@@ -5355,7 +6228,7 @@
           <w:b w:val="0"/>
           <w:sz w:val="21"/>
         </w:rPr>
-        <w:t>对应的就是 seasons 集合里 _id='current' 那一条文档。想核对结果，直接看它即可。</w:t>
+        <w:t>对应的就是 seasons 集合里本协会那一条 _id='current_&lt;协会&gt;' 的文档（如 current_pkb）。想核对结果，直接看它即可。多协会下每个协会各有一条，赛季互相独立。</w:t>
       </w:r>
     </w:p>
     <w:p>
@@ -5399,7 +6272,22 @@
           <w:b w:val="0"/>
           <w:sz w:val="21"/>
         </w:rPr>
-        <w:t>让一位老会员看自己的分数，应当比上赛季末更靠近 1450。</w:t>
+        <w:t>赛季积分榜上的人应当全部归零，等着新赛季重新挣分。</w:t>
+      </w:r>
+    </w:p>
+    <w:p>
+      <w:pPr>
+        <w:pStyle w:val="ListBullet"/>
+        <w:spacing w:after="40" w:line="300" w:lineRule="auto"/>
+        <w:ind w:left="425"/>
+      </w:pPr>
+      <w:r>
+        <w:rPr>
+          <w:rFonts w:ascii="Times New Roman" w:hAnsi="Times New Roman" w:eastAsia="宋体"/>
+          <w:b w:val="0"/>
+          <w:sz w:val="21"/>
+        </w:rPr>
+        <w:t>同一位会员的等级分与赛季更新前**完全一致**——若变了，说明改动出了问题。</w:t>
       </w:r>
     </w:p>
     <w:p>
@@ -5441,7 +6329,7 @@
           <w:b w:val="0"/>
           <w:sz w:val="21"/>
         </w:rPr>
-        <w:t>只有在确实需要时才做。直接编辑 seasons/current 的 anchorTime、resetPolicy，或手工把 seasonNumber 改成别的值。</w:t>
+        <w:t>只有在确实需要时才做。直接编辑 seasons 里本协会那条（_id='current_&lt;协会&gt;'，如 current_pkb）的 anchorTime，或手工把 resetTime / seasonNumber 改成别的值。</w:t>
       </w:r>
     </w:p>
     <w:p>
@@ -5521,7 +6409,7 @@
           <w:b w:val="0"/>
           <w:sz w:val="21"/>
         </w:rPr>
-        <w:t>等级分、积分、排行榜都是由云函数从原始数据现场算出来的，结果会按 seasons.version 缓存两处：云函数容器内存里一份，rankings/current 里一份。也就是说：你改完 matches / users / events，小程序可能还是旧数字。</w:t>
+        <w:t>等级分、积分、排行榜都是由云函数从原始数据现场算出来的，结果会按本赛季版本的 version 缓存两处：云函数容器内存里一份，rankings 里本协会那条（_id='current_&lt;协会&gt;'）一份。也就是说：你改完 matches / users / events，小程序可能还是旧数字。</w:t>
       </w:r>
     </w:p>
     <w:p>
@@ -5536,7 +6424,7 @@
           <w:b w:val="0"/>
           <w:sz w:val="21"/>
         </w:rPr>
-        <w:t>改完数据后，到 seasons/current 把 version 加 1 并保存。</w:t>
+        <w:t>改完数据后，到 seasons 里本协会那条（_id='current_&lt;协会&gt;'，如 current_pkb）把 version 加 1 并保存。</w:t>
       </w:r>
     </w:p>
     <w:p>
@@ -5551,7 +6439,7 @@
           <w:b w:val="0"/>
           <w:sz w:val="21"/>
         </w:rPr>
-        <w:t>下一次读取就会重算，并把新的快照写回 rankings/current，小程序刷新即可看到新结果。</w:t>
+        <w:t>下一次读取就会重算，并把新的快照写回 rankings 里本协会那条（_id='current_&lt;协会&gt;'），小程序刷新即可看到新结果。</w:t>
       </w:r>
     </w:p>
     <w:p>
@@ -5565,7 +6453,7 @@
           <w:color w:val="595959"/>
           <w:sz w:val="21"/>
         </w:rPr>
-        <w:t>如果不放心，也可以顺手把 rankings/current 整条删掉强制重算——它是纯缓存，删了不影响任何数据。</w:t>
+        <w:t>如果不放心，也可以顺手把 rankings 里该协会那条整条删掉强制重算——它是纯缓存，删了不影响任何数据。</w:t>
       </w:r>
     </w:p>
     <w:p>
@@ -5639,7 +6527,7 @@
           <w:b w:val="0"/>
           <w:sz w:val="21"/>
         </w:rPr>
-        <w:t>把 seasons/current.version 加 1。</w:t>
+        <w:t>把 seasons 里本协会那条（_id='current_&lt;协会&gt;'）的 version 加 1。</w:t>
       </w:r>
     </w:p>
     <w:p>
@@ -5724,7 +6612,7 @@
           <w:b w:val="0"/>
           <w:sz w:val="21"/>
         </w:rPr>
-        <w:t>把 seasons/current.version 加 1，分数与积分会按新名次重算。</w:t>
+        <w:t>把 seasons 里本协会那条（_id='current_&lt;协会&gt;'）的 version 加 1，分数与积分会按新名次重算。</w:t>
       </w:r>
     </w:p>
     <w:p>
@@ -6338,6 +7226,191 @@
     </w:p>
     <w:p>
       <w:pPr>
+        <w:spacing w:before="200" w:after="120"/>
+      </w:pPr>
+      <w:r>
+        <w:rPr>
+          <w:rFonts w:ascii="Times New Roman" w:hAnsi="Times New Roman" w:eastAsia="微软雅黑"/>
+          <w:b/>
+          <w:color w:val="1F4E79"/>
+          <w:sz w:val="26"/>
+        </w:rPr>
+        <w:t>7.6 防刷分：同一对会员一个赛季最多 15 场</w:t>
+      </w:r>
+    </w:p>
+    <w:p>
+      <w:pPr>
+        <w:spacing w:after="80" w:line="300" w:lineRule="auto"/>
+      </w:pPr>
+      <w:r>
+        <w:rPr>
+          <w:rFonts w:ascii="Times New Roman" w:hAnsi="Times New Roman" w:eastAsia="宋体"/>
+          <w:b w:val="0"/>
+          <w:sz w:val="21"/>
+        </w:rPr>
+        <w:t>日常约球没有门槛，两个人一周互录二十场，赢的那个的等级分就被同一份对阵反复推高。所以：一对会员在一个赛季里，最多 15 场日常约球计入等级分。</w:t>
+      </w:r>
+    </w:p>
+    <w:p>
+      <w:pPr>
+        <w:pStyle w:val="ListBullet"/>
+        <w:spacing w:after="40" w:line="300" w:lineRule="auto"/>
+        <w:ind w:left="425"/>
+      </w:pPr>
+      <w:r>
+        <w:rPr>
+          <w:rFonts w:ascii="Times New Roman" w:hAnsi="Times New Roman" w:eastAsia="宋体"/>
+          <w:b w:val="0"/>
+          <w:sz w:val="21"/>
+        </w:rPr>
+        <w:t>录分时就被拦下，不是事后静默不计分：打满之后两人再录，小程序会直接报「本赛季 X 与 Y 已经打了 15 场，达到上限」。录分页选对手的名单里，每个人后面也标着本赛季已经和他打了多少场，打满的标红。</w:t>
+      </w:r>
+    </w:p>
+    <w:p>
+      <w:pPr>
+        <w:pStyle w:val="ListBullet"/>
+        <w:spacing w:after="40" w:line="300" w:lineRule="auto"/>
+        <w:ind w:left="425"/>
+      </w:pPr>
+      <w:r>
+        <w:rPr>
+          <w:rFonts w:ascii="Times New Roman" w:hAnsi="Times New Roman" w:eastAsia="宋体"/>
+          <w:b w:val="0"/>
+          <w:sz w:val="21"/>
+        </w:rPr>
+        <w:t>只有日常约球受这条限制：带 eventId（赛事）或 collegeEventId + tieId（学院赛小场）的比赛一律不受限、也不占日常名额。</w:t>
+      </w:r>
+    </w:p>
+    <w:p>
+      <w:pPr>
+        <w:pStyle w:val="ListBullet"/>
+        <w:spacing w:after="40" w:line="300" w:lineRule="auto"/>
+        <w:ind w:left="425"/>
+      </w:pPr>
+      <w:r>
+        <w:rPr>
+          <w:rFonts w:ascii="Times New Roman" w:hAnsi="Times New Roman" w:eastAsia="宋体"/>
+          <w:b w:val="0"/>
+          <w:sz w:val="21"/>
+        </w:rPr>
+        <w:t>双打按跨队无序对算：一队两人对对手两人算四组对，任一组满额整场就录不进去。同队的搭档之间不算一对。</w:t>
+      </w:r>
+    </w:p>
+    <w:p>
+      <w:pPr>
+        <w:pStyle w:val="ListBullet"/>
+        <w:spacing w:after="40" w:line="300" w:lineRule="auto"/>
+        <w:ind w:left="425"/>
+      </w:pPr>
+      <w:r>
+        <w:rPr>
+          <w:rFonts w:ascii="Times New Roman" w:hAnsi="Times New Roman" w:eastAsia="宋体"/>
+          <w:b w:val="0"/>
+          <w:sz w:val="21"/>
+        </w:rPr>
+        <w:t>待确认的场次也占名额，被驳回或撤销（REVOKED）之后名额才还回来。赛季分界点（seasons 里本协会那条的 resetTime）之前的场次属于上一个赛季，不占本赛季名额。</w:t>
+      </w:r>
+    </w:p>
+    <w:p>
+      <w:pPr>
+        <w:pStyle w:val="ListBullet"/>
+        <w:spacing w:after="40" w:line="300" w:lineRule="auto"/>
+        <w:ind w:left="425"/>
+      </w:pPr>
+      <w:r>
+        <w:rPr>
+          <w:rFonts w:ascii="Times New Roman" w:hAnsi="Times New Roman" w:eastAsia="宋体"/>
+          <w:b w:val="0"/>
+          <w:sz w:val="21"/>
+        </w:rPr>
+        <w:t>上限写在代码里（miniprogram/utils/constants.js 的 RATED_PAIR_LIMIT），库里没有「已超限」这种标记可供直接改。要临时放开某两人，只能改常量并重新上传云函数。</w:t>
+      </w:r>
+    </w:p>
+    <w:p>
+      <w:pPr>
+        <w:spacing w:before="200" w:after="120"/>
+      </w:pPr>
+      <w:r>
+        <w:rPr>
+          <w:rFonts w:ascii="Times New Roman" w:hAnsi="Times New Roman" w:eastAsia="微软雅黑"/>
+          <w:b/>
+          <w:color w:val="1F4E79"/>
+          <w:sz w:val="26"/>
+        </w:rPr>
+        <w:t>7.7 有比赛在 matches 里查得到，却不进成绩公示</w:t>
+      </w:r>
+    </w:p>
+    <w:p>
+      <w:pPr>
+        <w:spacing w:after="80" w:line="300" w:lineRule="auto"/>
+      </w:pPr>
+      <w:r>
+        <w:rPr>
+          <w:rFonts w:ascii="Times New Roman" w:hAnsi="Times New Roman" w:eastAsia="宋体"/>
+          <w:b w:val="0"/>
+          <w:sz w:val="21"/>
+        </w:rPr>
+        <w:t>导入历史成绩、在控制台直接改库、或者这条规则上线之前录下的场次，都绕过了提交时的闸门。它们会被算出来「超限」：比赛留在 matches 集合里，但不进成绩公示、也查不到分数变化。</w:t>
+      </w:r>
+    </w:p>
+    <w:p>
+      <w:pPr>
+        <w:pStyle w:val="ListBullet"/>
+        <w:spacing w:after="40" w:line="300" w:lineRule="auto"/>
+        <w:ind w:left="425"/>
+      </w:pPr>
+      <w:r>
+        <w:rPr>
+          <w:rFonts w:ascii="Times New Roman" w:hAnsi="Times New Roman" w:eastAsia="宋体"/>
+          <w:b w:val="0"/>
+          <w:sz w:val="21"/>
+        </w:rPr>
+        <w:t>这不是数据丢了，是算出来的，没有存在库里的「已超限」标记。</w:t>
+      </w:r>
+    </w:p>
+    <w:p>
+      <w:pPr>
+        <w:pStyle w:val="ListBullet"/>
+        <w:spacing w:after="40" w:line="300" w:lineRule="auto"/>
+        <w:ind w:left="425"/>
+      </w:pPr>
+      <w:r>
+        <w:rPr>
+          <w:rFonts w:ascii="Times New Roman" w:hAnsi="Times New Roman" w:eastAsia="宋体"/>
+          <w:b w:val="0"/>
+          <w:sz w:val="21"/>
+        </w:rPr>
+        <w:t>同一路数的还有弃权（outcome = forfeit）与待确认（status = 0）的比赛：记录在案，但不计分。</w:t>
+      </w:r>
+    </w:p>
+    <w:p>
+      <w:pPr>
+        <w:spacing w:before="80" w:after="120"/>
+        <w:ind w:left="227"/>
+        <w:pBdr>
+          <w:left w:val="single" w:space="6" w:sz="18" w:color="1F4E79"/>
+        </w:pBdr>
+      </w:pPr>
+      <w:r>
+        <w:rPr>
+          <w:rFonts w:ascii="Times New Roman" w:hAnsi="Times New Roman" w:eastAsia="宋体"/>
+          <w:b/>
+          <w:color w:val="1F4E79"/>
+          <w:sz w:val="20"/>
+        </w:rPr>
+        <w:t>【注意】</w:t>
+      </w:r>
+      <w:r>
+        <w:rPr>
+          <w:rFonts w:ascii="Times New Roman" w:hAnsi="Times New Roman" w:eastAsia="宋体"/>
+          <w:b w:val="0"/>
+          <w:sz w:val="20"/>
+        </w:rPr>
+        <w:t>要放宽或收紧这条规则，得改 RATED_PAIR_LIMIT 并重新上传云函数，同时把 season.js 的 ALGO_VERSION 加 1 —— 否则容器里缓存的旧分数不会重算，改了等于没改。</w:t>
+      </w:r>
+    </w:p>
+    <w:p>
+      <w:pPr>
         <w:spacing w:before="280" w:after="120"/>
       </w:pPr>
       <w:r>
@@ -6407,7 +7480,7 @@
           <w:b w:val="0"/>
           <w:sz w:val="21"/>
         </w:rPr>
-        <w:t>导入完成后把 seasons/current.version 加 1，让分数重算。</w:t>
+        <w:t>导入完成后把 seasons 里对应协会那条（_id='current_&lt;协会&gt;'）的 version 加 1，让分数重算。</w:t>
       </w:r>
     </w:p>
     <w:p>
@@ -6960,7 +8033,7 @@
                 <w:b w:val="0"/>
                 <w:sz w:val="19"/>
               </w:rPr>
-              <w:t>seasons/current.version 加 1，或等容器回收</w:t>
+              <w:t>seasons 里本协会那条的 version 加 1，或等容器回收</w:t>
             </w:r>
           </w:p>
         </w:tc>
@@ -7099,7 +8172,7 @@
                 <w:b w:val="0"/>
                 <w:sz w:val="19"/>
               </w:rPr>
-              <w:t>干事交不了本院名单 / 排阵</w:t>
+              <w:t>学院负责人交不了本院名单 / 排阵</w:t>
             </w:r>
           </w:p>
         </w:tc>
@@ -7276,7 +8349,7 @@
                 <w:b w:val="0"/>
                 <w:sz w:val="19"/>
               </w:rPr>
-              <w:t>重置赛季被拒绝</w:t>
+              <w:t>开始新赛季被拒绝</w:t>
             </w:r>
           </w:p>
         </w:tc>
@@ -7354,7 +8427,7 @@
                 <w:b w:val="0"/>
                 <w:sz w:val="19"/>
               </w:rPr>
-              <w:t>seasons/current 的 seasonNumber 或 version 异常</w:t>
+              <w:t>seasons 里本协会那条的 seasonNumber 或 version 异常</w:t>
             </w:r>
           </w:p>
         </w:tc>
@@ -7373,7 +8446,184 @@
                 <w:b w:val="0"/>
                 <w:sz w:val="19"/>
               </w:rPr>
-              <w:t>直接编辑该文档，并把 version 加 1</w:t>
+              <w:t>直接编辑该文档（_id='current_&lt;协会&gt;'），并把 version 加 1</w:t>
+            </w:r>
+          </w:p>
+        </w:tc>
+      </w:tr>
+      <w:tr>
+        <w:tc>
+          <w:tcPr>
+            <w:tcW w:type="dxa" w:w="2494"/>
+          </w:tcPr>
+          <w:p>
+            <w:pPr>
+              <w:spacing w:line="276" w:lineRule="auto"/>
+            </w:pPr>
+            <w:r/>
+            <w:r>
+              <w:rPr>
+                <w:rFonts w:ascii="Times New Roman" w:hAnsi="Times New Roman" w:eastAsia="宋体"/>
+                <w:b w:val="0"/>
+                <w:sz w:val="19"/>
+              </w:rPr>
+              <w:t>任免学院负责人 / 协会负责人报错</w:t>
+            </w:r>
+          </w:p>
+        </w:tc>
+        <w:tc>
+          <w:tcPr>
+            <w:tcW w:type="dxa" w:w="2721"/>
+          </w:tcPr>
+          <w:p>
+            <w:pPr>
+              <w:spacing w:line="276" w:lineRule="auto"/>
+            </w:pPr>
+            <w:r/>
+            <w:r>
+              <w:rPr>
+                <w:rFonts w:ascii="Times New Roman" w:hAnsi="Times New Roman" w:eastAsia="宋体"/>
+                <w:b w:val="0"/>
+                <w:sz w:val="19"/>
+              </w:rPr>
+              <w:t>memberships 集合没建，或该行 _id 算错</w:t>
+            </w:r>
+          </w:p>
+        </w:tc>
+        <w:tc>
+          <w:tcPr>
+            <w:tcW w:type="dxa" w:w="3969"/>
+          </w:tcPr>
+          <w:p>
+            <w:pPr>
+              <w:spacing w:line="276" w:lineRule="auto"/>
+            </w:pPr>
+            <w:r/>
+            <w:r>
+              <w:rPr>
+                <w:rFonts w:ascii="Times New Roman" w:hAnsi="Times New Roman" w:eastAsia="宋体"/>
+                <w:b w:val="0"/>
+                <w:sz w:val="19"/>
+              </w:rPr>
+              <w:t>按第 3.1、第 5 节新建 memberships 并核对 _id</w:t>
+            </w:r>
+          </w:p>
+        </w:tc>
+      </w:tr>
+      <w:tr>
+        <w:tc>
+          <w:tcPr>
+            <w:tcW w:type="dxa" w:w="2494"/>
+          </w:tcPr>
+          <w:p>
+            <w:pPr>
+              <w:spacing w:line="276" w:lineRule="auto"/>
+            </w:pPr>
+            <w:r/>
+            <w:r>
+              <w:rPr>
+                <w:rFonts w:ascii="Times New Roman" w:hAnsi="Times New Roman" w:eastAsia="宋体"/>
+                <w:b w:val="0"/>
+                <w:sz w:val="19"/>
+              </w:rPr>
+              <w:t>设了初始分但分数没变</w:t>
+            </w:r>
+          </w:p>
+        </w:tc>
+        <w:tc>
+          <w:tcPr>
+            <w:tcW w:type="dxa" w:w="2721"/>
+          </w:tcPr>
+          <w:p>
+            <w:pPr>
+              <w:spacing w:line="276" w:lineRule="auto"/>
+            </w:pPr>
+            <w:r/>
+            <w:r>
+              <w:rPr>
+                <w:rFonts w:ascii="Times New Roman" w:hAnsi="Times New Roman" w:eastAsia="宋体"/>
+                <w:b w:val="0"/>
+                <w:sz w:val="19"/>
+              </w:rPr>
+              <w:t>该会员在本协会已打过比赛（初始分锁死），或该项写错了协会</w:t>
+            </w:r>
+          </w:p>
+        </w:tc>
+        <w:tc>
+          <w:tcPr>
+            <w:tcW w:type="dxa" w:w="3969"/>
+          </w:tcPr>
+          <w:p>
+            <w:pPr>
+              <w:spacing w:line="276" w:lineRule="auto"/>
+            </w:pPr>
+            <w:r/>
+            <w:r>
+              <w:rPr>
+                <w:rFonts w:ascii="Times New Roman" w:hAnsi="Times New Roman" w:eastAsia="宋体"/>
+                <w:b w:val="0"/>
+                <w:sz w:val="19"/>
+              </w:rPr>
+              <w:t>确认 initialEloByAssoc 里写了正确的协会键；已出场的会员初始分改不动，属正常，回放会忽略它</w:t>
+            </w:r>
+          </w:p>
+        </w:tc>
+      </w:tr>
+      <w:tr>
+        <w:tc>
+          <w:tcPr>
+            <w:tcW w:type="dxa" w:w="2494"/>
+          </w:tcPr>
+          <w:p>
+            <w:pPr>
+              <w:spacing w:line="276" w:lineRule="auto"/>
+            </w:pPr>
+            <w:r/>
+            <w:r>
+              <w:rPr>
+                <w:rFonts w:ascii="Times New Roman" w:hAnsi="Times New Roman" w:eastAsia="宋体"/>
+                <w:b w:val="0"/>
+                <w:sz w:val="19"/>
+              </w:rPr>
+              <w:t>某协会看不到任何数据</w:t>
+            </w:r>
+          </w:p>
+        </w:tc>
+        <w:tc>
+          <w:tcPr>
+            <w:tcW w:type="dxa" w:w="2721"/>
+          </w:tcPr>
+          <w:p>
+            <w:pPr>
+              <w:spacing w:line="276" w:lineRule="auto"/>
+            </w:pPr>
+            <w:r/>
+            <w:r>
+              <w:rPr>
+                <w:rFonts w:ascii="Times New Roman" w:hAnsi="Times New Roman" w:eastAsia="宋体"/>
+                <w:b w:val="0"/>
+                <w:sz w:val="19"/>
+              </w:rPr>
+              <w:t>内容文档缺 association 字段，被当成 pkb</w:t>
+            </w:r>
+          </w:p>
+        </w:tc>
+        <w:tc>
+          <w:tcPr>
+            <w:tcW w:type="dxa" w:w="3969"/>
+          </w:tcPr>
+          <w:p>
+            <w:pPr>
+              <w:spacing w:line="276" w:lineRule="auto"/>
+            </w:pPr>
+            <w:r/>
+            <w:r>
+              <w:rPr>
+                <w:rFonts w:ascii="Times New Roman" w:hAnsi="Times New Roman" w:eastAsia="宋体"/>
+                <w:b w:val="0"/>
+                <w:sz w:val="19"/>
+              </w:rPr>
+              <w:t>给该协会的文档补上正确的 association 字段</w:t>
             </w:r>
           </w:p>
         </w:tc>
@@ -7529,7 +8779,125 @@
                 <w:b w:val="0"/>
                 <w:sz w:val="19"/>
               </w:rPr>
-              <w:t>0=会员，1=干事，2=管理员</w:t>
+              <w:t>0=会员，2=管理员（全局）；1 已废弃，学院负责人改记 memberships</w:t>
+            </w:r>
+          </w:p>
+        </w:tc>
+      </w:tr>
+      <w:tr>
+        <w:tc>
+          <w:tcPr>
+            <w:tcW w:type="dxa" w:w="1814"/>
+          </w:tcPr>
+          <w:p>
+            <w:pPr>
+              <w:spacing w:line="276" w:lineRule="auto"/>
+            </w:pPr>
+            <w:r/>
+            <w:r>
+              <w:rPr>
+                <w:rFonts w:ascii="Times New Roman" w:hAnsi="Times New Roman" w:eastAsia="宋体"/>
+                <w:b w:val="0"/>
+                <w:sz w:val="19"/>
+              </w:rPr>
+              <w:t>协会角色</w:t>
+            </w:r>
+          </w:p>
+        </w:tc>
+        <w:tc>
+          <w:tcPr>
+            <w:tcW w:type="dxa" w:w="2268"/>
+          </w:tcPr>
+          <w:p>
+            <w:pPr>
+              <w:spacing w:line="276" w:lineRule="auto"/>
+            </w:pPr>
+            <w:r/>
+            <w:r>
+              <w:rPr>
+                <w:rFonts w:ascii="Times New Roman" w:hAnsi="Times New Roman" w:eastAsia="宋体"/>
+                <w:b w:val="0"/>
+                <w:sz w:val="19"/>
+              </w:rPr>
+              <w:t>memberships.role</w:t>
+            </w:r>
+          </w:p>
+        </w:tc>
+        <w:tc>
+          <w:tcPr>
+            <w:tcW w:type="dxa" w:w="5102"/>
+          </w:tcPr>
+          <w:p>
+            <w:pPr>
+              <w:spacing w:line="276" w:lineRule="auto"/>
+            </w:pPr>
+            <w:r/>
+            <w:r>
+              <w:rPr>
+                <w:rFonts w:ascii="Times New Roman" w:hAnsi="Times New Roman" w:eastAsia="宋体"/>
+                <w:b w:val="0"/>
+                <w:sz w:val="19"/>
+              </w:rPr>
+              <w:t>staff=学院负责人，leader=协会负责人；无行=普通会员（按协会各异）</w:t>
+            </w:r>
+          </w:p>
+        </w:tc>
+      </w:tr>
+      <w:tr>
+        <w:tc>
+          <w:tcPr>
+            <w:tcW w:type="dxa" w:w="1814"/>
+          </w:tcPr>
+          <w:p>
+            <w:pPr>
+              <w:spacing w:line="276" w:lineRule="auto"/>
+            </w:pPr>
+            <w:r/>
+            <w:r>
+              <w:rPr>
+                <w:rFonts w:ascii="Times New Roman" w:hAnsi="Times New Roman" w:eastAsia="宋体"/>
+                <w:b w:val="0"/>
+                <w:sz w:val="19"/>
+              </w:rPr>
+              <w:t>内容归属协会</w:t>
+            </w:r>
+          </w:p>
+        </w:tc>
+        <w:tc>
+          <w:tcPr>
+            <w:tcW w:type="dxa" w:w="2268"/>
+          </w:tcPr>
+          <w:p>
+            <w:pPr>
+              <w:spacing w:line="276" w:lineRule="auto"/>
+            </w:pPr>
+            <w:r/>
+            <w:r>
+              <w:rPr>
+                <w:rFonts w:ascii="Times New Roman" w:hAnsi="Times New Roman" w:eastAsia="宋体"/>
+                <w:b w:val="0"/>
+                <w:sz w:val="19"/>
+              </w:rPr>
+              <w:t>内容文档.association</w:t>
+            </w:r>
+          </w:p>
+        </w:tc>
+        <w:tc>
+          <w:tcPr>
+            <w:tcW w:type="dxa" w:w="5102"/>
+          </w:tcPr>
+          <w:p>
+            <w:pPr>
+              <w:spacing w:line="276" w:lineRule="auto"/>
+            </w:pPr>
+            <w:r/>
+            <w:r>
+              <w:rPr>
+                <w:rFonts w:ascii="Times New Roman" w:hAnsi="Times New Roman" w:eastAsia="宋体"/>
+                <w:b w:val="0"/>
+                <w:sz w:val="19"/>
+              </w:rPr>
+              <w:t>pkb=匹克球，tt=乒乓，bd=羽球；写时由云函数盖章，缺字段按 pkb 读</w:t>
             </w:r>
           </w:p>
         </w:tc>
@@ -8433,7 +9801,7 @@
                 <w:b w:val="0"/>
                 <w:sz w:val="19"/>
               </w:rPr>
-              <w:t>审核会员（可通过时可指定初始分）</w:t>
+              <w:t>审核会员（可通过时按协会指定初始分，写进 initialEloByAssoc）</w:t>
             </w:r>
           </w:p>
         </w:tc>
@@ -8452,7 +9820,7 @@
                 <w:b w:val="0"/>
                 <w:sz w:val="19"/>
               </w:rPr>
-              <w:t>干事及以上</w:t>
+              <w:t>仅管理员</w:t>
             </w:r>
           </w:p>
         </w:tc>
@@ -8473,7 +9841,7 @@
                 <w:b w:val="0"/>
                 <w:sz w:val="19"/>
               </w:rPr>
-              <w:t>publishEvent</w:t>
+              <w:t>setCollegeLeader</w:t>
             </w:r>
           </w:p>
         </w:tc>
@@ -8492,7 +9860,7 @@
                 <w:b w:val="0"/>
                 <w:sz w:val="19"/>
               </w:rPr>
-              <w:t>发布赛事</w:t>
+              <w:t>任免本协会的学院负责人（写 memberships 一行）</w:t>
             </w:r>
           </w:p>
         </w:tc>
@@ -8511,7 +9879,7 @@
                 <w:b w:val="0"/>
                 <w:sz w:val="19"/>
               </w:rPr>
-              <w:t>管理员</w:t>
+              <w:t>本协会的协会负责人或全局管理员</w:t>
             </w:r>
           </w:p>
         </w:tc>
@@ -8532,7 +9900,7 @@
                 <w:b w:val="0"/>
                 <w:sz w:val="19"/>
               </w:rPr>
-              <w:t>drawEvent</w:t>
+              <w:t>setAssociationLeader</w:t>
             </w:r>
           </w:p>
         </w:tc>
@@ -8551,7 +9919,7 @@
                 <w:b w:val="0"/>
                 <w:sz w:val="19"/>
               </w:rPr>
-              <w:t>抽签 / 重新抽签</w:t>
+              <w:t>任免本协会的协会负责人（写 memberships 一行）</w:t>
             </w:r>
           </w:p>
         </w:tc>
@@ -8570,7 +9938,7 @@
                 <w:b w:val="0"/>
                 <w:sz w:val="19"/>
               </w:rPr>
-              <w:t>管理员</w:t>
+              <w:t>仅全局管理员</w:t>
             </w:r>
           </w:p>
         </w:tc>
@@ -8591,7 +9959,7 @@
                 <w:b w:val="0"/>
                 <w:sz w:val="19"/>
               </w:rPr>
-              <w:t>startEvent</w:t>
+              <w:t>setMemberInitialElo</w:t>
             </w:r>
           </w:p>
         </w:tc>
@@ -8610,7 +9978,7 @@
                 <w:b w:val="0"/>
                 <w:sz w:val="19"/>
               </w:rPr>
-              <w:t>开始赛事（单打、双打都需先抽签）</w:t>
+              <w:t>调整 / 清除某会员在本协会的初始等级分（写 initialEloByAssoc；已出场则拒绝）</w:t>
             </w:r>
           </w:p>
         </w:tc>
@@ -8629,7 +9997,7 @@
                 <w:b w:val="0"/>
                 <w:sz w:val="19"/>
               </w:rPr>
-              <w:t>管理员</w:t>
+              <w:t>管理员；协会负责人限本协会</w:t>
             </w:r>
           </w:p>
         </w:tc>
@@ -8650,7 +10018,7 @@
                 <w:b w:val="0"/>
                 <w:sz w:val="19"/>
               </w:rPr>
-              <w:t>signUpEvent / cancelSignupEvent</w:t>
+              <w:t>publishEvent</w:t>
             </w:r>
           </w:p>
         </w:tc>
@@ -8669,7 +10037,7 @@
                 <w:b w:val="0"/>
                 <w:sz w:val="19"/>
               </w:rPr>
-              <w:t>报名 / 取消报名</w:t>
+              <w:t>发布赛事</w:t>
             </w:r>
           </w:p>
         </w:tc>
@@ -8688,7 +10056,7 @@
                 <w:b w:val="0"/>
                 <w:sz w:val="19"/>
               </w:rPr>
-              <w:t>本人</w:t>
+              <w:t>管理员</w:t>
             </w:r>
           </w:p>
         </w:tc>
@@ -8709,7 +10077,7 @@
                 <w:b w:val="0"/>
                 <w:sz w:val="19"/>
               </w:rPr>
-              <w:t>checkInEvent</w:t>
+              <w:t>drawEvent</w:t>
             </w:r>
           </w:p>
         </w:tc>
@@ -8728,7 +10096,7 @@
                 <w:b w:val="0"/>
                 <w:sz w:val="19"/>
               </w:rPr>
-              <w:t>代会员签到</w:t>
+              <w:t>抽签 / 重新抽签</w:t>
             </w:r>
           </w:p>
         </w:tc>
@@ -8747,7 +10115,7 @@
                 <w:b w:val="0"/>
                 <w:sz w:val="19"/>
               </w:rPr>
-              <w:t>干事及以上</w:t>
+              <w:t>管理员</w:t>
             </w:r>
           </w:p>
         </w:tc>
@@ -8768,7 +10136,7 @@
                 <w:b w:val="0"/>
                 <w:sz w:val="19"/>
               </w:rPr>
-              <w:t>submitMatch</w:t>
+              <w:t>startEvent</w:t>
             </w:r>
           </w:p>
         </w:tc>
@@ -8787,7 +10155,7 @@
                 <w:b w:val="0"/>
                 <w:sz w:val="19"/>
               </w:rPr>
-              <w:t>录入比赛成绩（个人赛与学院赛小场共用）</w:t>
+              <w:t>开始赛事（单打、双打都需先抽签）</w:t>
             </w:r>
           </w:p>
         </w:tc>
@@ -8806,7 +10174,7 @@
                 <w:b w:val="0"/>
                 <w:sz w:val="19"/>
               </w:rPr>
-              <w:t>登录；给抽签场次补分需参赛者或干事及以上</w:t>
+              <w:t>管理员</w:t>
             </w:r>
           </w:p>
         </w:tc>
@@ -8827,7 +10195,7 @@
                 <w:b w:val="0"/>
                 <w:sz w:val="19"/>
               </w:rPr>
-              <w:t>confirmMatch / rejectMatch</w:t>
+              <w:t>signUpEvent / cancelSignupEvent</w:t>
             </w:r>
           </w:p>
         </w:tc>
@@ -8846,7 +10214,7 @@
                 <w:b w:val="0"/>
                 <w:sz w:val="19"/>
               </w:rPr>
-              <w:t>确认 / 驳回比分</w:t>
+              <w:t>报名 / 取消报名</w:t>
             </w:r>
           </w:p>
         </w:tc>
@@ -8865,7 +10233,7 @@
                 <w:b w:val="0"/>
                 <w:sz w:val="19"/>
               </w:rPr>
-              <w:t>对手方或管理员</w:t>
+              <w:t>本人</w:t>
             </w:r>
           </w:p>
         </w:tc>
@@ -8886,7 +10254,7 @@
                 <w:b w:val="0"/>
                 <w:sz w:val="19"/>
               </w:rPr>
-              <w:t>revokeMatch</w:t>
+              <w:t>checkInEvent</w:t>
             </w:r>
           </w:p>
         </w:tc>
@@ -8905,7 +10273,7 @@
                 <w:b w:val="0"/>
                 <w:sz w:val="19"/>
               </w:rPr>
-              <w:t>撤销已生效比赛</w:t>
+              <w:t>代会员签到</w:t>
             </w:r>
           </w:p>
         </w:tc>
@@ -8924,7 +10292,7 @@
                 <w:b w:val="0"/>
                 <w:sz w:val="19"/>
               </w:rPr>
-              <w:t>管理员任意场；其余仅限本人录入</w:t>
+              <w:t>学院负责人及以上</w:t>
             </w:r>
           </w:p>
         </w:tc>
@@ -8945,7 +10313,7 @@
                 <w:b w:val="0"/>
                 <w:sz w:val="19"/>
               </w:rPr>
-              <w:t>forfeitMatch</w:t>
+              <w:t>submitMatch</w:t>
             </w:r>
           </w:p>
         </w:tc>
@@ -8964,7 +10332,7 @@
                 <w:b w:val="0"/>
                 <w:sz w:val="19"/>
               </w:rPr>
-              <w:t>个人赛本人弃权（对手晋级，不计 ELO）</w:t>
+              <w:t>录入比赛成绩（个人赛与学院赛小场共用）</w:t>
             </w:r>
           </w:p>
         </w:tc>
@@ -8983,7 +10351,7 @@
                 <w:b w:val="0"/>
                 <w:sz w:val="19"/>
               </w:rPr>
-              <w:t>本场参赛者本人；管理员可替任意一方</w:t>
+              <w:t>登录；给抽签场次补分需参赛者或学院负责人及以上</w:t>
             </w:r>
           </w:p>
         </w:tc>
@@ -9004,7 +10372,7 @@
                 <w:b w:val="0"/>
                 <w:sz w:val="19"/>
               </w:rPr>
-              <w:t>finishEvent</w:t>
+              <w:t>confirmMatch / rejectMatch</w:t>
             </w:r>
           </w:p>
         </w:tc>
@@ -9023,7 +10391,7 @@
                 <w:b w:val="0"/>
                 <w:sz w:val="19"/>
               </w:rPr>
-              <w:t>录入名次并结束赛事（唯一结算入口）</w:t>
+              <w:t>确认 / 驳回比分</w:t>
             </w:r>
           </w:p>
         </w:tc>
@@ -9042,7 +10410,7 @@
                 <w:b w:val="0"/>
                 <w:sz w:val="19"/>
               </w:rPr>
-              <w:t>管理员</w:t>
+              <w:t>对手方或管理员</w:t>
             </w:r>
           </w:p>
         </w:tc>
@@ -9063,7 +10431,7 @@
                 <w:b w:val="0"/>
                 <w:sz w:val="19"/>
               </w:rPr>
-              <w:t>publishAnnouncement / archiveAnnouncement</w:t>
+              <w:t>revokeMatch</w:t>
             </w:r>
           </w:p>
         </w:tc>
@@ -9082,7 +10450,7 @@
                 <w:b w:val="0"/>
                 <w:sz w:val="19"/>
               </w:rPr>
-              <w:t>发布 / 下架公告</w:t>
+              <w:t>撤销已生效比赛</w:t>
             </w:r>
           </w:p>
         </w:tc>
@@ -9101,7 +10469,7 @@
                 <w:b w:val="0"/>
                 <w:sz w:val="19"/>
               </w:rPr>
-              <w:t>干事及以上</w:t>
+              <w:t>仅管理员（撤销改写已生效的账本，录入者本人也不行）</w:t>
             </w:r>
           </w:p>
         </w:tc>
@@ -9122,7 +10490,7 @@
                 <w:b w:val="0"/>
                 <w:sz w:val="19"/>
               </w:rPr>
-              <w:t>resetSeason</w:t>
+              <w:t>forfeitMatch</w:t>
             </w:r>
           </w:p>
         </w:tc>
@@ -9141,7 +10509,7 @@
                 <w:b w:val="0"/>
                 <w:sz w:val="19"/>
               </w:rPr>
-              <w:t>赛季软重置</w:t>
+              <w:t>个人赛本人弃权（对手晋级，不计 ELO）</w:t>
             </w:r>
           </w:p>
         </w:tc>
@@ -9160,7 +10528,7 @@
                 <w:b w:val="0"/>
                 <w:sz w:val="19"/>
               </w:rPr>
-              <w:t>管理员</w:t>
+              <w:t>本场参赛者本人；管理员可替任意一方</w:t>
             </w:r>
           </w:p>
         </w:tc>
@@ -9181,7 +10549,7 @@
                 <w:b w:val="0"/>
                 <w:sz w:val="19"/>
               </w:rPr>
-              <w:t>getCollegeEvents / getCollegeEvent</w:t>
+              <w:t>finishEvent</w:t>
             </w:r>
           </w:p>
         </w:tc>
@@ -9200,7 +10568,7 @@
                 <w:b w:val="0"/>
                 <w:sz w:val="19"/>
               </w:rPr>
-              <w:t>读取学院赛列表 / 详情</w:t>
+              <w:t>录入名次并结束赛事（唯一结算入口）</w:t>
             </w:r>
           </w:p>
         </w:tc>
@@ -9219,7 +10587,7 @@
                 <w:b w:val="0"/>
                 <w:sz w:val="19"/>
               </w:rPr>
-              <w:t>登录</w:t>
+              <w:t>管理员</w:t>
             </w:r>
           </w:p>
         </w:tc>
@@ -9240,7 +10608,7 @@
                 <w:b w:val="0"/>
                 <w:sz w:val="19"/>
               </w:rPr>
-              <w:t>getCollegeEntries / getCollegeTies / getCollegeLineups</w:t>
+              <w:t>publishAnnouncement / archiveAnnouncement</w:t>
             </w:r>
           </w:p>
         </w:tc>
@@ -9259,7 +10627,7 @@
                 <w:b w:val="0"/>
                 <w:sz w:val="19"/>
               </w:rPr>
-              <w:t>读取学院名单 / 大场 / 排阵</w:t>
+              <w:t>发布 / 下架公告</w:t>
             </w:r>
           </w:p>
         </w:tc>
@@ -9278,7 +10646,7 @@
                 <w:b w:val="0"/>
                 <w:sz w:val="19"/>
               </w:rPr>
-              <w:t>登录</w:t>
+              <w:t>仅管理员</w:t>
             </w:r>
           </w:p>
         </w:tc>
@@ -9299,7 +10667,7 @@
                 <w:b w:val="0"/>
                 <w:sz w:val="19"/>
               </w:rPr>
-              <w:t>publishCollegeEvent</w:t>
+              <w:t>resetSeason</w:t>
             </w:r>
           </w:p>
         </w:tc>
@@ -9318,7 +10686,7 @@
                 <w:b w:val="0"/>
                 <w:sz w:val="19"/>
               </w:rPr>
-              <w:t>发布学院赛</w:t>
+              <w:t>开始新赛季（清赛季积分、不动等级分）</w:t>
             </w:r>
           </w:p>
         </w:tc>
@@ -9358,7 +10726,7 @@
                 <w:b w:val="0"/>
                 <w:sz w:val="19"/>
               </w:rPr>
-              <w:t>submitCollegeEntry</w:t>
+              <w:t>getCollegeEvents / getCollegeEvent</w:t>
             </w:r>
           </w:p>
         </w:tc>
@@ -9377,7 +10745,7 @@
                 <w:b w:val="0"/>
                 <w:sz w:val="19"/>
               </w:rPr>
-              <w:t>提交本学院名单</w:t>
+              <w:t>读取学院赛列表 / 详情</w:t>
             </w:r>
           </w:p>
         </w:tc>
@@ -9396,7 +10764,7 @@
                 <w:b w:val="0"/>
                 <w:sz w:val="19"/>
               </w:rPr>
-              <w:t>干事（限本学院）或管理员</w:t>
+              <w:t>登录</w:t>
             </w:r>
           </w:p>
         </w:tc>
@@ -9417,7 +10785,7 @@
                 <w:b w:val="0"/>
                 <w:sz w:val="19"/>
               </w:rPr>
-              <w:t>reviewCollegeEntry</w:t>
+              <w:t>getCollegeEntries / getCollegeTies / getCollegeLineups</w:t>
             </w:r>
           </w:p>
         </w:tc>
@@ -9436,7 +10804,7 @@
                 <w:b w:val="0"/>
                 <w:sz w:val="19"/>
               </w:rPr>
-              <w:t>审核学院名单（通过 / 退回）</w:t>
+              <w:t>读取学院名单 / 大场 / 排阵</w:t>
             </w:r>
           </w:p>
         </w:tc>
@@ -9455,7 +10823,7 @@
                 <w:b w:val="0"/>
                 <w:sz w:val="19"/>
               </w:rPr>
-              <w:t>管理员</w:t>
+              <w:t>登录</w:t>
             </w:r>
           </w:p>
         </w:tc>
@@ -9476,7 +10844,7 @@
                 <w:b w:val="0"/>
                 <w:sz w:val="19"/>
               </w:rPr>
-              <w:t>drawCollegeEvent</w:t>
+              <w:t>publishCollegeEvent</w:t>
             </w:r>
           </w:p>
         </w:tc>
@@ -9495,7 +10863,7 @@
                 <w:b w:val="0"/>
                 <w:sz w:val="19"/>
               </w:rPr>
-              <w:t>学院赛抽签 / 重抽</w:t>
+              <w:t>发布学院赛</w:t>
             </w:r>
           </w:p>
         </w:tc>
@@ -9535,7 +10903,7 @@
                 <w:b w:val="0"/>
                 <w:sz w:val="19"/>
               </w:rPr>
-              <w:t>startCollegeEvent</w:t>
+              <w:t>submitCollegeEntry</w:t>
             </w:r>
           </w:p>
         </w:tc>
@@ -9554,7 +10922,7 @@
                 <w:b w:val="0"/>
                 <w:sz w:val="19"/>
               </w:rPr>
-              <w:t>开始学院赛，生成首轮大场</w:t>
+              <w:t>提交本学院名单</w:t>
             </w:r>
           </w:p>
         </w:tc>
@@ -9573,7 +10941,7 @@
                 <w:b w:val="0"/>
                 <w:sz w:val="19"/>
               </w:rPr>
-              <w:t>管理员</w:t>
+              <w:t>学院负责人（限本学院）或管理员</w:t>
             </w:r>
           </w:p>
         </w:tc>
@@ -9594,6 +10962,183 @@
                 <w:b w:val="0"/>
                 <w:sz w:val="19"/>
               </w:rPr>
+              <w:t>reviewCollegeEntry</w:t>
+            </w:r>
+          </w:p>
+        </w:tc>
+        <w:tc>
+          <w:tcPr>
+            <w:tcW w:type="dxa" w:w="4082"/>
+          </w:tcPr>
+          <w:p>
+            <w:pPr>
+              <w:spacing w:line="276" w:lineRule="auto"/>
+            </w:pPr>
+            <w:r/>
+            <w:r>
+              <w:rPr>
+                <w:rFonts w:ascii="Times New Roman" w:hAnsi="Times New Roman" w:eastAsia="宋体"/>
+                <w:b w:val="0"/>
+                <w:sz w:val="19"/>
+              </w:rPr>
+              <w:t>审核学院名单（通过 / 退回）</w:t>
+            </w:r>
+          </w:p>
+        </w:tc>
+        <w:tc>
+          <w:tcPr>
+            <w:tcW w:type="dxa" w:w="2494"/>
+          </w:tcPr>
+          <w:p>
+            <w:pPr>
+              <w:spacing w:line="276" w:lineRule="auto"/>
+            </w:pPr>
+            <w:r/>
+            <w:r>
+              <w:rPr>
+                <w:rFonts w:ascii="Times New Roman" w:hAnsi="Times New Roman" w:eastAsia="宋体"/>
+                <w:b w:val="0"/>
+                <w:sz w:val="19"/>
+              </w:rPr>
+              <w:t>管理员</w:t>
+            </w:r>
+          </w:p>
+        </w:tc>
+      </w:tr>
+      <w:tr>
+        <w:tc>
+          <w:tcPr>
+            <w:tcW w:type="dxa" w:w="2608"/>
+          </w:tcPr>
+          <w:p>
+            <w:pPr>
+              <w:spacing w:line="276" w:lineRule="auto"/>
+            </w:pPr>
+            <w:r/>
+            <w:r>
+              <w:rPr>
+                <w:rFonts w:ascii="Times New Roman" w:hAnsi="Times New Roman" w:eastAsia="宋体"/>
+                <w:b w:val="0"/>
+                <w:sz w:val="19"/>
+              </w:rPr>
+              <w:t>drawCollegeEvent</w:t>
+            </w:r>
+          </w:p>
+        </w:tc>
+        <w:tc>
+          <w:tcPr>
+            <w:tcW w:type="dxa" w:w="4082"/>
+          </w:tcPr>
+          <w:p>
+            <w:pPr>
+              <w:spacing w:line="276" w:lineRule="auto"/>
+            </w:pPr>
+            <w:r/>
+            <w:r>
+              <w:rPr>
+                <w:rFonts w:ascii="Times New Roman" w:hAnsi="Times New Roman" w:eastAsia="宋体"/>
+                <w:b w:val="0"/>
+                <w:sz w:val="19"/>
+              </w:rPr>
+              <w:t>学院赛抽签 / 重抽</w:t>
+            </w:r>
+          </w:p>
+        </w:tc>
+        <w:tc>
+          <w:tcPr>
+            <w:tcW w:type="dxa" w:w="2494"/>
+          </w:tcPr>
+          <w:p>
+            <w:pPr>
+              <w:spacing w:line="276" w:lineRule="auto"/>
+            </w:pPr>
+            <w:r/>
+            <w:r>
+              <w:rPr>
+                <w:rFonts w:ascii="Times New Roman" w:hAnsi="Times New Roman" w:eastAsia="宋体"/>
+                <w:b w:val="0"/>
+                <w:sz w:val="19"/>
+              </w:rPr>
+              <w:t>管理员</w:t>
+            </w:r>
+          </w:p>
+        </w:tc>
+      </w:tr>
+      <w:tr>
+        <w:tc>
+          <w:tcPr>
+            <w:tcW w:type="dxa" w:w="2608"/>
+          </w:tcPr>
+          <w:p>
+            <w:pPr>
+              <w:spacing w:line="276" w:lineRule="auto"/>
+            </w:pPr>
+            <w:r/>
+            <w:r>
+              <w:rPr>
+                <w:rFonts w:ascii="Times New Roman" w:hAnsi="Times New Roman" w:eastAsia="宋体"/>
+                <w:b w:val="0"/>
+                <w:sz w:val="19"/>
+              </w:rPr>
+              <w:t>startCollegeEvent</w:t>
+            </w:r>
+          </w:p>
+        </w:tc>
+        <w:tc>
+          <w:tcPr>
+            <w:tcW w:type="dxa" w:w="4082"/>
+          </w:tcPr>
+          <w:p>
+            <w:pPr>
+              <w:spacing w:line="276" w:lineRule="auto"/>
+            </w:pPr>
+            <w:r/>
+            <w:r>
+              <w:rPr>
+                <w:rFonts w:ascii="Times New Roman" w:hAnsi="Times New Roman" w:eastAsia="宋体"/>
+                <w:b w:val="0"/>
+                <w:sz w:val="19"/>
+              </w:rPr>
+              <w:t>开始学院赛，生成首轮大场</w:t>
+            </w:r>
+          </w:p>
+        </w:tc>
+        <w:tc>
+          <w:tcPr>
+            <w:tcW w:type="dxa" w:w="2494"/>
+          </w:tcPr>
+          <w:p>
+            <w:pPr>
+              <w:spacing w:line="276" w:lineRule="auto"/>
+            </w:pPr>
+            <w:r/>
+            <w:r>
+              <w:rPr>
+                <w:rFonts w:ascii="Times New Roman" w:hAnsi="Times New Roman" w:eastAsia="宋体"/>
+                <w:b w:val="0"/>
+                <w:sz w:val="19"/>
+              </w:rPr>
+              <w:t>管理员</w:t>
+            </w:r>
+          </w:p>
+        </w:tc>
+      </w:tr>
+      <w:tr>
+        <w:tc>
+          <w:tcPr>
+            <w:tcW w:type="dxa" w:w="2608"/>
+          </w:tcPr>
+          <w:p>
+            <w:pPr>
+              <w:spacing w:line="276" w:lineRule="auto"/>
+            </w:pPr>
+            <w:r/>
+            <w:r>
+              <w:rPr>
+                <w:rFonts w:ascii="Times New Roman" w:hAnsi="Times New Roman" w:eastAsia="宋体"/>
+                <w:b w:val="0"/>
+                <w:sz w:val="19"/>
+              </w:rPr>
               <w:t>submitLineup</w:t>
             </w:r>
           </w:p>
@@ -9632,7 +11177,7 @@
                 <w:b w:val="0"/>
                 <w:sz w:val="19"/>
               </w:rPr>
-              <w:t>干事（限本学院）或管理员</w:t>
+              <w:t>学院负责人（限本学院）或管理员</w:t>
             </w:r>
           </w:p>
         </w:tc>
@@ -10045,7 +11590,7 @@
                 <w:b w:val="0"/>
                 <w:sz w:val="19"/>
               </w:rPr>
-              <w:t>设为管理员</w:t>
+              <w:t>设为全局管理员</w:t>
             </w:r>
           </w:p>
         </w:tc>
@@ -10104,7 +11649,7 @@
                 <w:b w:val="0"/>
                 <w:sz w:val="19"/>
               </w:rPr>
-              <w:t>设为干事</w:t>
+              <w:t>降回会员</w:t>
             </w:r>
           </w:p>
         </w:tc>
@@ -10142,7 +11687,7 @@
                 <w:b w:val="0"/>
                 <w:sz w:val="19"/>
               </w:rPr>
-              <w:t>role → 1（并确保 status=1）</w:t>
+              <w:t>role → 0</w:t>
             </w:r>
           </w:p>
         </w:tc>
@@ -10163,7 +11708,7 @@
                 <w:b w:val="0"/>
                 <w:sz w:val="19"/>
               </w:rPr>
-              <w:t>降回会员</w:t>
+              <w:t>设为学院负责人</w:t>
             </w:r>
           </w:p>
         </w:tc>
@@ -10182,6 +11727,183 @@
                 <w:b w:val="0"/>
                 <w:sz w:val="19"/>
               </w:rPr>
+              <w:t>memberships</w:t>
+            </w:r>
+          </w:p>
+        </w:tc>
+        <w:tc>
+          <w:tcPr>
+            <w:tcW w:type="dxa" w:w="4535"/>
+          </w:tcPr>
+          <w:p>
+            <w:pPr>
+              <w:spacing w:line="276" w:lineRule="auto"/>
+            </w:pPr>
+            <w:r/>
+            <w:r>
+              <w:rPr>
+                <w:rFonts w:ascii="Times New Roman" w:hAnsi="Times New Roman" w:eastAsia="宋体"/>
+                <w:b w:val="0"/>
+                <w:sz w:val="19"/>
+              </w:rPr>
+              <w:t>新增一行：userId + association + role='staff'</w:t>
+            </w:r>
+          </w:p>
+        </w:tc>
+      </w:tr>
+      <w:tr>
+        <w:tc>
+          <w:tcPr>
+            <w:tcW w:type="dxa" w:w="2608"/>
+          </w:tcPr>
+          <w:p>
+            <w:pPr>
+              <w:spacing w:line="276" w:lineRule="auto"/>
+            </w:pPr>
+            <w:r/>
+            <w:r>
+              <w:rPr>
+                <w:rFonts w:ascii="Times New Roman" w:hAnsi="Times New Roman" w:eastAsia="宋体"/>
+                <w:b w:val="0"/>
+                <w:sz w:val="19"/>
+              </w:rPr>
+              <w:t>设为协会负责人</w:t>
+            </w:r>
+          </w:p>
+        </w:tc>
+        <w:tc>
+          <w:tcPr>
+            <w:tcW w:type="dxa" w:w="2041"/>
+          </w:tcPr>
+          <w:p>
+            <w:pPr>
+              <w:spacing w:line="276" w:lineRule="auto"/>
+            </w:pPr>
+            <w:r/>
+            <w:r>
+              <w:rPr>
+                <w:rFonts w:ascii="Times New Roman" w:hAnsi="Times New Roman" w:eastAsia="宋体"/>
+                <w:b w:val="0"/>
+                <w:sz w:val="19"/>
+              </w:rPr>
+              <w:t>memberships</w:t>
+            </w:r>
+          </w:p>
+        </w:tc>
+        <w:tc>
+          <w:tcPr>
+            <w:tcW w:type="dxa" w:w="4535"/>
+          </w:tcPr>
+          <w:p>
+            <w:pPr>
+              <w:spacing w:line="276" w:lineRule="auto"/>
+            </w:pPr>
+            <w:r/>
+            <w:r>
+              <w:rPr>
+                <w:rFonts w:ascii="Times New Roman" w:hAnsi="Times New Roman" w:eastAsia="宋体"/>
+                <w:b w:val="0"/>
+                <w:sz w:val="19"/>
+              </w:rPr>
+              <w:t>新增一行：userId + association + role='leader'（仅全局管理员有权任命）</w:t>
+            </w:r>
+          </w:p>
+        </w:tc>
+      </w:tr>
+      <w:tr>
+        <w:tc>
+          <w:tcPr>
+            <w:tcW w:type="dxa" w:w="2608"/>
+          </w:tcPr>
+          <w:p>
+            <w:pPr>
+              <w:spacing w:line="276" w:lineRule="auto"/>
+            </w:pPr>
+            <w:r/>
+            <w:r>
+              <w:rPr>
+                <w:rFonts w:ascii="Times New Roman" w:hAnsi="Times New Roman" w:eastAsia="宋体"/>
+                <w:b w:val="0"/>
+                <w:sz w:val="19"/>
+              </w:rPr>
+              <w:t>撤销协会角色</w:t>
+            </w:r>
+          </w:p>
+        </w:tc>
+        <w:tc>
+          <w:tcPr>
+            <w:tcW w:type="dxa" w:w="2041"/>
+          </w:tcPr>
+          <w:p>
+            <w:pPr>
+              <w:spacing w:line="276" w:lineRule="auto"/>
+            </w:pPr>
+            <w:r/>
+            <w:r>
+              <w:rPr>
+                <w:rFonts w:ascii="Times New Roman" w:hAnsi="Times New Roman" w:eastAsia="宋体"/>
+                <w:b w:val="0"/>
+                <w:sz w:val="19"/>
+              </w:rPr>
+              <w:t>memberships</w:t>
+            </w:r>
+          </w:p>
+        </w:tc>
+        <w:tc>
+          <w:tcPr>
+            <w:tcW w:type="dxa" w:w="4535"/>
+          </w:tcPr>
+          <w:p>
+            <w:pPr>
+              <w:spacing w:line="276" w:lineRule="auto"/>
+            </w:pPr>
+            <w:r/>
+            <w:r>
+              <w:rPr>
+                <w:rFonts w:ascii="Times New Roman" w:hAnsi="Times New Roman" w:eastAsia="宋体"/>
+                <w:b w:val="0"/>
+                <w:sz w:val="19"/>
+              </w:rPr>
+              <w:t>删除该 userId + association 的行</w:t>
+            </w:r>
+          </w:p>
+        </w:tc>
+      </w:tr>
+      <w:tr>
+        <w:tc>
+          <w:tcPr>
+            <w:tcW w:type="dxa" w:w="2608"/>
+          </w:tcPr>
+          <w:p>
+            <w:pPr>
+              <w:spacing w:line="276" w:lineRule="auto"/>
+            </w:pPr>
+            <w:r/>
+            <w:r>
+              <w:rPr>
+                <w:rFonts w:ascii="Times New Roman" w:hAnsi="Times New Roman" w:eastAsia="宋体"/>
+                <w:b w:val="0"/>
+                <w:sz w:val="19"/>
+              </w:rPr>
+              <w:t>调整 / 清除初始等级分</w:t>
+            </w:r>
+          </w:p>
+        </w:tc>
+        <w:tc>
+          <w:tcPr>
+            <w:tcW w:type="dxa" w:w="2041"/>
+          </w:tcPr>
+          <w:p>
+            <w:pPr>
+              <w:spacing w:line="276" w:lineRule="auto"/>
+            </w:pPr>
+            <w:r/>
+            <w:r>
+              <w:rPr>
+                <w:rFonts w:ascii="Times New Roman" w:hAnsi="Times New Roman" w:eastAsia="宋体"/>
+                <w:b w:val="0"/>
+                <w:sz w:val="19"/>
+              </w:rPr>
               <w:t>users</w:t>
             </w:r>
           </w:p>
@@ -10201,7 +11923,66 @@
                 <w:b w:val="0"/>
                 <w:sz w:val="19"/>
               </w:rPr>
-              <w:t>role → 0</w:t>
+              <w:t>改 initialEloByAssoc 里对应协会那一项（0–3000）；清掉该项即回到自动定级。该协会已打过比赛的会员不可改</w:t>
+            </w:r>
+          </w:p>
+        </w:tc>
+      </w:tr>
+      <w:tr>
+        <w:tc>
+          <w:tcPr>
+            <w:tcW w:type="dxa" w:w="2608"/>
+          </w:tcPr>
+          <w:p>
+            <w:pPr>
+              <w:spacing w:line="276" w:lineRule="auto"/>
+            </w:pPr>
+            <w:r/>
+            <w:r>
+              <w:rPr>
+                <w:rFonts w:ascii="Times New Roman" w:hAnsi="Times New Roman" w:eastAsia="宋体"/>
+                <w:b w:val="0"/>
+                <w:sz w:val="19"/>
+              </w:rPr>
+              <w:t>旧版干事迁到协会角色</w:t>
+            </w:r>
+          </w:p>
+        </w:tc>
+        <w:tc>
+          <w:tcPr>
+            <w:tcW w:type="dxa" w:w="2041"/>
+          </w:tcPr>
+          <w:p>
+            <w:pPr>
+              <w:spacing w:line="276" w:lineRule="auto"/>
+            </w:pPr>
+            <w:r/>
+            <w:r>
+              <w:rPr>
+                <w:rFonts w:ascii="Times New Roman" w:hAnsi="Times New Roman" w:eastAsia="宋体"/>
+                <w:b w:val="0"/>
+                <w:sz w:val="19"/>
+              </w:rPr>
+              <w:t>memberships + users</w:t>
+            </w:r>
+          </w:p>
+        </w:tc>
+        <w:tc>
+          <w:tcPr>
+            <w:tcW w:type="dxa" w:w="4535"/>
+          </w:tcPr>
+          <w:p>
+            <w:pPr>
+              <w:spacing w:line="276" w:lineRule="auto"/>
+            </w:pPr>
+            <w:r/>
+            <w:r>
+              <w:rPr>
+                <w:rFonts w:ascii="Times New Roman" w:hAnsi="Times New Roman" w:eastAsia="宋体"/>
+                <w:b w:val="0"/>
+                <w:sz w:val="19"/>
+              </w:rPr>
+              <w:t>users.role=1 的人：memberships 加一行 staff；users.role 改 0</w:t>
             </w:r>
           </w:p>
         </w:tc>

--- a/云开发控制台操作指南.docx
+++ b/云开发控制台操作指南.docx
@@ -211,7 +211,7 @@
                 <w:b/>
                 <w:sz w:val="19"/>
               </w:rPr>
-              <w:t>47 个业务集合</w:t>
+              <w:t>53 个业务集合</w:t>
             </w:r>
             <w:r>
               <w:rPr>
@@ -976,7 +976,7 @@
           <w:color w:val="1F4E79"/>
           <w:sz w:val="26"/>
         </w:rPr>
-        <w:t>二、数据模型：五层账号 + 47 个集合</w:t>
+        <w:t>二、数据模型：五层账号 + 53 个集合</w:t>
       </w:r>
     </w:p>
     <w:p>
@@ -1645,7 +1645,7 @@
           <w:color w:val="1F4E79"/>
           <w:sz w:val="23"/>
         </w:rPr>
-        <w:t>2.2 集合总表（47 个）</w:t>
+        <w:t>2.2 集合总表（53 个）</w:t>
       </w:r>
     </w:p>
     <w:p>
@@ -4707,6 +4707,1090 @@
           <w:sz w:val="21"/>
         </w:rPr>
         <w:t>。</w:t>
+      </w:r>
+    </w:p>
+    <w:p>
+      <w:pPr>
+        <w:spacing w:after="80" w:line="300" w:lineRule="auto"/>
+      </w:pPr>
+      <w:r>
+        <w:rPr>
+          <w:rFonts w:ascii="Times New Roman" w:hAnsi="Times New Roman" w:eastAsia="宋体"/>
+          <w:b/>
+          <w:sz w:val="21"/>
+        </w:rPr>
+        <w:t>团队运动 · 篮球（6）</w:t>
+      </w:r>
+      <w:r>
+        <w:rPr>
+          <w:rFonts w:ascii="Times New Roman" w:hAnsi="Times New Roman" w:eastAsia="宋体"/>
+          <w:b w:val="0"/>
+          <w:sz w:val="21"/>
+        </w:rPr>
+        <w:t xml:space="preserve">：与个人赛彻底分开，一场 5v5 绝不写 </w:t>
+      </w:r>
+      <w:r>
+        <w:rPr>
+          <w:rFonts w:ascii="Consolas" w:hAnsi="Consolas" w:eastAsia="宋体"/>
+          <w:b w:val="0"/>
+          <w:color w:val="A31D1D"/>
+          <w:sz w:val="20"/>
+        </w:rPr>
+        <w:t>matches</w:t>
+      </w:r>
+      <w:r>
+        <w:rPr>
+          <w:rFonts w:ascii="Times New Roman" w:hAnsi="Times New Roman" w:eastAsia="宋体"/>
+          <w:b w:val="0"/>
+          <w:sz w:val="21"/>
+        </w:rPr>
+        <w:t xml:space="preserve"> 与 </w:t>
+      </w:r>
+      <w:r>
+        <w:rPr>
+          <w:rFonts w:ascii="Consolas" w:hAnsi="Consolas" w:eastAsia="宋体"/>
+          <w:b w:val="0"/>
+          <w:color w:val="A31D1D"/>
+          <w:sz w:val="20"/>
+        </w:rPr>
+        <w:t>member_ratings</w:t>
+      </w:r>
+      <w:r>
+        <w:rPr>
+          <w:rFonts w:ascii="Times New Roman" w:hAnsi="Times New Roman" w:eastAsia="宋体"/>
+          <w:b w:val="0"/>
+          <w:sz w:val="21"/>
+        </w:rPr>
+        <w:t>。</w:t>
+      </w:r>
+    </w:p>
+    <w:tbl>
+      <w:tblPr>
+        <w:tblStyle w:val="TableGrid"/>
+        <w:tblW w:type="auto" w:w="0"/>
+        <w:jc w:val="center"/>
+        <w:tblLook w:firstColumn="1" w:firstRow="1" w:lastColumn="0" w:lastRow="0" w:noHBand="0" w:noVBand="1" w:val="04A0"/>
+      </w:tblPr>
+      <w:tblGrid>
+        <w:gridCol w:w="3061"/>
+        <w:gridCol w:w="3061"/>
+        <w:gridCol w:w="3061"/>
+      </w:tblGrid>
+      <w:tr>
+        <w:tc>
+          <w:tcPr>
+            <w:tcW w:type="dxa" w:w="1474"/>
+            <w:shd w:val="clear" w:fill="1F4E79"/>
+          </w:tcPr>
+          <w:p>
+            <w:pPr>
+              <w:jc w:val="center"/>
+            </w:pPr>
+            <w:r/>
+            <w:r>
+              <w:rPr>
+                <w:rFonts w:ascii="Times New Roman" w:hAnsi="Times New Roman" w:eastAsia="微软雅黑"/>
+                <w:b/>
+                <w:color w:val="FFFFFF"/>
+                <w:sz w:val="20"/>
+              </w:rPr>
+              <w:t>集合</w:t>
+            </w:r>
+          </w:p>
+        </w:tc>
+        <w:tc>
+          <w:tcPr>
+            <w:tcW w:type="dxa" w:w="3685"/>
+            <w:shd w:val="clear" w:fill="1F4E79"/>
+          </w:tcPr>
+          <w:p>
+            <w:pPr>
+              <w:jc w:val="center"/>
+            </w:pPr>
+            <w:r/>
+            <w:r>
+              <w:rPr>
+                <w:rFonts w:ascii="Times New Roman" w:hAnsi="Times New Roman" w:eastAsia="微软雅黑"/>
+                <w:b/>
+                <w:color w:val="FFFFFF"/>
+                <w:sz w:val="20"/>
+              </w:rPr>
+              <w:t>存什么</w:t>
+            </w:r>
+          </w:p>
+        </w:tc>
+        <w:tc>
+          <w:tcPr>
+            <w:tcW w:type="dxa" w:w="3685"/>
+            <w:shd w:val="clear" w:fill="1F4E79"/>
+          </w:tcPr>
+          <w:p>
+            <w:pPr>
+              <w:jc w:val="center"/>
+            </w:pPr>
+            <w:r/>
+            <w:r>
+              <w:rPr>
+                <w:rFonts w:ascii="Times New Roman" w:hAnsi="Times New Roman" w:eastAsia="微软雅黑"/>
+                <w:b/>
+                <w:color w:val="FFFFFF"/>
+                <w:sz w:val="20"/>
+              </w:rPr>
+              <w:t>关键字段</w:t>
+            </w:r>
+          </w:p>
+        </w:tc>
+      </w:tr>
+      <w:tr>
+        <w:tc>
+          <w:tcPr>
+            <w:tcW w:type="dxa" w:w="1474"/>
+          </w:tcPr>
+          <w:p>
+            <w:pPr>
+              <w:spacing w:line="276" w:lineRule="auto"/>
+            </w:pPr>
+            <w:r/>
+            <w:r>
+              <w:rPr>
+                <w:rFonts w:ascii="Consolas" w:hAnsi="Consolas" w:eastAsia="宋体"/>
+                <w:b w:val="0"/>
+                <w:color w:val="A31D1D"/>
+                <w:sz w:val="18"/>
+              </w:rPr>
+              <w:t>teams</w:t>
+            </w:r>
+          </w:p>
+        </w:tc>
+        <w:tc>
+          <w:tcPr>
+            <w:tcW w:type="dxa" w:w="3685"/>
+          </w:tcPr>
+          <w:p>
+            <w:pPr>
+              <w:spacing w:line="276" w:lineRule="auto"/>
+            </w:pPr>
+            <w:r/>
+            <w:r>
+              <w:rPr>
+                <w:rFonts w:ascii="Times New Roman" w:hAnsi="Times New Roman" w:eastAsia="宋体"/>
+                <w:b w:val="0"/>
+                <w:sz w:val="19"/>
+              </w:rPr>
+              <w:t>长期球队</w:t>
+            </w:r>
+          </w:p>
+        </w:tc>
+        <w:tc>
+          <w:tcPr>
+            <w:tcW w:type="dxa" w:w="3685"/>
+          </w:tcPr>
+          <w:p>
+            <w:pPr>
+              <w:spacing w:line="276" w:lineRule="auto"/>
+            </w:pPr>
+            <w:r/>
+            <w:r>
+              <w:rPr>
+                <w:rFonts w:ascii="Consolas" w:hAnsi="Consolas" w:eastAsia="宋体"/>
+                <w:b w:val="0"/>
+                <w:color w:val="A31D1D"/>
+                <w:sz w:val="18"/>
+              </w:rPr>
+              <w:t>schoolId</w:t>
+            </w:r>
+            <w:r>
+              <w:rPr>
+                <w:rFonts w:ascii="Times New Roman" w:hAnsi="Times New Roman" w:eastAsia="宋体"/>
+                <w:b w:val="0"/>
+                <w:sz w:val="19"/>
+              </w:rPr>
+              <w:t>、</w:t>
+            </w:r>
+            <w:r>
+              <w:rPr>
+                <w:rFonts w:ascii="Consolas" w:hAnsi="Consolas" w:eastAsia="宋体"/>
+                <w:b w:val="0"/>
+                <w:color w:val="A31D1D"/>
+                <w:sz w:val="18"/>
+              </w:rPr>
+              <w:t>association</w:t>
+            </w:r>
+            <w:r>
+              <w:rPr>
+                <w:rFonts w:ascii="Times New Roman" w:hAnsi="Times New Roman" w:eastAsia="宋体"/>
+                <w:b w:val="0"/>
+                <w:sz w:val="19"/>
+              </w:rPr>
+              <w:t>、</w:t>
+            </w:r>
+            <w:r>
+              <w:rPr>
+                <w:rFonts w:ascii="Consolas" w:hAnsi="Consolas" w:eastAsia="宋体"/>
+                <w:b w:val="0"/>
+                <w:color w:val="A31D1D"/>
+                <w:sz w:val="18"/>
+              </w:rPr>
+              <w:t>sport</w:t>
+            </w:r>
+            <w:r>
+              <w:rPr>
+                <w:rFonts w:ascii="Times New Roman" w:hAnsi="Times New Roman" w:eastAsia="宋体"/>
+                <w:b w:val="0"/>
+                <w:sz w:val="19"/>
+              </w:rPr>
+              <w:t>、</w:t>
+            </w:r>
+            <w:r>
+              <w:rPr>
+                <w:rFonts w:ascii="Consolas" w:hAnsi="Consolas" w:eastAsia="宋体"/>
+                <w:b w:val="0"/>
+                <w:color w:val="A31D1D"/>
+                <w:sz w:val="18"/>
+              </w:rPr>
+              <w:t>name</w:t>
+            </w:r>
+            <w:r>
+              <w:rPr>
+                <w:rFonts w:ascii="Times New Roman" w:hAnsi="Times New Roman" w:eastAsia="宋体"/>
+                <w:b w:val="0"/>
+                <w:sz w:val="19"/>
+              </w:rPr>
+              <w:t>、</w:t>
+            </w:r>
+            <w:r>
+              <w:rPr>
+                <w:rFonts w:ascii="Consolas" w:hAnsi="Consolas" w:eastAsia="宋体"/>
+                <w:b w:val="0"/>
+                <w:color w:val="A31D1D"/>
+                <w:sz w:val="18"/>
+              </w:rPr>
+              <w:t>captainId</w:t>
+            </w:r>
+            <w:r>
+              <w:rPr>
+                <w:rFonts w:ascii="Times New Roman" w:hAnsi="Times New Roman" w:eastAsia="宋体"/>
+                <w:b w:val="0"/>
+                <w:sz w:val="19"/>
+              </w:rPr>
+              <w:t>、</w:t>
+            </w:r>
+            <w:r>
+              <w:rPr>
+                <w:rFonts w:ascii="Consolas" w:hAnsi="Consolas" w:eastAsia="宋体"/>
+                <w:b w:val="0"/>
+                <w:color w:val="A31D1D"/>
+                <w:sz w:val="18"/>
+              </w:rPr>
+              <w:t>college</w:t>
+            </w:r>
+            <w:r>
+              <w:rPr>
+                <w:rFonts w:ascii="Times New Roman" w:hAnsi="Times New Roman" w:eastAsia="宋体"/>
+                <w:b w:val="0"/>
+                <w:sz w:val="19"/>
+              </w:rPr>
+              <w:t>（可选）、</w:t>
+            </w:r>
+            <w:r>
+              <w:rPr>
+                <w:rFonts w:ascii="Consolas" w:hAnsi="Consolas" w:eastAsia="宋体"/>
+                <w:b w:val="0"/>
+                <w:color w:val="A31D1D"/>
+                <w:sz w:val="18"/>
+              </w:rPr>
+              <w:t>status</w:t>
+            </w:r>
+            <w:r>
+              <w:rPr>
+                <w:rFonts w:ascii="Times New Roman" w:hAnsi="Times New Roman" w:eastAsia="宋体"/>
+                <w:b w:val="0"/>
+                <w:sz w:val="19"/>
+              </w:rPr>
+              <w:t>(pending/active/archived)</w:t>
+            </w:r>
+          </w:p>
+        </w:tc>
+      </w:tr>
+      <w:tr>
+        <w:tc>
+          <w:tcPr>
+            <w:tcW w:type="dxa" w:w="1474"/>
+          </w:tcPr>
+          <w:p>
+            <w:pPr>
+              <w:spacing w:line="276" w:lineRule="auto"/>
+            </w:pPr>
+            <w:r/>
+            <w:r>
+              <w:rPr>
+                <w:rFonts w:ascii="Consolas" w:hAnsi="Consolas" w:eastAsia="宋体"/>
+                <w:b w:val="0"/>
+                <w:color w:val="A31D1D"/>
+                <w:sz w:val="18"/>
+              </w:rPr>
+              <w:t>team_members</w:t>
+            </w:r>
+          </w:p>
+        </w:tc>
+        <w:tc>
+          <w:tcPr>
+            <w:tcW w:type="dxa" w:w="3685"/>
+          </w:tcPr>
+          <w:p>
+            <w:pPr>
+              <w:spacing w:line="276" w:lineRule="auto"/>
+            </w:pPr>
+            <w:r/>
+            <w:r>
+              <w:rPr>
+                <w:rFonts w:ascii="Times New Roman" w:hAnsi="Times New Roman" w:eastAsia="宋体"/>
+                <w:b w:val="0"/>
+                <w:sz w:val="19"/>
+              </w:rPr>
+              <w:t>队员与入队申请</w:t>
+            </w:r>
+          </w:p>
+        </w:tc>
+        <w:tc>
+          <w:tcPr>
+            <w:tcW w:type="dxa" w:w="3685"/>
+          </w:tcPr>
+          <w:p>
+            <w:pPr>
+              <w:spacing w:line="276" w:lineRule="auto"/>
+            </w:pPr>
+            <w:r/>
+            <w:r>
+              <w:rPr>
+                <w:rFonts w:ascii="Consolas" w:hAnsi="Consolas" w:eastAsia="宋体"/>
+                <w:b w:val="0"/>
+                <w:color w:val="A31D1D"/>
+                <w:sz w:val="18"/>
+              </w:rPr>
+              <w:t>teamId</w:t>
+            </w:r>
+            <w:r>
+              <w:rPr>
+                <w:rFonts w:ascii="Times New Roman" w:hAnsi="Times New Roman" w:eastAsia="宋体"/>
+                <w:b w:val="0"/>
+                <w:sz w:val="19"/>
+              </w:rPr>
+              <w:t>、</w:t>
+            </w:r>
+            <w:r>
+              <w:rPr>
+                <w:rFonts w:ascii="Consolas" w:hAnsi="Consolas" w:eastAsia="宋体"/>
+                <w:b w:val="0"/>
+                <w:color w:val="A31D1D"/>
+                <w:sz w:val="18"/>
+              </w:rPr>
+              <w:t>userId</w:t>
+            </w:r>
+            <w:r>
+              <w:rPr>
+                <w:rFonts w:ascii="Times New Roman" w:hAnsi="Times New Roman" w:eastAsia="宋体"/>
+                <w:b w:val="0"/>
+                <w:sz w:val="19"/>
+              </w:rPr>
+              <w:t>、</w:t>
+            </w:r>
+            <w:r>
+              <w:rPr>
+                <w:rFonts w:ascii="Consolas" w:hAnsi="Consolas" w:eastAsia="宋体"/>
+                <w:b w:val="0"/>
+                <w:color w:val="A31D1D"/>
+                <w:sz w:val="18"/>
+              </w:rPr>
+              <w:t>role</w:t>
+            </w:r>
+            <w:r>
+              <w:rPr>
+                <w:rFonts w:ascii="Times New Roman" w:hAnsi="Times New Roman" w:eastAsia="宋体"/>
+                <w:b w:val="0"/>
+                <w:sz w:val="19"/>
+              </w:rPr>
+              <w:t>(captain/member)、</w:t>
+            </w:r>
+            <w:r>
+              <w:rPr>
+                <w:rFonts w:ascii="Consolas" w:hAnsi="Consolas" w:eastAsia="宋体"/>
+                <w:b w:val="0"/>
+                <w:color w:val="A31D1D"/>
+                <w:sz w:val="18"/>
+              </w:rPr>
+              <w:t>status</w:t>
+            </w:r>
+            <w:r>
+              <w:rPr>
+                <w:rFonts w:ascii="Times New Roman" w:hAnsi="Times New Roman" w:eastAsia="宋体"/>
+                <w:b w:val="0"/>
+                <w:sz w:val="19"/>
+              </w:rPr>
+              <w:t>(pending/active/rejected/left)</w:t>
+            </w:r>
+          </w:p>
+        </w:tc>
+      </w:tr>
+      <w:tr>
+        <w:tc>
+          <w:tcPr>
+            <w:tcW w:type="dxa" w:w="1474"/>
+          </w:tcPr>
+          <w:p>
+            <w:pPr>
+              <w:spacing w:line="276" w:lineRule="auto"/>
+            </w:pPr>
+            <w:r/>
+            <w:r>
+              <w:rPr>
+                <w:rFonts w:ascii="Consolas" w:hAnsi="Consolas" w:eastAsia="宋体"/>
+                <w:b w:val="0"/>
+                <w:color w:val="A31D1D"/>
+                <w:sz w:val="18"/>
+              </w:rPr>
+              <w:t>team_events</w:t>
+            </w:r>
+          </w:p>
+        </w:tc>
+        <w:tc>
+          <w:tcPr>
+            <w:tcW w:type="dxa" w:w="3685"/>
+          </w:tcPr>
+          <w:p>
+            <w:pPr>
+              <w:spacing w:line="276" w:lineRule="auto"/>
+            </w:pPr>
+            <w:r/>
+            <w:r>
+              <w:rPr>
+                <w:rFonts w:ascii="Times New Roman" w:hAnsi="Times New Roman" w:eastAsia="宋体"/>
+                <w:b w:val="0"/>
+                <w:sz w:val="19"/>
+              </w:rPr>
+              <w:t>团队赛事</w:t>
+            </w:r>
+          </w:p>
+        </w:tc>
+        <w:tc>
+          <w:tcPr>
+            <w:tcW w:type="dxa" w:w="3685"/>
+          </w:tcPr>
+          <w:p>
+            <w:pPr>
+              <w:spacing w:line="276" w:lineRule="auto"/>
+            </w:pPr>
+            <w:r/>
+            <w:r>
+              <w:rPr>
+                <w:rFonts w:ascii="Consolas" w:hAnsi="Consolas" w:eastAsia="宋体"/>
+                <w:b w:val="0"/>
+                <w:color w:val="A31D1D"/>
+                <w:sz w:val="18"/>
+              </w:rPr>
+              <w:t>rules</w:t>
+            </w:r>
+            <w:r>
+              <w:rPr>
+                <w:rFonts w:ascii="Times New Roman" w:hAnsi="Times New Roman" w:eastAsia="宋体"/>
+                <w:b w:val="0"/>
+                <w:sz w:val="19"/>
+              </w:rPr>
+              <w:t>（规则快照：节数/节长/犯规上限/报名下限）、</w:t>
+            </w:r>
+            <w:r>
+              <w:rPr>
+                <w:rFonts w:ascii="Consolas" w:hAnsi="Consolas" w:eastAsia="宋体"/>
+                <w:b w:val="0"/>
+                <w:color w:val="A31D1D"/>
+                <w:sz w:val="18"/>
+              </w:rPr>
+              <w:t>format</w:t>
+            </w:r>
+            <w:r>
+              <w:rPr>
+                <w:rFonts w:ascii="Times New Roman" w:hAnsi="Times New Roman" w:eastAsia="宋体"/>
+                <w:b w:val="0"/>
+                <w:sz w:val="19"/>
+              </w:rPr>
+              <w:t>、</w:t>
+            </w:r>
+            <w:r>
+              <w:rPr>
+                <w:rFonts w:ascii="Consolas" w:hAnsi="Consolas" w:eastAsia="宋体"/>
+                <w:b w:val="0"/>
+                <w:color w:val="A31D1D"/>
+                <w:sz w:val="18"/>
+              </w:rPr>
+              <w:t>status</w:t>
+            </w:r>
+            <w:r>
+              <w:rPr>
+                <w:rFonts w:ascii="Times New Roman" w:hAnsi="Times New Roman" w:eastAsia="宋体"/>
+                <w:b w:val="0"/>
+                <w:sz w:val="19"/>
+              </w:rPr>
+              <w:t>、</w:t>
+            </w:r>
+            <w:r>
+              <w:rPr>
+                <w:rFonts w:ascii="Consolas" w:hAnsi="Consolas" w:eastAsia="宋体"/>
+                <w:b w:val="0"/>
+                <w:color w:val="A31D1D"/>
+                <w:sz w:val="18"/>
+              </w:rPr>
+              <w:t>draw</w:t>
+            </w:r>
+            <w:r>
+              <w:rPr>
+                <w:rFonts w:ascii="Times New Roman" w:hAnsi="Times New Roman" w:eastAsia="宋体"/>
+                <w:b w:val="0"/>
+                <w:sz w:val="19"/>
+              </w:rPr>
+              <w:t>、</w:t>
+            </w:r>
+            <w:r>
+              <w:rPr>
+                <w:rFonts w:ascii="Consolas" w:hAnsi="Consolas" w:eastAsia="宋体"/>
+                <w:b w:val="0"/>
+                <w:color w:val="A31D1D"/>
+                <w:sz w:val="18"/>
+              </w:rPr>
+              <w:t>results</w:t>
+            </w:r>
+          </w:p>
+        </w:tc>
+      </w:tr>
+      <w:tr>
+        <w:tc>
+          <w:tcPr>
+            <w:tcW w:type="dxa" w:w="1474"/>
+          </w:tcPr>
+          <w:p>
+            <w:pPr>
+              <w:spacing w:line="276" w:lineRule="auto"/>
+            </w:pPr>
+            <w:r/>
+            <w:r>
+              <w:rPr>
+                <w:rFonts w:ascii="Consolas" w:hAnsi="Consolas" w:eastAsia="宋体"/>
+                <w:b w:val="0"/>
+                <w:color w:val="A31D1D"/>
+                <w:sz w:val="18"/>
+              </w:rPr>
+              <w:t>team_event_entries</w:t>
+            </w:r>
+          </w:p>
+        </w:tc>
+        <w:tc>
+          <w:tcPr>
+            <w:tcW w:type="dxa" w:w="3685"/>
+          </w:tcPr>
+          <w:p>
+            <w:pPr>
+              <w:spacing w:line="276" w:lineRule="auto"/>
+            </w:pPr>
+            <w:r/>
+            <w:r>
+              <w:rPr>
+                <w:rFonts w:ascii="Times New Roman" w:hAnsi="Times New Roman" w:eastAsia="宋体"/>
+                <w:b w:val="0"/>
+                <w:sz w:val="19"/>
+              </w:rPr>
+              <w:t>球队报名</w:t>
+            </w:r>
+          </w:p>
+        </w:tc>
+        <w:tc>
+          <w:tcPr>
+            <w:tcW w:type="dxa" w:w="3685"/>
+          </w:tcPr>
+          <w:p>
+            <w:pPr>
+              <w:spacing w:line="276" w:lineRule="auto"/>
+            </w:pPr>
+            <w:r/>
+            <w:r>
+              <w:rPr>
+                <w:rFonts w:ascii="Consolas" w:hAnsi="Consolas" w:eastAsia="宋体"/>
+                <w:b w:val="0"/>
+                <w:color w:val="A31D1D"/>
+                <w:sz w:val="18"/>
+              </w:rPr>
+              <w:t>eventId</w:t>
+            </w:r>
+            <w:r>
+              <w:rPr>
+                <w:rFonts w:ascii="Times New Roman" w:hAnsi="Times New Roman" w:eastAsia="宋体"/>
+                <w:b w:val="0"/>
+                <w:sz w:val="19"/>
+              </w:rPr>
+              <w:t>、</w:t>
+            </w:r>
+            <w:r>
+              <w:rPr>
+                <w:rFonts w:ascii="Consolas" w:hAnsi="Consolas" w:eastAsia="宋体"/>
+                <w:b w:val="0"/>
+                <w:color w:val="A31D1D"/>
+                <w:sz w:val="18"/>
+              </w:rPr>
+              <w:t>teamId</w:t>
+            </w:r>
+            <w:r>
+              <w:rPr>
+                <w:rFonts w:ascii="Times New Roman" w:hAnsi="Times New Roman" w:eastAsia="宋体"/>
+                <w:b w:val="0"/>
+                <w:sz w:val="19"/>
+              </w:rPr>
+              <w:t>、</w:t>
+            </w:r>
+            <w:r>
+              <w:rPr>
+                <w:rFonts w:ascii="Consolas" w:hAnsi="Consolas" w:eastAsia="宋体"/>
+                <w:b w:val="0"/>
+                <w:color w:val="A31D1D"/>
+                <w:sz w:val="18"/>
+              </w:rPr>
+              <w:t>status</w:t>
+            </w:r>
+            <w:r>
+              <w:rPr>
+                <w:rFonts w:ascii="Times New Roman" w:hAnsi="Times New Roman" w:eastAsia="宋体"/>
+                <w:b w:val="0"/>
+                <w:sz w:val="19"/>
+              </w:rPr>
+              <w:t>(submitted/approved/rejected/locked)、</w:t>
+            </w:r>
+            <w:r>
+              <w:rPr>
+                <w:rFonts w:ascii="Consolas" w:hAnsi="Consolas" w:eastAsia="宋体"/>
+                <w:b w:val="0"/>
+                <w:color w:val="A31D1D"/>
+                <w:sz w:val="18"/>
+              </w:rPr>
+              <w:t>roster</w:t>
+            </w:r>
+            <w:r>
+              <w:rPr>
+                <w:rFonts w:ascii="Times New Roman" w:hAnsi="Times New Roman" w:eastAsia="宋体"/>
+                <w:b w:val="0"/>
+                <w:sz w:val="19"/>
+              </w:rPr>
+              <w:t>（姓名与号码快照）、</w:t>
+            </w:r>
+            <w:r>
+              <w:rPr>
+                <w:rFonts w:ascii="Consolas" w:hAnsi="Consolas" w:eastAsia="宋体"/>
+                <w:b w:val="0"/>
+                <w:color w:val="A31D1D"/>
+                <w:sz w:val="18"/>
+              </w:rPr>
+              <w:t>lockedAt</w:t>
+            </w:r>
+          </w:p>
+        </w:tc>
+      </w:tr>
+      <w:tr>
+        <w:tc>
+          <w:tcPr>
+            <w:tcW w:type="dxa" w:w="1474"/>
+          </w:tcPr>
+          <w:p>
+            <w:pPr>
+              <w:spacing w:line="276" w:lineRule="auto"/>
+            </w:pPr>
+            <w:r/>
+            <w:r>
+              <w:rPr>
+                <w:rFonts w:ascii="Consolas" w:hAnsi="Consolas" w:eastAsia="宋体"/>
+                <w:b w:val="0"/>
+                <w:color w:val="A31D1D"/>
+                <w:sz w:val="18"/>
+              </w:rPr>
+              <w:t>team_matches</w:t>
+            </w:r>
+          </w:p>
+        </w:tc>
+        <w:tc>
+          <w:tcPr>
+            <w:tcW w:type="dxa" w:w="3685"/>
+          </w:tcPr>
+          <w:p>
+            <w:pPr>
+              <w:spacing w:line="276" w:lineRule="auto"/>
+            </w:pPr>
+            <w:r/>
+            <w:r>
+              <w:rPr>
+                <w:rFonts w:ascii="Times New Roman" w:hAnsi="Times New Roman" w:eastAsia="宋体"/>
+                <w:b w:val="0"/>
+                <w:sz w:val="19"/>
+              </w:rPr>
+              <w:t>比赛</w:t>
+            </w:r>
+          </w:p>
+        </w:tc>
+        <w:tc>
+          <w:tcPr>
+            <w:tcW w:type="dxa" w:w="3685"/>
+          </w:tcPr>
+          <w:p>
+            <w:pPr>
+              <w:spacing w:line="276" w:lineRule="auto"/>
+            </w:pPr>
+            <w:r/>
+            <w:r>
+              <w:rPr>
+                <w:rFonts w:ascii="Consolas" w:hAnsi="Consolas" w:eastAsia="宋体"/>
+                <w:b w:val="0"/>
+                <w:color w:val="A31D1D"/>
+                <w:sz w:val="18"/>
+              </w:rPr>
+              <w:t>eventId</w:t>
+            </w:r>
+            <w:r>
+              <w:rPr>
+                <w:rFonts w:ascii="Times New Roman" w:hAnsi="Times New Roman" w:eastAsia="宋体"/>
+                <w:b w:val="0"/>
+                <w:sz w:val="19"/>
+              </w:rPr>
+              <w:t>、</w:t>
+            </w:r>
+            <w:r>
+              <w:rPr>
+                <w:rFonts w:ascii="Consolas" w:hAnsi="Consolas" w:eastAsia="宋体"/>
+                <w:b w:val="0"/>
+                <w:color w:val="A31D1D"/>
+                <w:sz w:val="18"/>
+              </w:rPr>
+              <w:t>round</w:t>
+            </w:r>
+            <w:r>
+              <w:rPr>
+                <w:rFonts w:ascii="Times New Roman" w:hAnsi="Times New Roman" w:eastAsia="宋体"/>
+                <w:b w:val="0"/>
+                <w:sz w:val="19"/>
+              </w:rPr>
+              <w:t>、</w:t>
+            </w:r>
+            <w:r>
+              <w:rPr>
+                <w:rFonts w:ascii="Consolas" w:hAnsi="Consolas" w:eastAsia="宋体"/>
+                <w:b w:val="0"/>
+                <w:color w:val="A31D1D"/>
+                <w:sz w:val="18"/>
+              </w:rPr>
+              <w:t>stage</w:t>
+            </w:r>
+            <w:r>
+              <w:rPr>
+                <w:rFonts w:ascii="Times New Roman" w:hAnsi="Times New Roman" w:eastAsia="宋体"/>
+                <w:b w:val="0"/>
+                <w:sz w:val="19"/>
+              </w:rPr>
+              <w:t>、</w:t>
+            </w:r>
+            <w:r>
+              <w:rPr>
+                <w:rFonts w:ascii="Consolas" w:hAnsi="Consolas" w:eastAsia="宋体"/>
+                <w:b w:val="0"/>
+                <w:color w:val="A31D1D"/>
+                <w:sz w:val="18"/>
+              </w:rPr>
+              <w:t>teamA/teamB</w:t>
+            </w:r>
+            <w:r>
+              <w:rPr>
+                <w:rFonts w:ascii="Times New Roman" w:hAnsi="Times New Roman" w:eastAsia="宋体"/>
+                <w:b w:val="0"/>
+                <w:sz w:val="19"/>
+              </w:rPr>
+              <w:t>、</w:t>
+            </w:r>
+            <w:r>
+              <w:rPr>
+                <w:rFonts w:ascii="Consolas" w:hAnsi="Consolas" w:eastAsia="宋体"/>
+                <w:b w:val="0"/>
+                <w:color w:val="A31D1D"/>
+                <w:sz w:val="18"/>
+              </w:rPr>
+              <w:t>scoreA/scoreB</w:t>
+            </w:r>
+            <w:r>
+              <w:rPr>
+                <w:rFonts w:ascii="Times New Roman" w:hAnsi="Times New Roman" w:eastAsia="宋体"/>
+                <w:b w:val="0"/>
+                <w:sz w:val="19"/>
+              </w:rPr>
+              <w:t>、</w:t>
+            </w:r>
+            <w:r>
+              <w:rPr>
+                <w:rFonts w:ascii="Consolas" w:hAnsi="Consolas" w:eastAsia="宋体"/>
+                <w:b w:val="0"/>
+                <w:color w:val="A31D1D"/>
+                <w:sz w:val="18"/>
+              </w:rPr>
+              <w:t>periods[]</w:t>
+            </w:r>
+            <w:r>
+              <w:rPr>
+                <w:rFonts w:ascii="Times New Roman" w:hAnsi="Times New Roman" w:eastAsia="宋体"/>
+                <w:b w:val="0"/>
+                <w:sz w:val="19"/>
+              </w:rPr>
+              <w:t>、</w:t>
+            </w:r>
+            <w:r>
+              <w:rPr>
+                <w:rFonts w:ascii="Consolas" w:hAnsi="Consolas" w:eastAsia="宋体"/>
+                <w:b w:val="0"/>
+                <w:color w:val="A31D1D"/>
+                <w:sz w:val="18"/>
+              </w:rPr>
+              <w:t>winner</w:t>
+            </w:r>
+            <w:r>
+              <w:rPr>
+                <w:rFonts w:ascii="Times New Roman" w:hAnsi="Times New Roman" w:eastAsia="宋体"/>
+                <w:b w:val="0"/>
+                <w:sz w:val="19"/>
+              </w:rPr>
+              <w:t>、</w:t>
+            </w:r>
+            <w:r>
+              <w:rPr>
+                <w:rFonts w:ascii="Consolas" w:hAnsi="Consolas" w:eastAsia="宋体"/>
+                <w:b w:val="0"/>
+                <w:color w:val="A31D1D"/>
+                <w:sz w:val="18"/>
+              </w:rPr>
+              <w:t>status</w:t>
+            </w:r>
+            <w:r>
+              <w:rPr>
+                <w:rFonts w:ascii="Times New Roman" w:hAnsi="Times New Roman" w:eastAsia="宋体"/>
+                <w:b w:val="0"/>
+                <w:sz w:val="19"/>
+              </w:rPr>
+              <w:t>、</w:t>
+            </w:r>
+            <w:r>
+              <w:rPr>
+                <w:rFonts w:ascii="Consolas" w:hAnsi="Consolas" w:eastAsia="宋体"/>
+                <w:b w:val="0"/>
+                <w:color w:val="A31D1D"/>
+                <w:sz w:val="18"/>
+              </w:rPr>
+              <w:t>referees[]</w:t>
+            </w:r>
+            <w:r>
+              <w:rPr>
+                <w:rFonts w:ascii="Times New Roman" w:hAnsi="Times New Roman" w:eastAsia="宋体"/>
+                <w:b w:val="0"/>
+                <w:sz w:val="19"/>
+              </w:rPr>
+              <w:t>、</w:t>
+            </w:r>
+            <w:r>
+              <w:rPr>
+                <w:rFonts w:ascii="Consolas" w:hAnsi="Consolas" w:eastAsia="宋体"/>
+                <w:b w:val="0"/>
+                <w:color w:val="A31D1D"/>
+                <w:sz w:val="18"/>
+              </w:rPr>
+              <w:t>recorder</w:t>
+            </w:r>
+            <w:r>
+              <w:rPr>
+                <w:rFonts w:ascii="Times New Roman" w:hAnsi="Times New Roman" w:eastAsia="宋体"/>
+                <w:b w:val="0"/>
+                <w:sz w:val="19"/>
+              </w:rPr>
+              <w:t>、</w:t>
+            </w:r>
+            <w:r>
+              <w:rPr>
+                <w:rFonts w:ascii="Consolas" w:hAnsi="Consolas" w:eastAsia="宋体"/>
+                <w:b w:val="0"/>
+                <w:color w:val="A31D1D"/>
+                <w:sz w:val="18"/>
+              </w:rPr>
+              <w:t>revision</w:t>
+            </w:r>
+          </w:p>
+        </w:tc>
+      </w:tr>
+      <w:tr>
+        <w:tc>
+          <w:tcPr>
+            <w:tcW w:type="dxa" w:w="1474"/>
+          </w:tcPr>
+          <w:p>
+            <w:pPr>
+              <w:spacing w:line="276" w:lineRule="auto"/>
+            </w:pPr>
+            <w:r/>
+            <w:r>
+              <w:rPr>
+                <w:rFonts w:ascii="Consolas" w:hAnsi="Consolas" w:eastAsia="宋体"/>
+                <w:b w:val="0"/>
+                <w:color w:val="A31D1D"/>
+                <w:sz w:val="18"/>
+              </w:rPr>
+              <w:t>team_match_stats</w:t>
+            </w:r>
+          </w:p>
+        </w:tc>
+        <w:tc>
+          <w:tcPr>
+            <w:tcW w:type="dxa" w:w="3685"/>
+          </w:tcPr>
+          <w:p>
+            <w:pPr>
+              <w:spacing w:line="276" w:lineRule="auto"/>
+            </w:pPr>
+            <w:r/>
+            <w:r>
+              <w:rPr>
+                <w:rFonts w:ascii="Times New Roman" w:hAnsi="Times New Roman" w:eastAsia="宋体"/>
+                <w:b w:val="0"/>
+                <w:sz w:val="19"/>
+              </w:rPr>
+              <w:t>单场已发布统计</w:t>
+            </w:r>
+          </w:p>
+        </w:tc>
+        <w:tc>
+          <w:tcPr>
+            <w:tcW w:type="dxa" w:w="3685"/>
+          </w:tcPr>
+          <w:p>
+            <w:pPr>
+              <w:spacing w:line="276" w:lineRule="auto"/>
+            </w:pPr>
+            <w:r/>
+            <w:r>
+              <w:rPr>
+                <w:rFonts w:ascii="Consolas" w:hAnsi="Consolas" w:eastAsia="宋体"/>
+                <w:b w:val="0"/>
+                <w:color w:val="A31D1D"/>
+                <w:sz w:val="18"/>
+              </w:rPr>
+              <w:t>matchId</w:t>
+            </w:r>
+            <w:r>
+              <w:rPr>
+                <w:rFonts w:ascii="Times New Roman" w:hAnsi="Times New Roman" w:eastAsia="宋体"/>
+                <w:b w:val="0"/>
+                <w:sz w:val="19"/>
+              </w:rPr>
+              <w:t>、</w:t>
+            </w:r>
+            <w:r>
+              <w:rPr>
+                <w:rFonts w:ascii="Consolas" w:hAnsi="Consolas" w:eastAsia="宋体"/>
+                <w:b w:val="0"/>
+                <w:color w:val="A31D1D"/>
+                <w:sz w:val="18"/>
+              </w:rPr>
+              <w:t>version</w:t>
+            </w:r>
+            <w:r>
+              <w:rPr>
+                <w:rFonts w:ascii="Times New Roman" w:hAnsi="Times New Roman" w:eastAsia="宋体"/>
+                <w:b w:val="0"/>
+                <w:sz w:val="19"/>
+              </w:rPr>
+              <w:t>、</w:t>
+            </w:r>
+            <w:r>
+              <w:rPr>
+                <w:rFonts w:ascii="Consolas" w:hAnsi="Consolas" w:eastAsia="宋体"/>
+                <w:b w:val="0"/>
+                <w:color w:val="A31D1D"/>
+                <w:sz w:val="18"/>
+              </w:rPr>
+              <w:t>rows[]</w:t>
+            </w:r>
+            <w:r>
+              <w:rPr>
+                <w:rFonts w:ascii="Times New Roman" w:hAnsi="Times New Roman" w:eastAsia="宋体"/>
+                <w:b w:val="0"/>
+                <w:sz w:val="19"/>
+              </w:rPr>
+              <w:t>（得分/犯规等）、</w:t>
+            </w:r>
+            <w:r>
+              <w:rPr>
+                <w:rFonts w:ascii="Consolas" w:hAnsi="Consolas" w:eastAsia="宋体"/>
+                <w:b w:val="0"/>
+                <w:color w:val="A31D1D"/>
+                <w:sz w:val="18"/>
+              </w:rPr>
+              <w:t>integrity</w:t>
+            </w:r>
+          </w:p>
+        </w:tc>
+      </w:tr>
+    </w:tbl>
+    <w:p>
+      <w:pPr>
+        <w:spacing w:after="40"/>
+      </w:pPr>
+    </w:p>
+    <w:p>
+      <w:pPr>
+        <w:spacing w:before="80" w:after="120" w:line="288" w:lineRule="auto"/>
+        <w:ind w:left="227"/>
+        <w:pBdr>
+          <w:left w:val="single" w:space="6" w:sz="18" w:color="1F4E79"/>
+        </w:pBdr>
+      </w:pPr>
+      <w:r>
+        <w:rPr>
+          <w:rFonts w:ascii="Times New Roman" w:hAnsi="Times New Roman" w:eastAsia="宋体"/>
+          <w:b w:val="0"/>
+          <w:color w:val="595959"/>
+          <w:sz w:val="20"/>
+        </w:rPr>
+        <w:t xml:space="preserve">报名下限是 </w:t>
+      </w:r>
+      <w:r>
+        <w:rPr>
+          <w:rFonts w:ascii="Times New Roman" w:hAnsi="Times New Roman" w:eastAsia="宋体"/>
+          <w:b/>
+          <w:color w:val="595959"/>
+          <w:sz w:val="20"/>
+        </w:rPr>
+        <w:t>5 人</w:t>
+      </w:r>
+      <w:r>
+        <w:rPr>
+          <w:rFonts w:ascii="Times New Roman" w:hAnsi="Times New Roman" w:eastAsia="宋体"/>
+          <w:b w:val="0"/>
+          <w:color w:val="595959"/>
+          <w:sz w:val="20"/>
+        </w:rPr>
+        <w:t xml:space="preserve">（本项目口径，不采用 CUBAL 的「不足 8 人不得参赛」），规则快照里另有 </w:t>
+      </w:r>
+      <w:r>
+        <w:rPr>
+          <w:rFonts w:ascii="Consolas" w:hAnsi="Consolas" w:eastAsia="宋体"/>
+          <w:b w:val="0"/>
+          <w:color w:val="A31D1D"/>
+          <w:sz w:val="19"/>
+        </w:rPr>
+        <w:t>minOnCourt: 2</w:t>
+      </w:r>
+      <w:r>
+        <w:rPr>
+          <w:rFonts w:ascii="Times New Roman" w:hAnsi="Times New Roman" w:eastAsia="宋体"/>
+          <w:b w:val="0"/>
+          <w:color w:val="595959"/>
+          <w:sz w:val="20"/>
+        </w:rPr>
+        <w:t>：犯规离场导致场上不足 2 人时判负。</w:t>
       </w:r>
     </w:p>
     <w:p>
@@ -6175,7 +7259,7 @@
           <w:b/>
           <w:sz w:val="21"/>
         </w:rPr>
-        <w:t>47 个</w:t>
+        <w:t>53 个</w:t>
       </w:r>
       <w:r>
         <w:rPr>
@@ -10957,7 +12041,7 @@
           <w:b w:val="0"/>
           <w:sz w:val="18"/>
         </w:rPr>
-        <w:t>2. npm run check:cloud-sync     # 确认 73 个文件逐字节一致</w:t>
+        <w:t>2. npm run check:cloud-sync     # 确认 77 个文件逐字节一致</w:t>
       </w:r>
     </w:p>
     <w:p>
@@ -13389,7 +14473,7 @@
           <w:color w:val="1F4E79"/>
           <w:sz w:val="26"/>
         </w:rPr>
-        <w:t>附录 B：action 分组（共 161 个）</w:t>
+        <w:t>附录 B：action 分组（共 182 个）</w:t>
       </w:r>
     </w:p>
     <w:tbl>
@@ -13647,7 +14731,7 @@
                 <w:b w:val="0"/>
                 <w:sz w:val="19"/>
               </w:rPr>
-              <w:t>协会空间与个人赛</w:t>
+              <w:t>协会空间与个人赛 / 团队</w:t>
             </w:r>
           </w:p>
         </w:tc>
@@ -13666,7 +14750,7 @@
                 <w:b w:val="0"/>
                 <w:sz w:val="19"/>
               </w:rPr>
-              <w:t>80</w:t>
+              <w:t>101</w:t>
             </w:r>
           </w:p>
         </w:tc>

--- a/云开发控制台操作指南.docx
+++ b/云开发控制台操作指南.docx
@@ -5247,7 +5247,7 @@
                 <w:b w:val="0"/>
                 <w:sz w:val="19"/>
               </w:rPr>
-              <w:t>、</w:t>
+              <w:t>（签表与随机种子）、</w:t>
             </w:r>
             <w:r>
               <w:rPr>
@@ -5256,7 +5256,15 @@
                 <w:color w:val="A31D1D"/>
                 <w:sz w:val="18"/>
               </w:rPr>
-              <w:t>results</w:t>
+              <w:t>placements</w:t>
+            </w:r>
+            <w:r>
+              <w:rPr>
+                <w:rFonts w:ascii="Times New Roman" w:hAnsi="Times New Roman" w:eastAsia="宋体"/>
+                <w:b w:val="0"/>
+                <w:sz w:val="19"/>
+              </w:rPr>
+              <w:t>（结算后的名次）</w:t>
             </w:r>
           </w:p>
         </w:tc>
@@ -5497,7 +5505,7 @@
                 <w:color w:val="A31D1D"/>
                 <w:sz w:val="18"/>
               </w:rPr>
-              <w:t>teamA/teamB</w:t>
+              <w:t>slot</w:t>
             </w:r>
             <w:r>
               <w:rPr>
@@ -5514,7 +5522,7 @@
                 <w:color w:val="A31D1D"/>
                 <w:sz w:val="18"/>
               </w:rPr>
-              <w:t>scoreA/scoreB</w:t>
+              <w:t>teamA/teamB</w:t>
             </w:r>
             <w:r>
               <w:rPr>
@@ -5531,15 +5539,31 @@
                 <w:color w:val="A31D1D"/>
                 <w:sz w:val="18"/>
               </w:rPr>
-              <w:t>periods[]</w:t>
-            </w:r>
-            <w:r>
-              <w:rPr>
-                <w:rFonts w:ascii="Times New Roman" w:hAnsi="Times New Roman" w:eastAsia="宋体"/>
-                <w:b w:val="0"/>
-                <w:sz w:val="19"/>
-              </w:rPr>
-              <w:t>、</w:t>
+              <w:t>scoreA/scoreB</w:t>
+            </w:r>
+            <w:r>
+              <w:rPr>
+                <w:rFonts w:ascii="Times New Roman" w:hAnsi="Times New Roman" w:eastAsia="宋体"/>
+                <w:b w:val="0"/>
+                <w:sz w:val="19"/>
+              </w:rPr>
+              <w:t>（</w:t>
+            </w:r>
+            <w:r>
+              <w:rPr>
+                <w:rFonts w:ascii="Times New Roman" w:hAnsi="Times New Roman" w:eastAsia="宋体"/>
+                <w:b/>
+                <w:sz w:val="19"/>
+              </w:rPr>
+              <w:t>数字总得分</w:t>
+            </w:r>
+            <w:r>
+              <w:rPr>
+                <w:rFonts w:ascii="Times New Roman" w:hAnsi="Times New Roman" w:eastAsia="宋体"/>
+                <w:b w:val="0"/>
+                <w:sz w:val="19"/>
+              </w:rPr>
+              <w:t>，不是数组）、</w:t>
             </w:r>
             <w:r>
               <w:rPr>
@@ -5548,7 +5572,7 @@
                 <w:color w:val="A31D1D"/>
                 <w:sz w:val="18"/>
               </w:rPr>
-              <w:t>winner</w:t>
+              <w:t>overtime</w:t>
             </w:r>
             <w:r>
               <w:rPr>
@@ -5565,7 +5589,7 @@
                 <w:color w:val="A31D1D"/>
                 <w:sz w:val="18"/>
               </w:rPr>
-              <w:t>status</w:t>
+              <w:t>forfeit</w:t>
             </w:r>
             <w:r>
               <w:rPr>
@@ -5582,7 +5606,7 @@
                 <w:color w:val="A31D1D"/>
                 <w:sz w:val="18"/>
               </w:rPr>
-              <w:t>referees[]</w:t>
+              <w:t>winner</w:t>
             </w:r>
             <w:r>
               <w:rPr>
@@ -5599,15 +5623,15 @@
                 <w:color w:val="A31D1D"/>
                 <w:sz w:val="18"/>
               </w:rPr>
-              <w:t>recorder</w:t>
-            </w:r>
-            <w:r>
-              <w:rPr>
-                <w:rFonts w:ascii="Times New Roman" w:hAnsi="Times New Roman" w:eastAsia="宋体"/>
-                <w:b w:val="0"/>
-                <w:sz w:val="19"/>
-              </w:rPr>
-              <w:t>、</w:t>
+              <w:t>status</w:t>
+            </w:r>
+            <w:r>
+              <w:rPr>
+                <w:rFonts w:ascii="Times New Roman" w:hAnsi="Times New Roman" w:eastAsia="宋体"/>
+                <w:b w:val="0"/>
+                <w:sz w:val="19"/>
+              </w:rPr>
+              <w:t>(scheduled/reviewing/published/canceled)、</w:t>
             </w:r>
             <w:r>
               <w:rPr>
@@ -5657,7 +5681,7 @@
                 <w:b w:val="0"/>
                 <w:sz w:val="19"/>
               </w:rPr>
-              <w:t>单场已发布统计</w:t>
+              <w:t>单场统计（首版只到个人得分与犯规）</w:t>
             </w:r>
           </w:p>
         </w:tc>
@@ -5694,7 +5718,7 @@
                 <w:color w:val="A31D1D"/>
                 <w:sz w:val="18"/>
               </w:rPr>
-              <w:t>version</w:t>
+              <w:t>teamId</w:t>
             </w:r>
             <w:r>
               <w:rPr>
@@ -5711,15 +5735,15 @@
                 <w:color w:val="A31D1D"/>
                 <w:sz w:val="18"/>
               </w:rPr>
-              <w:t>rows[]</w:t>
-            </w:r>
-            <w:r>
-              <w:rPr>
-                <w:rFonts w:ascii="Times New Roman" w:hAnsi="Times New Roman" w:eastAsia="宋体"/>
-                <w:b w:val="0"/>
-                <w:sz w:val="19"/>
-              </w:rPr>
-              <w:t>（得分/犯规等）、</w:t>
+              <w:t>players[{userId, points, fouls}]</w:t>
+            </w:r>
+            <w:r>
+              <w:rPr>
+                <w:rFonts w:ascii="Times New Roman" w:hAnsi="Times New Roman" w:eastAsia="宋体"/>
+                <w:b w:val="0"/>
+                <w:sz w:val="19"/>
+              </w:rPr>
+              <w:t>、</w:t>
             </w:r>
             <w:r>
               <w:rPr>
@@ -5729,6 +5753,14 @@
                 <w:sz w:val="18"/>
               </w:rPr>
               <w:t>integrity</w:t>
+            </w:r>
+            <w:r>
+              <w:rPr>
+                <w:rFonts w:ascii="Times New Roman" w:hAnsi="Times New Roman" w:eastAsia="宋体"/>
+                <w:b w:val="0"/>
+                <w:sz w:val="19"/>
+              </w:rPr>
+              <w:t>(basic/none)</w:t>
             </w:r>
           </w:p>
         </w:tc>
@@ -7086,6 +7118,189 @@
                 <w:sz w:val="19"/>
               </w:rPr>
               <w:t>按届取一批</w:t>
+            </w:r>
+          </w:p>
+        </w:tc>
+      </w:tr>
+      <w:tr>
+        <w:tc>
+          <w:tcPr>
+            <w:tcW w:type="dxa" w:w="1474"/>
+          </w:tcPr>
+          <w:p>
+            <w:pPr>
+              <w:spacing w:line="276" w:lineRule="auto"/>
+            </w:pPr>
+            <w:r/>
+            <w:r>
+              <w:rPr>
+                <w:rFonts w:ascii="Consolas" w:hAnsi="Consolas" w:eastAsia="宋体"/>
+                <w:b w:val="0"/>
+                <w:color w:val="A31D1D"/>
+                <w:sz w:val="18"/>
+              </w:rPr>
+              <w:t>team_*</w:t>
+            </w:r>
+          </w:p>
+        </w:tc>
+        <w:tc>
+          <w:tcPr>
+            <w:tcW w:type="dxa" w:w="3685"/>
+          </w:tcPr>
+          <w:p>
+            <w:pPr>
+              <w:spacing w:line="276" w:lineRule="auto"/>
+            </w:pPr>
+            <w:r/>
+            <w:r>
+              <w:rPr>
+                <w:rFonts w:ascii="Consolas" w:hAnsi="Consolas" w:eastAsia="宋体"/>
+                <w:b w:val="0"/>
+                <w:color w:val="A31D1D"/>
+                <w:sz w:val="18"/>
+              </w:rPr>
+              <w:t>schoolId + association</w:t>
+            </w:r>
+          </w:p>
+        </w:tc>
+        <w:tc>
+          <w:tcPr>
+            <w:tcW w:type="dxa" w:w="3685"/>
+          </w:tcPr>
+          <w:p>
+            <w:pPr>
+              <w:spacing w:line="276" w:lineRule="auto"/>
+            </w:pPr>
+            <w:r/>
+            <w:r>
+              <w:rPr>
+                <w:rFonts w:ascii="Times New Roman" w:hAnsi="Times New Roman" w:eastAsia="宋体"/>
+                <w:b w:val="0"/>
+                <w:sz w:val="19"/>
+              </w:rPr>
+              <w:t>按范围取球队 / 赛事 / 报名</w:t>
+            </w:r>
+          </w:p>
+        </w:tc>
+      </w:tr>
+      <w:tr>
+        <w:tc>
+          <w:tcPr>
+            <w:tcW w:type="dxa" w:w="1474"/>
+          </w:tcPr>
+          <w:p>
+            <w:pPr>
+              <w:spacing w:line="276" w:lineRule="auto"/>
+            </w:pPr>
+            <w:r/>
+            <w:r>
+              <w:rPr>
+                <w:rFonts w:ascii="Consolas" w:hAnsi="Consolas" w:eastAsia="宋体"/>
+                <w:b w:val="0"/>
+                <w:color w:val="A31D1D"/>
+                <w:sz w:val="18"/>
+              </w:rPr>
+              <w:t>team_matches</w:t>
+            </w:r>
+          </w:p>
+        </w:tc>
+        <w:tc>
+          <w:tcPr>
+            <w:tcW w:type="dxa" w:w="3685"/>
+          </w:tcPr>
+          <w:p>
+            <w:pPr>
+              <w:spacing w:line="276" w:lineRule="auto"/>
+            </w:pPr>
+            <w:r/>
+            <w:r>
+              <w:rPr>
+                <w:rFonts w:ascii="Consolas" w:hAnsi="Consolas" w:eastAsia="宋体"/>
+                <w:b w:val="0"/>
+                <w:color w:val="A31D1D"/>
+                <w:sz w:val="18"/>
+              </w:rPr>
+              <w:t>eventId</w:t>
+            </w:r>
+          </w:p>
+        </w:tc>
+        <w:tc>
+          <w:tcPr>
+            <w:tcW w:type="dxa" w:w="3685"/>
+          </w:tcPr>
+          <w:p>
+            <w:pPr>
+              <w:spacing w:line="276" w:lineRule="auto"/>
+            </w:pPr>
+            <w:r/>
+            <w:r>
+              <w:rPr>
+                <w:rFonts w:ascii="Times New Roman" w:hAnsi="Times New Roman" w:eastAsia="宋体"/>
+                <w:b w:val="0"/>
+                <w:sz w:val="19"/>
+              </w:rPr>
+              <w:t>按赛事取赛程</w:t>
+            </w:r>
+          </w:p>
+        </w:tc>
+      </w:tr>
+      <w:tr>
+        <w:tc>
+          <w:tcPr>
+            <w:tcW w:type="dxa" w:w="1474"/>
+          </w:tcPr>
+          <w:p>
+            <w:pPr>
+              <w:spacing w:line="276" w:lineRule="auto"/>
+            </w:pPr>
+            <w:r/>
+            <w:r>
+              <w:rPr>
+                <w:rFonts w:ascii="Consolas" w:hAnsi="Consolas" w:eastAsia="宋体"/>
+                <w:b w:val="0"/>
+                <w:color w:val="A31D1D"/>
+                <w:sz w:val="18"/>
+              </w:rPr>
+              <w:t>team_event_entries</w:t>
+            </w:r>
+          </w:p>
+        </w:tc>
+        <w:tc>
+          <w:tcPr>
+            <w:tcW w:type="dxa" w:w="3685"/>
+          </w:tcPr>
+          <w:p>
+            <w:pPr>
+              <w:spacing w:line="276" w:lineRule="auto"/>
+            </w:pPr>
+            <w:r/>
+            <w:r>
+              <w:rPr>
+                <w:rFonts w:ascii="Consolas" w:hAnsi="Consolas" w:eastAsia="宋体"/>
+                <w:b w:val="0"/>
+                <w:color w:val="A31D1D"/>
+                <w:sz w:val="18"/>
+              </w:rPr>
+              <w:t>eventId</w:t>
+            </w:r>
+          </w:p>
+        </w:tc>
+        <w:tc>
+          <w:tcPr>
+            <w:tcW w:type="dxa" w:w="3685"/>
+          </w:tcPr>
+          <w:p>
+            <w:pPr>
+              <w:spacing w:line="276" w:lineRule="auto"/>
+            </w:pPr>
+            <w:r/>
+            <w:r>
+              <w:rPr>
+                <w:rFonts w:ascii="Times New Roman" w:hAnsi="Times New Roman" w:eastAsia="宋体"/>
+                <w:b w:val="0"/>
+                <w:sz w:val="19"/>
+              </w:rPr>
+              <w:t>按赛事取报名</w:t>
             </w:r>
           </w:p>
         </w:tc>

--- a/云开发控制台操作指南.docx
+++ b/云开发控制台操作指南.docx
@@ -211,7 +211,7 @@
                 <w:b/>
                 <w:sz w:val="19"/>
               </w:rPr>
-              <w:t>53 个业务集合</w:t>
+              <w:t>52 个业务集合</w:t>
             </w:r>
             <w:r>
               <w:rPr>
@@ -976,7 +976,7 @@
           <w:color w:val="1F4E79"/>
           <w:sz w:val="26"/>
         </w:rPr>
-        <w:t>二、数据模型：五层账号 + 53 个集合</w:t>
+        <w:t>二、数据模型：五层账号 + 52 个集合</w:t>
       </w:r>
     </w:p>
     <w:p>
@@ -1645,7 +1645,7 @@
           <w:color w:val="1F4E79"/>
           <w:sz w:val="23"/>
         </w:rPr>
-        <w:t>2.2 集合总表（53 个）</w:t>
+        <w:t>2.2 集合总表（52 个）</w:t>
       </w:r>
     </w:p>
     <w:p>
@@ -3861,66 +3861,6 @@
                 <w:sz w:val="18"/>
               </w:rPr>
               <w:t>version</w:t>
-            </w:r>
-          </w:p>
-        </w:tc>
-      </w:tr>
-      <w:tr>
-        <w:tc>
-          <w:tcPr>
-            <w:tcW w:type="dxa" w:w="1474"/>
-          </w:tcPr>
-          <w:p>
-            <w:pPr>
-              <w:spacing w:line="276" w:lineRule="auto"/>
-            </w:pPr>
-            <w:r/>
-            <w:r>
-              <w:rPr>
-                <w:rFonts w:ascii="Consolas" w:hAnsi="Consolas" w:eastAsia="宋体"/>
-                <w:b w:val="0"/>
-                <w:color w:val="A31D1D"/>
-                <w:sz w:val="18"/>
-              </w:rPr>
-              <w:t>rankings</w:t>
-            </w:r>
-          </w:p>
-        </w:tc>
-        <w:tc>
-          <w:tcPr>
-            <w:tcW w:type="dxa" w:w="3685"/>
-          </w:tcPr>
-          <w:p>
-            <w:pPr>
-              <w:spacing w:line="276" w:lineRule="auto"/>
-            </w:pPr>
-            <w:r/>
-            <w:r>
-              <w:rPr>
-                <w:rFonts w:ascii="Times New Roman" w:hAnsi="Times New Roman" w:eastAsia="宋体"/>
-                <w:b/>
-                <w:sz w:val="19"/>
-              </w:rPr>
-              <w:t>已退役</w:t>
-            </w:r>
-          </w:p>
-        </w:tc>
-        <w:tc>
-          <w:tcPr>
-            <w:tcW w:type="dxa" w:w="3685"/>
-          </w:tcPr>
-          <w:p>
-            <w:pPr>
-              <w:spacing w:line="276" w:lineRule="auto"/>
-            </w:pPr>
-            <w:r/>
-            <w:r>
-              <w:rPr>
-                <w:rFonts w:ascii="Times New Roman" w:hAnsi="Times New Roman" w:eastAsia="宋体"/>
-                <w:b w:val="0"/>
-                <w:sz w:val="19"/>
-              </w:rPr>
-              <w:t>旧版「全量回放缓存」，Elo 改为落库结算后不再读写；保留常量与仓储 shim，可删</w:t>
             </w:r>
           </w:p>
         </w:tc>
@@ -6385,6 +6325,15 @@
       </w:pPr>
       <w:r>
         <w:rPr>
+          <w:rFonts w:ascii="Times New Roman" w:hAnsi="Times New Roman" w:eastAsia="宋体"/>
+          <w:b w:val="0"/>
+          <w:color w:val="595959"/>
+          <w:sz w:val="20"/>
+        </w:rPr>
+        <w:t xml:space="preserve">除 </w:t>
+      </w:r>
+      <w:r>
+        <w:rPr>
           <w:rFonts w:ascii="Consolas" w:hAnsi="Consolas" w:eastAsia="宋体"/>
           <w:b w:val="0"/>
           <w:color w:val="A31D1D"/>
@@ -6417,25 +6366,7 @@
           <w:color w:val="595959"/>
           <w:sz w:val="20"/>
         </w:rPr>
-        <w:t xml:space="preserve"> 之外，其余集合都是「缺了就报错」的硬依赖。</w:t>
-      </w:r>
-      <w:r>
-        <w:rPr>
-          <w:rFonts w:ascii="Consolas" w:hAnsi="Consolas" w:eastAsia="宋体"/>
-          <w:b w:val="0"/>
-          <w:color w:val="A31D1D"/>
-          <w:sz w:val="19"/>
-        </w:rPr>
-        <w:t>rankings</w:t>
-      </w:r>
-      <w:r>
-        <w:rPr>
-          <w:rFonts w:ascii="Times New Roman" w:hAnsi="Times New Roman" w:eastAsia="宋体"/>
-          <w:b w:val="0"/>
-          <w:color w:val="595959"/>
-          <w:sz w:val="20"/>
-        </w:rPr>
-        <w:t xml:space="preserve"> 是唯一可删的。</w:t>
+        <w:t xml:space="preserve"> 外，其余集合都是「缺了就报错」的硬依赖。</w:t>
       </w:r>
     </w:p>
     <w:p>
@@ -7474,7 +7405,7 @@
           <w:b/>
           <w:sz w:val="21"/>
         </w:rPr>
-        <w:t>53 个</w:t>
+        <w:t>52 个</w:t>
       </w:r>
       <w:r>
         <w:rPr>
@@ -10716,55 +10647,6 @@
           </w:p>
         </w:tc>
       </w:tr>
-      <w:tr>
-        <w:tc>
-          <w:tcPr>
-            <w:tcW w:type="dxa" w:w="1928"/>
-          </w:tcPr>
-          <w:p>
-            <w:pPr>
-              <w:spacing w:line="276" w:lineRule="auto"/>
-            </w:pPr>
-            <w:r/>
-            <w:r>
-              <w:rPr>
-                <w:rFonts w:ascii="Times New Roman" w:hAnsi="Times New Roman" w:eastAsia="宋体"/>
-                <w:b w:val="0"/>
-                <w:sz w:val="19"/>
-              </w:rPr>
-              <w:t xml:space="preserve">删掉 </w:t>
-            </w:r>
-            <w:r>
-              <w:rPr>
-                <w:rFonts w:ascii="Consolas" w:hAnsi="Consolas" w:eastAsia="宋体"/>
-                <w:b w:val="0"/>
-                <w:color w:val="A31D1D"/>
-                <w:sz w:val="18"/>
-              </w:rPr>
-              <w:t>rankings</w:t>
-            </w:r>
-          </w:p>
-        </w:tc>
-        <w:tc>
-          <w:tcPr>
-            <w:tcW w:type="dxa" w:w="6917"/>
-          </w:tcPr>
-          <w:p>
-            <w:pPr>
-              <w:spacing w:line="276" w:lineRule="auto"/>
-            </w:pPr>
-            <w:r/>
-            <w:r>
-              <w:rPr>
-                <w:rFonts w:ascii="Times New Roman" w:hAnsi="Times New Roman" w:eastAsia="宋体"/>
-                <w:b w:val="0"/>
-                <w:sz w:val="19"/>
-              </w:rPr>
-              <w:t>没有任何影响（已退役）</w:t>
-            </w:r>
-          </w:p>
-        </w:tc>
-      </w:tr>
     </w:tbl>
     <w:p>
       <w:pPr>

--- a/云开发控制台操作指南.docx
+++ b/云开发控制台操作指南.docx
@@ -1177,7 +1177,7 @@
                 <w:color w:val="A31D1D"/>
                 <w:sz w:val="18"/>
               </w:rPr>
-              <w:t>acc:&lt;md5(openId)&gt;</w:t>
+              <w:t>acc:&lt;SHA-256(openId) 前 40 位&gt;</w:t>
             </w:r>
           </w:p>
         </w:tc>
@@ -17981,7 +17981,7 @@
           <w:color w:val="1F4E79"/>
           <w:sz w:val="26"/>
         </w:rPr>
-        <w:t>附录 B：action 分组（共 187 个）</w:t>
+        <w:t>附录 B：action 分组（共 200 个）</w:t>
       </w:r>
     </w:p>
     <w:tbl>
@@ -18258,7 +18258,7 @@
                 <w:b w:val="0"/>
                 <w:sz w:val="19"/>
               </w:rPr>
-              <w:t>106</w:t>
+              <w:t>119</w:t>
             </w:r>
           </w:p>
         </w:tc>
@@ -20021,6 +20021,219 @@
       <w:pPr>
         <w:spacing w:after="40"/>
       </w:pPr>
+    </w:p>
+    <w:p>
+      <w:pPr>
+        <w:spacing w:before="200" w:after="120"/>
+      </w:pPr>
+      <w:r>
+        <w:rPr>
+          <w:rFonts w:ascii="Times New Roman" w:hAnsi="Times New Roman" w:eastAsia="微软雅黑"/>
+          <w:b/>
+          <w:color w:val="1F4E79"/>
+          <w:sz w:val="26"/>
+        </w:rPr>
+        <w:t>2026-10-23 账号与目录升级</w:t>
+      </w:r>
+    </w:p>
+    <w:p>
+      <w:pPr>
+        <w:spacing w:after="80" w:line="300" w:lineRule="auto"/>
+      </w:pPr>
+      <w:r>
+        <w:rPr>
+          <w:rFonts w:ascii="Times New Roman" w:hAnsi="Times New Roman" w:eastAsia="宋体"/>
+          <w:b w:val="0"/>
+          <w:sz w:val="21"/>
+        </w:rPr>
+        <w:t>本批收紧他人学号读取、账号编号、昵称头像校验，并将名录及个人团队成绩查询下推。上线前先执行</w:t>
+      </w:r>
+      <w:r>
+        <w:rPr>
+          <w:rFonts w:ascii="Times New Roman" w:hAnsi="Times New Roman" w:eastAsia="宋体"/>
+          <w:b w:val="0"/>
+          <w:sz w:val="21"/>
+        </w:rPr>
+        <w:t>安全与性能优化实施方案</w:t>
+      </w:r>
+      <w:r>
+        <w:rPr>
+          <w:rFonts w:ascii="Times New Roman" w:hAnsi="Times New Roman" w:eastAsia="宋体"/>
+          <w:b w:val="0"/>
+          <w:sz w:val="21"/>
+        </w:rPr>
+        <w:t>中的完整导出、离线迁移与回滚核对，再按</w:t>
+      </w:r>
+      <w:r>
+        <w:rPr>
+          <w:rFonts w:ascii="Times New Roman" w:hAnsi="Times New Roman" w:eastAsia="宋体"/>
+          <w:b w:val="0"/>
+          <w:sz w:val="21"/>
+        </w:rPr>
+        <w:t>索引清单第 2.4 节</w:t>
+      </w:r>
+      <w:r>
+        <w:rPr>
+          <w:rFonts w:ascii="Times New Roman" w:hAnsi="Times New Roman" w:eastAsia="宋体"/>
+          <w:b w:val="0"/>
+          <w:sz w:val="21"/>
+        </w:rPr>
+        <w:t xml:space="preserve">建新索引并重新部署 </w:t>
+      </w:r>
+      <w:r>
+        <w:rPr>
+          <w:rFonts w:ascii="Consolas" w:hAnsi="Consolas" w:eastAsia="宋体"/>
+          <w:b w:val="0"/>
+          <w:color w:val="A31D1D"/>
+          <w:sz w:val="20"/>
+        </w:rPr>
+        <w:t>data</w:t>
+      </w:r>
+      <w:r>
+        <w:rPr>
+          <w:rFonts w:ascii="Times New Roman" w:hAnsi="Times New Roman" w:eastAsia="宋体"/>
+          <w:b w:val="0"/>
+          <w:sz w:val="21"/>
+        </w:rPr>
+        <w:t>。</w:t>
+      </w:r>
+    </w:p>
+    <w:p>
+      <w:pPr>
+        <w:spacing w:after="80" w:line="300" w:lineRule="auto"/>
+      </w:pPr>
+      <w:r>
+        <w:rPr>
+          <w:rFonts w:ascii="Consolas" w:hAnsi="Consolas" w:eastAsia="宋体"/>
+          <w:b w:val="0"/>
+          <w:color w:val="A31D1D"/>
+          <w:sz w:val="20"/>
+        </w:rPr>
+        <w:t>users</w:t>
+      </w:r>
+      <w:r>
+        <w:rPr>
+          <w:rFonts w:ascii="Times New Roman" w:hAnsi="Times New Roman" w:eastAsia="宋体"/>
+          <w:b w:val="0"/>
+          <w:sz w:val="21"/>
+        </w:rPr>
+        <w:t xml:space="preserve"> 新增目录派生字段 </w:t>
+      </w:r>
+      <w:r>
+        <w:rPr>
+          <w:rFonts w:ascii="Consolas" w:hAnsi="Consolas" w:eastAsia="宋体"/>
+          <w:b w:val="0"/>
+          <w:color w:val="A31D1D"/>
+          <w:sz w:val="20"/>
+        </w:rPr>
+        <w:t>directoryVersion</w:t>
+      </w:r>
+      <w:r>
+        <w:rPr>
+          <w:rFonts w:ascii="Times New Roman" w:hAnsi="Times New Roman" w:eastAsia="宋体"/>
+          <w:b w:val="0"/>
+          <w:sz w:val="21"/>
+        </w:rPr>
+        <w:t>、</w:t>
+      </w:r>
+      <w:r>
+        <w:rPr>
+          <w:rFonts w:ascii="Consolas" w:hAnsi="Consolas" w:eastAsia="宋体"/>
+          <w:b w:val="0"/>
+          <w:color w:val="A31D1D"/>
+          <w:sz w:val="20"/>
+        </w:rPr>
+        <w:t>directoryNickName</w:t>
+      </w:r>
+      <w:r>
+        <w:rPr>
+          <w:rFonts w:ascii="Times New Roman" w:hAnsi="Times New Roman" w:eastAsia="宋体"/>
+          <w:b w:val="0"/>
+          <w:sz w:val="21"/>
+        </w:rPr>
+        <w:t>、</w:t>
+      </w:r>
+      <w:r>
+        <w:rPr>
+          <w:rFonts w:ascii="Consolas" w:hAnsi="Consolas" w:eastAsia="宋体"/>
+          <w:b w:val="0"/>
+          <w:color w:val="A31D1D"/>
+          <w:sz w:val="20"/>
+        </w:rPr>
+        <w:t>directoryRealName</w:t>
+      </w:r>
+      <w:r>
+        <w:rPr>
+          <w:rFonts w:ascii="Times New Roman" w:hAnsi="Times New Roman" w:eastAsia="宋体"/>
+          <w:b w:val="0"/>
+          <w:sz w:val="21"/>
+        </w:rPr>
+        <w:t>、</w:t>
+      </w:r>
+      <w:r>
+        <w:rPr>
+          <w:rFonts w:ascii="Consolas" w:hAnsi="Consolas" w:eastAsia="宋体"/>
+          <w:b w:val="0"/>
+          <w:color w:val="A31D1D"/>
+          <w:sz w:val="20"/>
+        </w:rPr>
+        <w:t>directoryNickSort</w:t>
+      </w:r>
+      <w:r>
+        <w:rPr>
+          <w:rFonts w:ascii="Times New Roman" w:hAnsi="Times New Roman" w:eastAsia="宋体"/>
+          <w:b w:val="0"/>
+          <w:sz w:val="21"/>
+        </w:rPr>
+        <w:t>、</w:t>
+      </w:r>
+      <w:r>
+        <w:rPr>
+          <w:rFonts w:ascii="Consolas" w:hAnsi="Consolas" w:eastAsia="宋体"/>
+          <w:b w:val="0"/>
+          <w:color w:val="A31D1D"/>
+          <w:sz w:val="20"/>
+        </w:rPr>
+        <w:t>directoryRealSort</w:t>
+      </w:r>
+      <w:r>
+        <w:rPr>
+          <w:rFonts w:ascii="Times New Roman" w:hAnsi="Times New Roman" w:eastAsia="宋体"/>
+          <w:b w:val="0"/>
+          <w:sz w:val="21"/>
+        </w:rPr>
+        <w:t xml:space="preserve">。应用内注册和资料修改会同步维护；控制台直接修改账号资料后需同步回填，不能只改显示姓名。旧账号主键迁移必须覆盖所有集合引用，不要只改 </w:t>
+      </w:r>
+      <w:r>
+        <w:rPr>
+          <w:rFonts w:ascii="Consolas" w:hAnsi="Consolas" w:eastAsia="宋体"/>
+          <w:b w:val="0"/>
+          <w:color w:val="A31D1D"/>
+          <w:sz w:val="20"/>
+        </w:rPr>
+        <w:t>users._id</w:t>
+      </w:r>
+      <w:r>
+        <w:rPr>
+          <w:rFonts w:ascii="Times New Roman" w:hAnsi="Times New Roman" w:eastAsia="宋体"/>
+          <w:b w:val="0"/>
+          <w:sz w:val="21"/>
+        </w:rPr>
+        <w:t>。</w:t>
+      </w:r>
+    </w:p>
+    <w:p>
+      <w:pPr>
+        <w:spacing w:after="80" w:line="300" w:lineRule="auto"/>
+      </w:pPr>
+      <w:r>
+        <w:rPr>
+          <w:rFonts w:ascii="Times New Roman" w:hAnsi="Times New Roman" w:eastAsia="宋体"/>
+          <w:b w:val="0"/>
+          <w:sz w:val="21"/>
+        </w:rPr>
+        <w:t>本次仅完成本地实现、迁移工具及模拟验收；尚未对任何真实云数据库执行导入、删除或部署。</w:t>
+      </w:r>
     </w:p>
     <w:p>
       <w:pPr>

--- a/云开发控制台操作指南.docx
+++ b/云开发控制台操作指南.docx
@@ -18573,7 +18573,7 @@
                 <w:b w:val="0"/>
                 <w:sz w:val="19"/>
               </w:rPr>
-              <w:t>15</w:t>
+              <w:t>16</w:t>
             </w:r>
           </w:p>
         </w:tc>
@@ -18679,6 +18679,23 @@
                 <w:sz w:val="18"/>
               </w:rPr>
               <w:t>confirmExchangeRanking</w:t>
+            </w:r>
+            <w:r>
+              <w:rPr>
+                <w:rFonts w:ascii="Times New Roman" w:hAnsi="Times New Roman" w:eastAsia="宋体"/>
+                <w:b w:val="0"/>
+                <w:sz w:val="19"/>
+              </w:rPr>
+              <w:t>、</w:t>
+            </w:r>
+            <w:r>
+              <w:rPr>
+                <w:rFonts w:ascii="Consolas" w:hAnsi="Consolas" w:eastAsia="宋体"/>
+                <w:b w:val="0"/>
+                <w:color w:val="A31D1D"/>
+                <w:sz w:val="18"/>
+              </w:rPr>
+              <w:t>listExchangeRefereeCandidates</w:t>
             </w:r>
           </w:p>
         </w:tc>
@@ -20233,6 +20250,113 @@
           <w:sz w:val="21"/>
         </w:rPr>
         <w:t>本次仅完成本地实现、迁移工具及模拟验收；尚未对任何真实云数据库执行导入、删除或部署。</w:t>
+      </w:r>
+    </w:p>
+    <w:p>
+      <w:pPr>
+        <w:spacing w:before="200" w:after="120"/>
+      </w:pPr>
+      <w:r>
+        <w:rPr>
+          <w:rFonts w:ascii="Times New Roman" w:hAnsi="Times New Roman" w:eastAsia="微软雅黑"/>
+          <w:b/>
+          <w:color w:val="1F4E79"/>
+          <w:sz w:val="26"/>
+        </w:rPr>
+        <w:t>第九轮修复部署（2026-10-28）</w:t>
+      </w:r>
+    </w:p>
+    <w:p>
+      <w:pPr>
+        <w:spacing w:after="80" w:line="300" w:lineRule="auto"/>
+      </w:pPr>
+      <w:r>
+        <w:rPr>
+          <w:rFonts w:ascii="Times New Roman" w:hAnsi="Times New Roman" w:eastAsia="宋体"/>
+          <w:b w:val="0"/>
+          <w:sz w:val="21"/>
+        </w:rPr>
+        <w:t>按</w:t>
+      </w:r>
+      <w:r>
+        <w:rPr>
+          <w:rFonts w:ascii="Times New Roman" w:hAnsi="Times New Roman" w:eastAsia="宋体"/>
+          <w:b w:val="0"/>
+          <w:sz w:val="21"/>
+        </w:rPr>
+        <w:t>索引清单 §2.5</w:t>
+      </w:r>
+      <w:r>
+        <w:rPr>
+          <w:rFonts w:ascii="Times New Roman" w:hAnsi="Times New Roman" w:eastAsia="宋体"/>
+          <w:b w:val="0"/>
+          <w:sz w:val="21"/>
+        </w:rPr>
+        <w:t xml:space="preserve">新增 5 条索引并等到可用，再执行 </w:t>
+      </w:r>
+      <w:r>
+        <w:rPr>
+          <w:rFonts w:ascii="Consolas" w:hAnsi="Consolas" w:eastAsia="宋体"/>
+          <w:b w:val="0"/>
+          <w:color w:val="A31D1D"/>
+          <w:sz w:val="20"/>
+        </w:rPr>
+        <w:t>npm run sync:cloud</w:t>
+      </w:r>
+      <w:r>
+        <w:rPr>
+          <w:rFonts w:ascii="Times New Roman" w:hAnsi="Times New Roman" w:eastAsia="宋体"/>
+          <w:b w:val="0"/>
+          <w:sz w:val="21"/>
+        </w:rPr>
+        <w:t xml:space="preserve">，重新上传部署 </w:t>
+      </w:r>
+      <w:r>
+        <w:rPr>
+          <w:rFonts w:ascii="Consolas" w:hAnsi="Consolas" w:eastAsia="宋体"/>
+          <w:b w:val="0"/>
+          <w:color w:val="A31D1D"/>
+          <w:sz w:val="20"/>
+        </w:rPr>
+        <w:t>cloudfunctions/data</w:t>
+      </w:r>
+      <w:r>
+        <w:rPr>
+          <w:rFonts w:ascii="Times New Roman" w:hAnsi="Times New Roman" w:eastAsia="宋体"/>
+          <w:b w:val="0"/>
+          <w:sz w:val="21"/>
+        </w:rPr>
+        <w:t xml:space="preserve">，最后上传小程序。新增 </w:t>
+      </w:r>
+      <w:r>
+        <w:rPr>
+          <w:rFonts w:ascii="Consolas" w:hAnsi="Consolas" w:eastAsia="宋体"/>
+          <w:b w:val="0"/>
+          <w:color w:val="A31D1D"/>
+          <w:sz w:val="20"/>
+        </w:rPr>
+        <w:t>listExchangeRefereeCandidates</w:t>
+      </w:r>
+      <w:r>
+        <w:rPr>
+          <w:rFonts w:ascii="Times New Roman" w:hAnsi="Times New Roman" w:eastAsia="宋体"/>
+          <w:b w:val="0"/>
+          <w:sz w:val="21"/>
+        </w:rPr>
+        <w:t xml:space="preserve"> 为只读管理接口；详情不再附整校候选名册。裁判搜索复用已有账号目录字段，未完成上一批目录回填的环境须先补齐。</w:t>
+      </w:r>
+    </w:p>
+    <w:p>
+      <w:pPr>
+        <w:spacing w:after="80" w:line="300" w:lineRule="auto"/>
+      </w:pPr>
+      <w:r>
+        <w:rPr>
+          <w:rFonts w:ascii="Times New Roman" w:hAnsi="Times New Roman" w:eastAsia="宋体"/>
+          <w:b w:val="0"/>
+          <w:sz w:val="21"/>
+        </w:rPr>
+        <w:t>本批无新增集合、无自动回填或历史账本修正。个人赛事现限制单打 88 人、双打 176 人；历史超限名单需先调整。上线验收需覆盖并发确认与重抽、撤权后的在途计分、跨校裁判分页、足球时间窗查询及页签切走后停止轮询。本地事务桩结果不能替代真实云端与真机验收。</w:t>
       </w:r>
     </w:p>
     <w:p>

--- a/云开发控制台操作指南.docx
+++ b/云开发控制台操作指南.docx
@@ -179,15 +179,15 @@
                 <w:b/>
                 <w:sz w:val="19"/>
               </w:rPr>
-              <w:t>200</w:t>
-            </w:r>
-            <w:r>
-              <w:rPr>
-                <w:rFonts w:ascii="Times New Roman" w:hAnsi="Times New Roman" w:eastAsia="宋体"/>
-                <w:b w:val="0"/>
-                <w:sz w:val="19"/>
-              </w:rPr>
-              <w:t xml:space="preserve"> 个 action：身份 13 + 协会空间 119 + 跨校邀请赛 15 + 运动会 53）</w:t>
+              <w:t>201</w:t>
+            </w:r>
+            <w:r>
+              <w:rPr>
+                <w:rFonts w:ascii="Times New Roman" w:hAnsi="Times New Roman" w:eastAsia="宋体"/>
+                <w:b w:val="0"/>
+                <w:sz w:val="19"/>
+              </w:rPr>
+              <w:t xml:space="preserve"> 个 action：身份 13 + 协会空间 119 + 跨校邀请赛 16 + 运动会 53）</w:t>
             </w:r>
           </w:p>
         </w:tc>
@@ -1019,7 +1019,24 @@
           <w:b w:val="0"/>
           <w:sz w:val="21"/>
         </w:rPr>
-        <w:t>一个人可以同时是「匹克球的学院负责人」和「乒乓的普通会员」，也可以同时在两所学校有会籍。这不是四张平行表，而是五层：</w:t>
+        <w:t xml:space="preserve">一个人可以同时是「匹克球的学院负责人」和「乒乓的普通会员」，也可保留多校历史会籍；当前有效学校以账号的 </w:t>
+      </w:r>
+      <w:r>
+        <w:rPr>
+          <w:rFonts w:ascii="Consolas" w:hAnsi="Consolas" w:eastAsia="宋体"/>
+          <w:b w:val="0"/>
+          <w:color w:val="A31D1D"/>
+          <w:sz w:val="20"/>
+        </w:rPr>
+        <w:t>primarySchoolId</w:t>
+      </w:r>
+      <w:r>
+        <w:rPr>
+          <w:rFonts w:ascii="Times New Roman" w:hAnsi="Times New Roman" w:eastAsia="宋体"/>
+          <w:b w:val="0"/>
+          <w:sz w:val="21"/>
+        </w:rPr>
+        <w:t xml:space="preserve"> 为准。身份分为五层：</w:t>
       </w:r>
     </w:p>
     <w:tbl>
@@ -12638,37 +12655,46 @@
             <w:r/>
             <w:r>
               <w:rPr>
-                <w:rFonts w:ascii="Times New Roman" w:hAnsi="Times New Roman" w:eastAsia="宋体"/>
-                <w:b w:val="0"/>
-                <w:sz w:val="19"/>
-              </w:rPr>
-              <w:t xml:space="preserve">插 </w:t>
-            </w:r>
-            <w:r>
-              <w:rPr>
-                <w:rFonts w:ascii="Consolas" w:hAnsi="Consolas" w:eastAsia="宋体"/>
-                <w:b w:val="0"/>
-                <w:color w:val="A31D1D"/>
-                <w:sz w:val="18"/>
-              </w:rPr>
-              <w:t>role='schoolAdmin'</w:t>
-            </w:r>
-            <w:r>
-              <w:rPr>
-                <w:rFonts w:ascii="Times New Roman" w:hAnsi="Times New Roman" w:eastAsia="宋体"/>
-                <w:b w:val="0"/>
-                <w:sz w:val="19"/>
-              </w:rPr>
-              <w:t xml:space="preserve">，并确保 </w:t>
-            </w:r>
-            <w:r>
-              <w:rPr>
-                <w:rFonts w:ascii="Consolas" w:hAnsi="Consolas" w:eastAsia="宋体"/>
-                <w:b w:val="0"/>
-                <w:color w:val="A31D1D"/>
-                <w:sz w:val="18"/>
-              </w:rPr>
-              <w:t>school_members.status=1</w:t>
+                <w:rFonts w:ascii="Consolas" w:hAnsi="Consolas" w:eastAsia="宋体"/>
+                <w:b w:val="0"/>
+                <w:color w:val="A31D1D"/>
+                <w:sz w:val="18"/>
+              </w:rPr>
+              <w:t>role='admin'</w:t>
+            </w:r>
+            <w:r>
+              <w:rPr>
+                <w:rFonts w:ascii="Times New Roman" w:hAnsi="Times New Roman" w:eastAsia="宋体"/>
+                <w:b w:val="0"/>
+                <w:sz w:val="19"/>
+              </w:rPr>
+              <w:t>、</w:t>
+            </w:r>
+            <w:r>
+              <w:rPr>
+                <w:rFonts w:ascii="Consolas" w:hAnsi="Consolas" w:eastAsia="宋体"/>
+                <w:b w:val="0"/>
+                <w:color w:val="A31D1D"/>
+                <w:sz w:val="18"/>
+              </w:rPr>
+              <w:t>status='active'</w:t>
+            </w:r>
+            <w:r>
+              <w:rPr>
+                <w:rFonts w:ascii="Times New Roman" w:hAnsi="Times New Roman" w:eastAsia="宋体"/>
+                <w:b w:val="0"/>
+                <w:sz w:val="19"/>
+              </w:rPr>
+              <w:t xml:space="preserve">，并确保本校会籍 </w:t>
+            </w:r>
+            <w:r>
+              <w:rPr>
+                <w:rFonts w:ascii="Consolas" w:hAnsi="Consolas" w:eastAsia="宋体"/>
+                <w:b w:val="0"/>
+                <w:color w:val="A31D1D"/>
+                <w:sz w:val="18"/>
+              </w:rPr>
+              <w:t>status='active'</w:t>
             </w:r>
           </w:p>
         </w:tc>
@@ -12810,14 +12836,6 @@
             <w:r/>
             <w:r>
               <w:rPr>
-                <w:rFonts w:ascii="Times New Roman" w:hAnsi="Times New Roman" w:eastAsia="宋体"/>
-                <w:b w:val="0"/>
-                <w:sz w:val="19"/>
-              </w:rPr>
-              <w:t xml:space="preserve">插 </w:t>
-            </w:r>
-            <w:r>
-              <w:rPr>
                 <w:rFonts w:ascii="Consolas" w:hAnsi="Consolas" w:eastAsia="宋体"/>
                 <w:b w:val="0"/>
                 <w:color w:val="A31D1D"/>
@@ -12831,24 +12849,58 @@
                 <w:b w:val="0"/>
                 <w:sz w:val="19"/>
               </w:rPr>
-              <w:t xml:space="preserve">；另需 </w:t>
-            </w:r>
-            <w:r>
-              <w:rPr>
-                <w:rFonts w:ascii="Consolas" w:hAnsi="Consolas" w:eastAsia="宋体"/>
-                <w:b w:val="0"/>
-                <w:color w:val="A31D1D"/>
-                <w:sz w:val="18"/>
-              </w:rPr>
-              <w:t>school_members.college</w:t>
-            </w:r>
-            <w:r>
-              <w:rPr>
-                <w:rFonts w:ascii="Times New Roman" w:hAnsi="Times New Roman" w:eastAsia="宋体"/>
-                <w:b w:val="0"/>
-                <w:sz w:val="19"/>
-              </w:rPr>
-              <w:t xml:space="preserve"> 是学院全名</w:t>
+              <w:t>、</w:t>
+            </w:r>
+            <w:r>
+              <w:rPr>
+                <w:rFonts w:ascii="Consolas" w:hAnsi="Consolas" w:eastAsia="宋体"/>
+                <w:b w:val="0"/>
+                <w:color w:val="A31D1D"/>
+                <w:sz w:val="18"/>
+              </w:rPr>
+              <w:t>status='active'</w:t>
+            </w:r>
+            <w:r>
+              <w:rPr>
+                <w:rFonts w:ascii="Times New Roman" w:hAnsi="Times New Roman" w:eastAsia="宋体"/>
+                <w:b w:val="0"/>
+                <w:sz w:val="19"/>
+              </w:rPr>
+              <w:t>，</w:t>
+            </w:r>
+            <w:r>
+              <w:rPr>
+                <w:rFonts w:ascii="Consolas" w:hAnsi="Consolas" w:eastAsia="宋体"/>
+                <w:b w:val="0"/>
+                <w:color w:val="A31D1D"/>
+                <w:sz w:val="18"/>
+              </w:rPr>
+              <w:t>collegeId</w:t>
+            </w:r>
+            <w:r>
+              <w:rPr>
+                <w:rFonts w:ascii="Times New Roman" w:hAnsi="Times New Roman" w:eastAsia="宋体"/>
+                <w:b w:val="0"/>
+                <w:sz w:val="19"/>
+              </w:rPr>
+              <w:t xml:space="preserve"> 填授权管理学院编号；学籍 </w:t>
+            </w:r>
+            <w:r>
+              <w:rPr>
+                <w:rFonts w:ascii="Consolas" w:hAnsi="Consolas" w:eastAsia="宋体"/>
+                <w:b w:val="0"/>
+                <w:color w:val="A31D1D"/>
+                <w:sz w:val="18"/>
+              </w:rPr>
+              <w:t>school_members.collegeId</w:t>
+            </w:r>
+            <w:r>
+              <w:rPr>
+                <w:rFonts w:ascii="Times New Roman" w:hAnsi="Times New Roman" w:eastAsia="宋体"/>
+                <w:b w:val="0"/>
+                <w:sz w:val="19"/>
+              </w:rPr>
+              <w:t xml:space="preserve"> 不变</w:t>
             </w:r>
           </w:p>
         </w:tc>
@@ -12907,41 +12959,7 @@
                 <w:b w:val="0"/>
                 <w:sz w:val="19"/>
               </w:rPr>
-              <w:t xml:space="preserve">删 </w:t>
-            </w:r>
-            <w:r>
-              <w:rPr>
-                <w:rFonts w:ascii="Consolas" w:hAnsi="Consolas" w:eastAsia="宋体"/>
-                <w:b w:val="0"/>
-                <w:color w:val="A31D1D"/>
-                <w:sz w:val="18"/>
-              </w:rPr>
-              <w:t>memberships</w:t>
-            </w:r>
-            <w:r>
-              <w:rPr>
-                <w:rFonts w:ascii="Times New Roman" w:hAnsi="Times New Roman" w:eastAsia="宋体"/>
-                <w:b w:val="0"/>
-                <w:sz w:val="19"/>
-              </w:rPr>
-              <w:t xml:space="preserve"> 行 / 删 </w:t>
-            </w:r>
-            <w:r>
-              <w:rPr>
-                <w:rFonts w:ascii="Consolas" w:hAnsi="Consolas" w:eastAsia="宋体"/>
-                <w:b w:val="0"/>
-                <w:color w:val="A31D1D"/>
-                <w:sz w:val="18"/>
-              </w:rPr>
-              <w:t>school_roles</w:t>
-            </w:r>
-            <w:r>
-              <w:rPr>
-                <w:rFonts w:ascii="Times New Roman" w:hAnsi="Times New Roman" w:eastAsia="宋体"/>
-                <w:b w:val="0"/>
-                <w:sz w:val="19"/>
-              </w:rPr>
-              <w:t xml:space="preserve"> 行</w:t>
+              <w:t>使用小程序取消权限，保留撤权记录；不要删除会籍</w:t>
             </w:r>
           </w:p>
         </w:tc>
@@ -12962,23 +12980,7 @@
           <w:b w:val="0"/>
           <w:sz w:val="21"/>
         </w:rPr>
-        <w:t>小程序里也有入口：他人主页上的「任免学院负责人」「任免协会负责人」，效果与控制台一致，且</w:t>
-      </w:r>
-      <w:r>
-        <w:rPr>
-          <w:rFonts w:ascii="Times New Roman" w:hAnsi="Times New Roman" w:eastAsia="宋体"/>
-          <w:b/>
-          <w:sz w:val="21"/>
-        </w:rPr>
-        <w:t>协会负责人只能由校级管理员任免</w:t>
-      </w:r>
-      <w:r>
-        <w:rPr>
-          <w:rFonts w:ascii="Times New Roman" w:hAnsi="Times New Roman" w:eastAsia="宋体"/>
-          <w:b w:val="0"/>
-          <w:sz w:val="21"/>
-        </w:rPr>
-        <w:t>（防止自己人提自己人）。</w:t>
+        <w:t>优先使用「我的 → 学校身份 → 成员 → 指定权限」。设学院负责人时单独选择管理学院；页面区分学籍与管理学院。可指定的档位由服务端返回，协会负责人由校级及以上管理员任免。</w:t>
       </w:r>
     </w:p>
     <w:p>
@@ -16395,20 +16397,11 @@
             <w:r/>
             <w:r>
               <w:rPr>
-                <w:rFonts w:ascii="Consolas" w:hAnsi="Consolas" w:eastAsia="宋体"/>
-                <w:b w:val="0"/>
-                <w:color w:val="A31D1D"/>
-                <w:sz w:val="18"/>
-              </w:rPr>
-              <w:t>school_members.college</w:t>
-            </w:r>
-            <w:r>
-              <w:rPr>
-                <w:rFonts w:ascii="Times New Roman" w:hAnsi="Times New Roman" w:eastAsia="宋体"/>
-                <w:b w:val="0"/>
-                <w:sz w:val="19"/>
-              </w:rPr>
-              <w:t xml:space="preserve"> 不是学院全名</w:t>
+                <w:rFonts w:ascii="Times New Roman" w:hAnsi="Times New Roman" w:eastAsia="宋体"/>
+                <w:b w:val="0"/>
+                <w:sz w:val="19"/>
+              </w:rPr>
+              <w:t>管理授权失效、目标学院不在授权范围，或赛事已锁定</w:t>
             </w:r>
           </w:p>
         </w:tc>
@@ -16427,7 +16420,41 @@
                 <w:b w:val="0"/>
                 <w:sz w:val="19"/>
               </w:rPr>
-              <w:t>改成 26 所之一</w:t>
+              <w:t xml:space="preserve">核对 </w:t>
+            </w:r>
+            <w:r>
+              <w:rPr>
+                <w:rFonts w:ascii="Consolas" w:hAnsi="Consolas" w:eastAsia="宋体"/>
+                <w:b w:val="0"/>
+                <w:color w:val="A31D1D"/>
+                <w:sz w:val="18"/>
+              </w:rPr>
+              <w:t>memberships</w:t>
+            </w:r>
+            <w:r>
+              <w:rPr>
+                <w:rFonts w:ascii="Times New Roman" w:hAnsi="Times New Roman" w:eastAsia="宋体"/>
+                <w:b w:val="0"/>
+                <w:sz w:val="19"/>
+              </w:rPr>
+              <w:t xml:space="preserve"> 的角色、状态和管理 </w:t>
+            </w:r>
+            <w:r>
+              <w:rPr>
+                <w:rFonts w:ascii="Consolas" w:hAnsi="Consolas" w:eastAsia="宋体"/>
+                <w:b w:val="0"/>
+                <w:color w:val="A31D1D"/>
+                <w:sz w:val="18"/>
+              </w:rPr>
+              <w:t>collegeId</w:t>
+            </w:r>
+            <w:r>
+              <w:rPr>
+                <w:rFonts w:ascii="Times New Roman" w:hAnsi="Times New Roman" w:eastAsia="宋体"/>
+                <w:b w:val="0"/>
+                <w:sz w:val="19"/>
+              </w:rPr>
+              <w:t>；从名单页授权范围选择学院</w:t>
             </w:r>
           </w:p>
         </w:tc>
@@ -19058,12 +19085,11 @@
             <w:r/>
             <w:r>
               <w:rPr>
-                <w:rFonts w:ascii="Consolas" w:hAnsi="Consolas" w:eastAsia="宋体"/>
-                <w:b w:val="0"/>
-                <w:color w:val="A31D1D"/>
-                <w:sz w:val="18"/>
-              </w:rPr>
-              <w:t>school_members</w:t>
+                <w:rFonts w:ascii="Times New Roman" w:hAnsi="Times New Roman" w:eastAsia="宋体"/>
+                <w:b w:val="0"/>
+                <w:sz w:val="19"/>
+              </w:rPr>
+              <w:t>小程序会员审核</w:t>
             </w:r>
           </w:p>
         </w:tc>
@@ -19078,20 +19104,11 @@
             <w:r/>
             <w:r>
               <w:rPr>
-                <w:rFonts w:ascii="Consolas" w:hAnsi="Consolas" w:eastAsia="宋体"/>
-                <w:b w:val="0"/>
-                <w:color w:val="A31D1D"/>
-                <w:sz w:val="18"/>
-              </w:rPr>
-              <w:t>status</w:t>
-            </w:r>
-            <w:r>
-              <w:rPr>
-                <w:rFonts w:ascii="Times New Roman" w:hAnsi="Times New Roman" w:eastAsia="宋体"/>
-                <w:b w:val="0"/>
-                <w:sz w:val="19"/>
-              </w:rPr>
-              <w:t xml:space="preserve"> → 1</w:t>
+                <w:rFonts w:ascii="Times New Roman" w:hAnsi="Times New Roman" w:eastAsia="宋体"/>
+                <w:b w:val="0"/>
+                <w:sz w:val="19"/>
+              </w:rPr>
+              <w:t>普通申请走入会审批；转校申请走转校审批，不能只改单侧状态</w:t>
             </w:r>
           </w:p>
         </w:tc>
@@ -19127,12 +19144,11 @@
             <w:r/>
             <w:r>
               <w:rPr>
-                <w:rFonts w:ascii="Consolas" w:hAnsi="Consolas" w:eastAsia="宋体"/>
-                <w:b w:val="0"/>
-                <w:color w:val="A31D1D"/>
-                <w:sz w:val="18"/>
-              </w:rPr>
-              <w:t>school_members</w:t>
+                <w:rFonts w:ascii="Times New Roman" w:hAnsi="Times New Roman" w:eastAsia="宋体"/>
+                <w:b w:val="0"/>
+                <w:sz w:val="19"/>
+              </w:rPr>
+              <w:t>小程序会员审核</w:t>
             </w:r>
           </w:p>
         </w:tc>
@@ -19147,29 +19163,11 @@
             <w:r/>
             <w:r>
               <w:rPr>
-                <w:rFonts w:ascii="Consolas" w:hAnsi="Consolas" w:eastAsia="宋体"/>
-                <w:b w:val="0"/>
-                <w:color w:val="A31D1D"/>
-                <w:sz w:val="18"/>
-              </w:rPr>
-              <w:t>status</w:t>
-            </w:r>
-            <w:r>
-              <w:rPr>
-                <w:rFonts w:ascii="Times New Roman" w:hAnsi="Times New Roman" w:eastAsia="宋体"/>
-                <w:b w:val="0"/>
-                <w:sz w:val="19"/>
-              </w:rPr>
-              <w:t xml:space="preserve"> → 2，加 </w:t>
-            </w:r>
-            <w:r>
-              <w:rPr>
-                <w:rFonts w:ascii="Consolas" w:hAnsi="Consolas" w:eastAsia="宋体"/>
-                <w:b w:val="0"/>
-                <w:color w:val="A31D1D"/>
-                <w:sz w:val="18"/>
-              </w:rPr>
-              <w:t>reason</w:t>
+                <w:rFonts w:ascii="Times New Roman" w:hAnsi="Times New Roman" w:eastAsia="宋体"/>
+                <w:b w:val="0"/>
+                <w:sz w:val="19"/>
+              </w:rPr>
+              <w:t>填写理由后提交，转校驳回保留原校身份</w:t>
             </w:r>
           </w:p>
         </w:tc>
@@ -19242,37 +19240,37 @@
             <w:r/>
             <w:r>
               <w:rPr>
-                <w:rFonts w:ascii="Times New Roman" w:hAnsi="Times New Roman" w:eastAsia="宋体"/>
-                <w:b w:val="0"/>
-                <w:sz w:val="19"/>
-              </w:rPr>
-              <w:t xml:space="preserve">插 </w:t>
-            </w:r>
-            <w:r>
-              <w:rPr>
-                <w:rFonts w:ascii="Consolas" w:hAnsi="Consolas" w:eastAsia="宋体"/>
-                <w:b w:val="0"/>
-                <w:color w:val="A31D1D"/>
-                <w:sz w:val="18"/>
-              </w:rPr>
-              <w:t>schoolAdmin</w:t>
-            </w:r>
-            <w:r>
-              <w:rPr>
-                <w:rFonts w:ascii="Times New Roman" w:hAnsi="Times New Roman" w:eastAsia="宋体"/>
-                <w:b w:val="0"/>
-                <w:sz w:val="19"/>
-              </w:rPr>
-              <w:t xml:space="preserve"> 行；</w:t>
-            </w:r>
-            <w:r>
-              <w:rPr>
-                <w:rFonts w:ascii="Consolas" w:hAnsi="Consolas" w:eastAsia="宋体"/>
-                <w:b w:val="0"/>
-                <w:color w:val="A31D1D"/>
-                <w:sz w:val="18"/>
-              </w:rPr>
-              <w:t>status=1</w:t>
+                <w:rFonts w:ascii="Consolas" w:hAnsi="Consolas" w:eastAsia="宋体"/>
+                <w:b w:val="0"/>
+                <w:color w:val="A31D1D"/>
+                <w:sz w:val="18"/>
+              </w:rPr>
+              <w:t>role='admin'</w:t>
+            </w:r>
+            <w:r>
+              <w:rPr>
+                <w:rFonts w:ascii="Times New Roman" w:hAnsi="Times New Roman" w:eastAsia="宋体"/>
+                <w:b w:val="0"/>
+                <w:sz w:val="19"/>
+              </w:rPr>
+              <w:t>、</w:t>
+            </w:r>
+            <w:r>
+              <w:rPr>
+                <w:rFonts w:ascii="Consolas" w:hAnsi="Consolas" w:eastAsia="宋体"/>
+                <w:b w:val="0"/>
+                <w:color w:val="A31D1D"/>
+                <w:sz w:val="18"/>
+              </w:rPr>
+              <w:t>status='active'</w:t>
+            </w:r>
+            <w:r>
+              <w:rPr>
+                <w:rFonts w:ascii="Times New Roman" w:hAnsi="Times New Roman" w:eastAsia="宋体"/>
+                <w:b w:val="0"/>
+                <w:sz w:val="19"/>
+              </w:rPr>
+              <w:t>；本校会籍有效</w:t>
             </w:r>
           </w:p>
         </w:tc>
@@ -19384,23 +19382,6 @@
               </w:rPr>
               <w:t>memberships</w:t>
             </w:r>
-            <w:r>
-              <w:rPr>
-                <w:rFonts w:ascii="Times New Roman" w:hAnsi="Times New Roman" w:eastAsia="宋体"/>
-                <w:b w:val="0"/>
-                <w:sz w:val="19"/>
-              </w:rPr>
-              <w:t xml:space="preserve"> + </w:t>
-            </w:r>
-            <w:r>
-              <w:rPr>
-                <w:rFonts w:ascii="Consolas" w:hAnsi="Consolas" w:eastAsia="宋体"/>
-                <w:b w:val="0"/>
-                <w:color w:val="A31D1D"/>
-                <w:sz w:val="18"/>
-              </w:rPr>
-              <w:t>school_members</w:t>
-            </w:r>
           </w:p>
         </w:tc>
         <w:tc>
@@ -19414,14 +19395,6 @@
             <w:r/>
             <w:r>
               <w:rPr>
-                <w:rFonts w:ascii="Times New Roman" w:hAnsi="Times New Roman" w:eastAsia="宋体"/>
-                <w:b w:val="0"/>
-                <w:sz w:val="19"/>
-              </w:rPr>
-              <w:t xml:space="preserve">插 </w:t>
-            </w:r>
-            <w:r>
-              <w:rPr>
                 <w:rFonts w:ascii="Consolas" w:hAnsi="Consolas" w:eastAsia="宋体"/>
                 <w:b w:val="0"/>
                 <w:color w:val="A31D1D"/>
@@ -19435,24 +19408,41 @@
                 <w:b w:val="0"/>
                 <w:sz w:val="19"/>
               </w:rPr>
-              <w:t>；</w:t>
-            </w:r>
-            <w:r>
-              <w:rPr>
-                <w:rFonts w:ascii="Consolas" w:hAnsi="Consolas" w:eastAsia="宋体"/>
-                <w:b w:val="0"/>
-                <w:color w:val="A31D1D"/>
-                <w:sz w:val="18"/>
-              </w:rPr>
-              <w:t>college</w:t>
-            </w:r>
-            <w:r>
-              <w:rPr>
-                <w:rFonts w:ascii="Times New Roman" w:hAnsi="Times New Roman" w:eastAsia="宋体"/>
-                <w:b w:val="0"/>
-                <w:sz w:val="19"/>
-              </w:rPr>
-              <w:t xml:space="preserve"> 填全名</w:t>
+              <w:t>、</w:t>
+            </w:r>
+            <w:r>
+              <w:rPr>
+                <w:rFonts w:ascii="Consolas" w:hAnsi="Consolas" w:eastAsia="宋体"/>
+                <w:b w:val="0"/>
+                <w:color w:val="A31D1D"/>
+                <w:sz w:val="18"/>
+              </w:rPr>
+              <w:t>status='active'</w:t>
+            </w:r>
+            <w:r>
+              <w:rPr>
+                <w:rFonts w:ascii="Times New Roman" w:hAnsi="Times New Roman" w:eastAsia="宋体"/>
+                <w:b w:val="0"/>
+                <w:sz w:val="19"/>
+              </w:rPr>
+              <w:t xml:space="preserve">、管理 </w:t>
+            </w:r>
+            <w:r>
+              <w:rPr>
+                <w:rFonts w:ascii="Consolas" w:hAnsi="Consolas" w:eastAsia="宋体"/>
+                <w:b w:val="0"/>
+                <w:color w:val="A31D1D"/>
+                <w:sz w:val="18"/>
+              </w:rPr>
+              <w:t>collegeId</w:t>
+            </w:r>
+            <w:r>
+              <w:rPr>
+                <w:rFonts w:ascii="Times New Roman" w:hAnsi="Times New Roman" w:eastAsia="宋体"/>
+                <w:b w:val="0"/>
+                <w:sz w:val="19"/>
+              </w:rPr>
+              <w:t>；学籍学院不变</w:t>
             </w:r>
           </w:p>
         </w:tc>
@@ -20357,6 +20347,163 @@
           <w:sz w:val="21"/>
         </w:rPr>
         <w:t>本批无新增集合、无自动回填或历史账本修正。个人赛事现限制单打 88 人、双打 176 人；历史超限名单需先调整。上线验收需覆盖并发确认与重抽、撤权后的在途计分、跨校裁判分页、足球时间窗查询及页签切走后停止轮询。本地事务桩结果不能替代真实云端与真机验收。</w:t>
+      </w:r>
+    </w:p>
+    <w:p>
+      <w:pPr>
+        <w:spacing w:before="200" w:after="120"/>
+      </w:pPr>
+      <w:r>
+        <w:rPr>
+          <w:rFonts w:ascii="Times New Roman" w:hAnsi="Times New Roman" w:eastAsia="微软雅黑"/>
+          <w:b/>
+          <w:color w:val="1F4E79"/>
+          <w:sz w:val="26"/>
+        </w:rPr>
+        <w:t>第十轮界面契约修复部署（2026-10-28）</w:t>
+      </w:r>
+    </w:p>
+    <w:p>
+      <w:pPr>
+        <w:spacing w:after="80" w:line="300" w:lineRule="auto"/>
+      </w:pPr>
+      <w:r>
+        <w:rPr>
+          <w:rFonts w:ascii="Times New Roman" w:hAnsi="Times New Roman" w:eastAsia="宋体"/>
+          <w:b w:val="0"/>
+          <w:sz w:val="21"/>
+        </w:rPr>
+        <w:t>按</w:t>
+      </w:r>
+      <w:r>
+        <w:rPr>
+          <w:rFonts w:ascii="Times New Roman" w:hAnsi="Times New Roman" w:eastAsia="宋体"/>
+          <w:b w:val="0"/>
+          <w:sz w:val="21"/>
+        </w:rPr>
+        <w:t>索引清单 §2.6</w:t>
+      </w:r>
+      <w:r>
+        <w:rPr>
+          <w:rFonts w:ascii="Times New Roman" w:hAnsi="Times New Roman" w:eastAsia="宋体"/>
+          <w:b w:val="0"/>
+          <w:sz w:val="21"/>
+        </w:rPr>
+        <w:t xml:space="preserve">新增 5 条组合索引并等待可用，再 </w:t>
+      </w:r>
+      <w:r>
+        <w:rPr>
+          <w:rFonts w:ascii="Consolas" w:hAnsi="Consolas" w:eastAsia="宋体"/>
+          <w:b w:val="0"/>
+          <w:color w:val="A31D1D"/>
+          <w:sz w:val="20"/>
+        </w:rPr>
+        <w:t>npm run sync:cloud</w:t>
+      </w:r>
+      <w:r>
+        <w:rPr>
+          <w:rFonts w:ascii="Times New Roman" w:hAnsi="Times New Roman" w:eastAsia="宋体"/>
+          <w:b w:val="0"/>
+          <w:sz w:val="21"/>
+        </w:rPr>
+        <w:t xml:space="preserve">、重新部署 </w:t>
+      </w:r>
+      <w:r>
+        <w:rPr>
+          <w:rFonts w:ascii="Consolas" w:hAnsi="Consolas" w:eastAsia="宋体"/>
+          <w:b w:val="0"/>
+          <w:color w:val="A31D1D"/>
+          <w:sz w:val="20"/>
+        </w:rPr>
+        <w:t>data</w:t>
+      </w:r>
+      <w:r>
+        <w:rPr>
+          <w:rFonts w:ascii="Times New Roman" w:hAnsi="Times New Roman" w:eastAsia="宋体"/>
+          <w:b w:val="0"/>
+          <w:sz w:val="21"/>
+        </w:rPr>
+        <w:t xml:space="preserve">、上传小程序。共享镜像共 93 个文件；新增两个共享模块，未增加 action、集合或回填。公告分页仍调用 </w:t>
+      </w:r>
+      <w:r>
+        <w:rPr>
+          <w:rFonts w:ascii="Consolas" w:hAnsi="Consolas" w:eastAsia="宋体"/>
+          <w:b w:val="0"/>
+          <w:color w:val="A31D1D"/>
+          <w:sz w:val="20"/>
+        </w:rPr>
+        <w:t>listSchoolAnnouncements</w:t>
+      </w:r>
+      <w:r>
+        <w:rPr>
+          <w:rFonts w:ascii="Times New Roman" w:hAnsi="Times New Roman" w:eastAsia="宋体"/>
+          <w:b w:val="0"/>
+          <w:sz w:val="21"/>
+        </w:rPr>
+        <w:t xml:space="preserve">，团队首页摘要仍调用 </w:t>
+      </w:r>
+      <w:r>
+        <w:rPr>
+          <w:rFonts w:ascii="Consolas" w:hAnsi="Consolas" w:eastAsia="宋体"/>
+          <w:b w:val="0"/>
+          <w:color w:val="A31D1D"/>
+          <w:sz w:val="20"/>
+        </w:rPr>
+        <w:t>listTeamEvents</w:t>
+      </w:r>
+      <w:r>
+        <w:rPr>
+          <w:rFonts w:ascii="Times New Roman" w:hAnsi="Times New Roman" w:eastAsia="宋体"/>
+          <w:b w:val="0"/>
+          <w:sz w:val="21"/>
+        </w:rPr>
+        <w:t>（</w:t>
+      </w:r>
+      <w:r>
+        <w:rPr>
+          <w:rFonts w:ascii="Consolas" w:hAnsi="Consolas" w:eastAsia="宋体"/>
+          <w:b w:val="0"/>
+          <w:color w:val="A31D1D"/>
+          <w:sz w:val="20"/>
+        </w:rPr>
+        <w:t>home:true</w:t>
+      </w:r>
+      <w:r>
+        <w:rPr>
+          <w:rFonts w:ascii="Times New Roman" w:hAnsi="Times New Roman" w:eastAsia="宋体"/>
+          <w:b w:val="0"/>
+          <w:sz w:val="21"/>
+        </w:rPr>
+        <w:t>）。</w:t>
+      </w:r>
+    </w:p>
+    <w:p>
+      <w:pPr>
+        <w:spacing w:after="80" w:line="300" w:lineRule="auto"/>
+      </w:pPr>
+      <w:r>
+        <w:rPr>
+          <w:rFonts w:ascii="Times New Roman" w:hAnsi="Times New Roman" w:eastAsia="宋体"/>
+          <w:b w:val="0"/>
+          <w:sz w:val="21"/>
+        </w:rPr>
+        <w:t>上线核对：超过 20 条公告可持续翻页、普通会员不能读下架内容、管理台账撤权后关闭；足球和篮球近期赛事进入团队详情；三校以上目录可选 2–8 校及独立配额；学籍 A 院、管理 B 院的人可提交 B 院名单；快速切换运动会筛选后旧数据和权限不回写。具体证据见</w:t>
+      </w:r>
+      <w:r>
+        <w:rPr>
+          <w:rFonts w:ascii="Times New Roman" w:hAnsi="Times New Roman" w:eastAsia="宋体"/>
+          <w:b w:val="0"/>
+          <w:sz w:val="21"/>
+        </w:rPr>
+        <w:t>第十轮验收</w:t>
+      </w:r>
+      <w:r>
+        <w:rPr>
+          <w:rFonts w:ascii="Times New Roman" w:hAnsi="Times New Roman" w:eastAsia="宋体"/>
+          <w:b w:val="0"/>
+          <w:sz w:val="21"/>
+        </w:rPr>
+        <w:t>。本地已完成自动回归，真实云端查询计划与真机布局尚待验证。</w:t>
       </w:r>
     </w:p>
     <w:p>

--- a/云开发控制台操作指南.docx
+++ b/云开发控制台操作指南.docx
@@ -20423,7 +20423,7 @@
           <w:b w:val="0"/>
           <w:sz w:val="21"/>
         </w:rPr>
-        <w:t xml:space="preserve">、上传小程序。共享镜像共 93 个文件；新增两个共享模块，未增加 action、集合或回填。公告分页仍调用 </w:t>
+        <w:t xml:space="preserve">、上传小程序。当前共享镜像共 94 个文件；第十轮新增两个共享模块，本轮新增界面纯整形模块，未增加 action、集合或回填。公告分页仍调用 </w:t>
       </w:r>
       <w:r>
         <w:rPr>
@@ -20475,6 +20475,114 @@
           <w:sz w:val="21"/>
         </w:rPr>
         <w:t>）。</w:t>
+      </w:r>
+    </w:p>
+    <w:p>
+      <w:pPr>
+        <w:spacing w:before="200" w:after="120"/>
+      </w:pPr>
+      <w:r>
+        <w:rPr>
+          <w:rFonts w:ascii="Times New Roman" w:hAnsi="Times New Roman" w:eastAsia="微软雅黑"/>
+          <w:b/>
+          <w:color w:val="1F4E79"/>
+          <w:sz w:val="26"/>
+        </w:rPr>
+        <w:t>F01 至 F17 界面批次的发布要求</w:t>
+      </w:r>
+    </w:p>
+    <w:p>
+      <w:pPr>
+        <w:spacing w:after="80" w:line="300" w:lineRule="auto"/>
+      </w:pPr>
+      <w:r>
+        <w:rPr>
+          <w:rFonts w:ascii="Times New Roman" w:hAnsi="Times New Roman" w:eastAsia="宋体"/>
+          <w:b w:val="0"/>
+          <w:sz w:val="21"/>
+        </w:rPr>
+        <w:t xml:space="preserve">本轮按用户要求不提交、不部署，代码和辅助预览用于先看效果。学院选人新增 </w:t>
+      </w:r>
+      <w:r>
+        <w:rPr>
+          <w:rFonts w:ascii="Consolas" w:hAnsi="Consolas" w:eastAsia="宋体"/>
+          <w:b w:val="0"/>
+          <w:color w:val="A31D1D"/>
+          <w:sz w:val="20"/>
+        </w:rPr>
+        <w:t>listSchoolMembers</w:t>
+      </w:r>
+      <w:r>
+        <w:rPr>
+          <w:rFonts w:ascii="Times New Roman" w:hAnsi="Times New Roman" w:eastAsia="宋体"/>
+          <w:b w:val="0"/>
+          <w:sz w:val="21"/>
+        </w:rPr>
+        <w:t xml:space="preserve"> 的可选分页模式 </w:t>
+      </w:r>
+      <w:r>
+        <w:rPr>
+          <w:rFonts w:ascii="Consolas" w:hAnsi="Consolas" w:eastAsia="宋体"/>
+          <w:b w:val="0"/>
+          <w:color w:val="A31D1D"/>
+          <w:sz w:val="20"/>
+        </w:rPr>
+        <w:t>page:true</w:t>
+      </w:r>
+      <w:r>
+        <w:rPr>
+          <w:rFonts w:ascii="Times New Roman" w:hAnsi="Times New Roman" w:eastAsia="宋体"/>
+          <w:b w:val="0"/>
+          <w:sz w:val="21"/>
+        </w:rPr>
+        <w:t xml:space="preserve">，支持 </w:t>
+      </w:r>
+      <w:r>
+        <w:rPr>
+          <w:rFonts w:ascii="Consolas" w:hAnsi="Consolas" w:eastAsia="宋体"/>
+          <w:b w:val="0"/>
+          <w:color w:val="A31D1D"/>
+          <w:sz w:val="20"/>
+        </w:rPr>
+        <w:t>collegeId/keyword/cursor/limit</w:t>
+      </w:r>
+      <w:r>
+        <w:rPr>
+          <w:rFonts w:ascii="Times New Roman" w:hAnsi="Times New Roman" w:eastAsia="宋体"/>
+          <w:b w:val="0"/>
+          <w:sz w:val="21"/>
+        </w:rPr>
+        <w:t>，默认 20、上限 50；默认平铺模式兼容旧页面。分页继续使用学校范围名录权限，字段不含学号、手机号或 OpenID。</w:t>
+      </w:r>
+    </w:p>
+    <w:p>
+      <w:pPr>
+        <w:spacing w:after="80" w:line="300" w:lineRule="auto"/>
+      </w:pPr>
+      <w:r>
+        <w:rPr>
+          <w:rFonts w:ascii="Times New Roman" w:hAnsi="Times New Roman" w:eastAsia="宋体"/>
+          <w:b w:val="0"/>
+          <w:sz w:val="21"/>
+        </w:rPr>
+        <w:t xml:space="preserve">云端聚合先按学校、active 状态与目标学院筛选，再关联有效账号和进行搜索分页，复用既有目录索引及 §2.5 的学院索引。本批没有新增索引或回填。用户同意发布后仍需同步并重新部署 </w:t>
+      </w:r>
+      <w:r>
+        <w:rPr>
+          <w:rFonts w:ascii="Consolas" w:hAnsi="Consolas" w:eastAsia="宋体"/>
+          <w:b w:val="0"/>
+          <w:color w:val="A31D1D"/>
+          <w:sz w:val="20"/>
+        </w:rPr>
+        <w:t>data</w:t>
+      </w:r>
+      <w:r>
+        <w:rPr>
+          <w:rFonts w:ascii="Times New Roman" w:hAnsi="Times New Roman" w:eastAsia="宋体"/>
+          <w:b w:val="0"/>
+          <w:sz w:val="21"/>
+        </w:rPr>
+        <w:t xml:space="preserve"> 再上传小程序，不能只更新前端。上线前补微信编译包体、原生组件、字体与键盘、真机和真实云端取数验证。</w:t>
       </w:r>
     </w:p>
     <w:p>

--- a/云开发控制台操作指南.docx
+++ b/云开发控制台操作指南.docx
@@ -179,15 +179,15 @@
                 <w:b/>
                 <w:sz w:val="19"/>
               </w:rPr>
-              <w:t>201</w:t>
-            </w:r>
-            <w:r>
-              <w:rPr>
-                <w:rFonts w:ascii="Times New Roman" w:hAnsi="Times New Roman" w:eastAsia="宋体"/>
-                <w:b w:val="0"/>
-                <w:sz w:val="19"/>
-              </w:rPr>
-              <w:t xml:space="preserve"> 个 action：身份 13 + 协会空间 119 + 跨校邀请赛 16 + 运动会 53）</w:t>
+              <w:t>202</w:t>
+            </w:r>
+            <w:r>
+              <w:rPr>
+                <w:rFonts w:ascii="Times New Roman" w:hAnsi="Times New Roman" w:eastAsia="宋体"/>
+                <w:b w:val="0"/>
+                <w:sz w:val="19"/>
+              </w:rPr>
+              <w:t xml:space="preserve"> 个 action：身份 14 + 协会空间 119 + 跨校邀请赛 16 + 运动会 53）</w:t>
             </w:r>
           </w:p>
         </w:tc>
@@ -20423,7 +20423,7 @@
           <w:b w:val="0"/>
           <w:sz w:val="21"/>
         </w:rPr>
-        <w:t xml:space="preserve">、上传小程序。当前共享镜像共 94 个文件；第十轮新增两个共享模块，本轮新增界面纯整形模块，未增加 action、集合或回填。公告分页仍调用 </w:t>
+        <w:t xml:space="preserve">、上传小程序。当前共享镜像共 96 个文件。第十轮没有新增 action、集合或回填；公告分页仍调用 </w:t>
       </w:r>
       <w:r>
         <w:rPr>
@@ -20474,7 +20474,7 @@
           <w:b w:val="0"/>
           <w:sz w:val="21"/>
         </w:rPr>
-        <w:t>）。</w:t>
+        <w:t>）。个人体育中心另见下方发布要求。</w:t>
       </w:r>
     </w:p>
     <w:p>
@@ -20501,7 +20501,24 @@
           <w:b w:val="0"/>
           <w:sz w:val="21"/>
         </w:rPr>
-        <w:t xml:space="preserve">本轮按用户要求不提交、不部署，代码和辅助预览用于先看效果。学院选人新增 </w:t>
+        <w:t xml:space="preserve">F01–F17 已按用户要求提交为 </w:t>
+      </w:r>
+      <w:r>
+        <w:rPr>
+          <w:rFonts w:ascii="Consolas" w:hAnsi="Consolas" w:eastAsia="宋体"/>
+          <w:b w:val="0"/>
+          <w:color w:val="A31D1D"/>
+          <w:sz w:val="20"/>
+        </w:rPr>
+        <w:t>581104f</w:t>
+      </w:r>
+      <w:r>
+        <w:rPr>
+          <w:rFonts w:ascii="Times New Roman" w:hAnsi="Times New Roman" w:eastAsia="宋体"/>
+          <w:b w:val="0"/>
+          <w:sz w:val="21"/>
+        </w:rPr>
+        <w:t xml:space="preserve">，尚未部署。学院选人新增 </w:t>
       </w:r>
       <w:r>
         <w:rPr>
@@ -20612,6 +20629,125 @@
           <w:sz w:val="21"/>
         </w:rPr>
         <w:t>。本地已完成自动回归，真实云端查询计划与真机布局尚待验证。</w:t>
+      </w:r>
+    </w:p>
+    <w:p>
+      <w:pPr>
+        <w:spacing w:before="200" w:after="120"/>
+      </w:pPr>
+      <w:r>
+        <w:rPr>
+          <w:rFonts w:ascii="Times New Roman" w:hAnsi="Times New Roman" w:eastAsia="微软雅黑"/>
+          <w:b/>
+          <w:color w:val="1F4E79"/>
+          <w:sz w:val="26"/>
+        </w:rPr>
+        <w:t>个人体育中心发布要求</w:t>
+      </w:r>
+    </w:p>
+    <w:p>
+      <w:pPr>
+        <w:spacing w:after="80" w:line="300" w:lineRule="auto"/>
+      </w:pPr>
+      <w:r>
+        <w:rPr>
+          <w:rFonts w:ascii="Times New Roman" w:hAnsi="Times New Roman" w:eastAsia="宋体"/>
+          <w:b w:val="0"/>
+          <w:sz w:val="21"/>
+        </w:rPr>
+        <w:t xml:space="preserve">新增只读身份 action </w:t>
+      </w:r>
+      <w:r>
+        <w:rPr>
+          <w:rFonts w:ascii="Consolas" w:hAnsi="Consolas" w:eastAsia="宋体"/>
+          <w:b w:val="0"/>
+          <w:color w:val="A31D1D"/>
+          <w:sz w:val="20"/>
+        </w:rPr>
+        <w:t>getMySportsDashboard</w:t>
+      </w:r>
+      <w:r>
+        <w:rPr>
+          <w:rFonts w:ascii="Times New Roman" w:hAnsi="Times New Roman" w:eastAsia="宋体"/>
+          <w:b w:val="0"/>
+          <w:sz w:val="21"/>
+        </w:rPr>
+        <w:t>，聚合认证本人的赛程、待办与护照，学校级身份独立于协会开关。默认 20、最多 30 条，首页取下一场 1 条及待办 3 条。当前共 202 个 action、96 个镜像，无新集合或回填。该批本批按用户授权验收后提交，尚未部署。</w:t>
+      </w:r>
+    </w:p>
+    <w:p>
+      <w:pPr>
+        <w:spacing w:after="80" w:line="300" w:lineRule="auto"/>
+      </w:pPr>
+      <w:r>
+        <w:rPr>
+          <w:rFonts w:ascii="Times New Roman" w:hAnsi="Times New Roman" w:eastAsia="宋体"/>
+          <w:b w:val="0"/>
+          <w:sz w:val="21"/>
+        </w:rPr>
+        <w:t>按</w:t>
+      </w:r>
+      <w:r>
+        <w:rPr>
+          <w:rFonts w:ascii="Times New Roman" w:hAnsi="Times New Roman" w:eastAsia="宋体"/>
+          <w:b w:val="0"/>
+          <w:sz w:val="21"/>
+        </w:rPr>
+        <w:t>索引清单 §2.7</w:t>
+      </w:r>
+      <w:r>
+        <w:rPr>
+          <w:rFonts w:ascii="Times New Roman" w:hAnsi="Times New Roman" w:eastAsia="宋体"/>
+          <w:b w:val="0"/>
+          <w:sz w:val="21"/>
+        </w:rPr>
+        <w:t xml:space="preserve">新增 13 条关系/管理范围索引，核对六类关联外键前缀索引并等待可用；再同步、重新部署 </w:t>
+      </w:r>
+      <w:r>
+        <w:rPr>
+          <w:rFonts w:ascii="Consolas" w:hAnsi="Consolas" w:eastAsia="宋体"/>
+          <w:b w:val="0"/>
+          <w:color w:val="A31D1D"/>
+          <w:sz w:val="20"/>
+        </w:rPr>
+        <w:t>data</w:t>
+      </w:r>
+      <w:r>
+        <w:rPr>
+          <w:rFonts w:ascii="Times New Roman" w:hAnsi="Times New Roman" w:eastAsia="宋体"/>
+          <w:b w:val="0"/>
+          <w:sz w:val="21"/>
+        </w:rPr>
+        <w:t xml:space="preserve"> 和上传小程序。真实云端需要逐来源验证聚合表达式、查询计划、相关历史增长后的耗时、读量及冷启动；本地契约桩通过不等于云端验证完成。</w:t>
+      </w:r>
+    </w:p>
+    <w:p>
+      <w:pPr>
+        <w:spacing w:after="80" w:line="300" w:lineRule="auto"/>
+      </w:pPr>
+      <w:r>
+        <w:rPr>
+          <w:rFonts w:ascii="Times New Roman" w:hAnsi="Times New Roman" w:eastAsia="宋体"/>
+          <w:b w:val="0"/>
+          <w:sz w:val="21"/>
+        </w:rPr>
+        <w:t>上线核对：普通会员不能指定其他用户；外校或失效身份被拒绝；学院退回按授权学院；撤换裁判、作废场次、结束赛事及新版发布后旧待办/旧成绩不残留；记录入选名单与正式成绩使用不同文字；切换学校/账号后的旧请求不回写。完整说明见</w:t>
+      </w:r>
+      <w:r>
+        <w:rPr>
+          <w:rFonts w:ascii="Times New Roman" w:hAnsi="Times New Roman" w:eastAsia="宋体"/>
+          <w:b w:val="0"/>
+          <w:sz w:val="21"/>
+        </w:rPr>
+        <w:t>个人体育中心</w:t>
+      </w:r>
+      <w:r>
+        <w:rPr>
+          <w:rFonts w:ascii="Times New Roman" w:hAnsi="Times New Roman" w:eastAsia="宋体"/>
+          <w:b w:val="0"/>
+          <w:sz w:val="21"/>
+        </w:rPr>
+        <w:t>。</w:t>
       </w:r>
     </w:p>
     <w:p>
